--- a/resources/ผลงานวิชาการ.docx
+++ b/resources/ผลงานวิชาการ.docx
@@ -12872,7 +12872,7 @@
           <w:szCs w:val="32"/>
           <w14:ligatures w14:val="none"/>
         </w:rPr>
-        <w:t xml:space="preserve">Alternative Development in Northern Thailand – How Much Credit (or </w:t>
+        <w:t xml:space="preserve">2005 Alternative Development in Northern Thailand – How Much Credit (or </w:t>
       </w:r>
     </w:p>
     <w:p>

--- a/resources/ผลงานวิชาการ.docx
+++ b/resources/ผลงานวิชาการ.docx
@@ -2674,7 +2674,6 @@
           <w14:ligatures w14:val="none"/>
         </w:rPr>
       </w:pPr>
-      <w:proofErr w:type="gramStart"/>
       <w:r>
         <w:rPr>
           <w:rFonts w:ascii="TH SarabunPSK" w:eastAsia="Cordia New" w:hAnsi="TH SarabunPSK" w:cs="TH SarabunPSK"/>
@@ -2706,19 +2705,7 @@
           <w14:ligatures w14:val="none"/>
         </w:rPr>
         <w:tab/>
-        <w:t>(บรรณาธิการ</w:t>
-      </w:r>
-      <w:proofErr w:type="gramEnd"/>
-      <w:r>
-        <w:rPr>
-          <w:rFonts w:ascii="TH SarabunPSK" w:eastAsia="Cordia New" w:hAnsi="TH SarabunPSK" w:cs="TH SarabunPSK"/>
-          <w:kern w:val="0"/>
-          <w:sz w:val="32"/>
-          <w:szCs w:val="32"/>
-          <w:cs/>
-          <w14:ligatures w14:val="none"/>
-        </w:rPr>
-        <w:t xml:space="preserve">) </w:t>
+        <w:t xml:space="preserve">(บรรณาธิการ) </w:t>
       </w:r>
       <w:r>
         <w:rPr>
@@ -3339,6 +3326,7 @@
           <w:cs/>
           <w14:ligatures w14:val="none"/>
         </w:rPr>
+        <w:lastRenderedPageBreak/>
         <w:tab/>
         <w:t>2548ค</w:t>
       </w:r>
@@ -3506,1736 +3494,1734 @@
           <w:cs/>
           <w14:ligatures w14:val="none"/>
         </w:rPr>
+        <w:t>(เสถียร ฉันทะ, ผู้เขียน). เชียงใหม่</w:t>
+      </w:r>
+      <w:r>
+        <w:rPr>
+          <w:rFonts w:ascii="TH SarabunPSK" w:eastAsia="Cordia New" w:hAnsi="TH SarabunPSK" w:cs="TH SarabunPSK"/>
+          <w:kern w:val="0"/>
+          <w:sz w:val="32"/>
+          <w:szCs w:val="32"/>
+          <w14:ligatures w14:val="none"/>
+        </w:rPr>
+        <w:t xml:space="preserve">: </w:t>
+      </w:r>
+      <w:r>
+        <w:rPr>
+          <w:rFonts w:ascii="TH SarabunPSK" w:eastAsia="Cordia New" w:hAnsi="TH SarabunPSK" w:cs="TH SarabunPSK"/>
+          <w:kern w:val="0"/>
+          <w:sz w:val="32"/>
+          <w:szCs w:val="32"/>
+          <w:cs/>
+          <w14:ligatures w14:val="none"/>
+        </w:rPr>
+        <w:t>สถาบันวิจัยสังคม มหาวิทยาลัยเชียงใหม่</w:t>
+      </w:r>
+    </w:p>
+    <w:p>
+      <w:pPr>
+        <w:spacing w:after="0"/>
+        <w:ind w:firstLine="709"/>
+        <w:rPr>
+          <w:rFonts w:ascii="TH SarabunPSK" w:eastAsia="Cordia New" w:hAnsi="TH SarabunPSK" w:cs="TH SarabunPSK"/>
+          <w:kern w:val="0"/>
+          <w:sz w:val="32"/>
+          <w:szCs w:val="32"/>
+          <w14:ligatures w14:val="none"/>
+        </w:rPr>
+      </w:pPr>
+      <w:r>
+        <w:rPr>
+          <w:rFonts w:ascii="TH SarabunPSK" w:eastAsia="Cordia New" w:hAnsi="TH SarabunPSK" w:cs="TH SarabunPSK"/>
+          <w:kern w:val="0"/>
+          <w:sz w:val="32"/>
+          <w:szCs w:val="32"/>
+          <w14:ligatures w14:val="none"/>
+        </w:rPr>
+        <w:t>2547</w:t>
+      </w:r>
+      <w:r>
+        <w:rPr>
+          <w:rFonts w:ascii="TH SarabunPSK" w:eastAsia="Cordia New" w:hAnsi="TH SarabunPSK" w:cs="TH SarabunPSK"/>
+          <w:kern w:val="0"/>
+          <w:sz w:val="32"/>
+          <w:szCs w:val="32"/>
+          <w:cs/>
+          <w14:ligatures w14:val="none"/>
+        </w:rPr>
+        <w:tab/>
+      </w:r>
+      <w:r>
+        <w:rPr>
+          <w:rFonts w:ascii="TH SarabunPSK" w:eastAsia="Cordia New" w:hAnsi="TH SarabunPSK" w:cs="TH SarabunPSK"/>
+          <w:kern w:val="0"/>
+          <w:sz w:val="32"/>
+          <w:szCs w:val="32"/>
+          <w14:ligatures w14:val="none"/>
+        </w:rPr>
+        <w:t>“</w:t>
+      </w:r>
+      <w:r>
+        <w:rPr>
+          <w:rFonts w:ascii="TH SarabunPSK" w:eastAsia="Cordia New" w:hAnsi="TH SarabunPSK" w:cs="TH SarabunPSK"/>
+          <w:kern w:val="0"/>
+          <w:sz w:val="32"/>
+          <w:szCs w:val="32"/>
+          <w:cs/>
+          <w14:ligatures w14:val="none"/>
+        </w:rPr>
+        <w:t>การสร้างและสืบทอดอัตลักษณ์ของกลุ่มชาติพันธุ์ม้ง</w:t>
+      </w:r>
+      <w:r>
+        <w:rPr>
+          <w:rFonts w:ascii="TH SarabunPSK" w:eastAsia="Cordia New" w:hAnsi="TH SarabunPSK" w:cs="TH SarabunPSK"/>
+          <w:kern w:val="0"/>
+          <w:sz w:val="32"/>
+          <w:szCs w:val="32"/>
+          <w14:ligatures w14:val="none"/>
+        </w:rPr>
+        <w:t xml:space="preserve">,” </w:t>
+      </w:r>
+      <w:r>
+        <w:rPr>
+          <w:rFonts w:ascii="TH SarabunPSK" w:eastAsia="Cordia New" w:hAnsi="TH SarabunPSK" w:cs="TH SarabunPSK"/>
+          <w:i/>
+          <w:iCs/>
+          <w:kern w:val="0"/>
+          <w:sz w:val="32"/>
+          <w:szCs w:val="32"/>
+          <w:cs/>
+          <w14:ligatures w14:val="none"/>
+        </w:rPr>
+        <w:t>วาทกรรมอัตลักษณ์.</w:t>
+      </w:r>
+      <w:r>
+        <w:rPr>
+          <w:rFonts w:ascii="TH SarabunPSK" w:eastAsia="Cordia New" w:hAnsi="TH SarabunPSK" w:cs="TH SarabunPSK"/>
+          <w:kern w:val="0"/>
+          <w:sz w:val="32"/>
+          <w:szCs w:val="32"/>
+          <w14:ligatures w14:val="none"/>
+        </w:rPr>
+        <w:t xml:space="preserve">  </w:t>
+      </w:r>
+    </w:p>
+    <w:p>
+      <w:pPr>
+        <w:spacing w:after="0"/>
+        <w:ind w:left="720" w:firstLine="720"/>
+        <w:rPr>
+          <w:rFonts w:ascii="TH SarabunPSK" w:eastAsia="Cordia New" w:hAnsi="TH SarabunPSK" w:cs="TH SarabunPSK"/>
+          <w:kern w:val="0"/>
+          <w:sz w:val="32"/>
+          <w:szCs w:val="32"/>
+          <w14:ligatures w14:val="none"/>
+        </w:rPr>
+      </w:pPr>
+      <w:r>
+        <w:rPr>
+          <w:rFonts w:ascii="TH SarabunPSK" w:eastAsia="Cordia New" w:hAnsi="TH SarabunPSK" w:cs="TH SarabunPSK"/>
+          <w:kern w:val="0"/>
+          <w:sz w:val="32"/>
+          <w:szCs w:val="32"/>
+          <w:cs/>
+          <w14:ligatures w14:val="none"/>
+        </w:rPr>
+        <w:t xml:space="preserve">หนังสือรวมบทความจากการประชุมประจำปีทางมานุษยวิทยาครั้งที่ </w:t>
+      </w:r>
+      <w:r>
+        <w:rPr>
+          <w:rFonts w:ascii="TH SarabunPSK" w:eastAsia="Cordia New" w:hAnsi="TH SarabunPSK" w:cs="TH SarabunPSK"/>
+          <w:kern w:val="0"/>
+          <w:sz w:val="32"/>
+          <w:szCs w:val="32"/>
+          <w14:ligatures w14:val="none"/>
+        </w:rPr>
+        <w:t xml:space="preserve">2 </w:t>
+      </w:r>
+      <w:r>
+        <w:rPr>
+          <w:rFonts w:ascii="TH SarabunPSK" w:eastAsia="Cordia New" w:hAnsi="TH SarabunPSK" w:cs="TH SarabunPSK"/>
+          <w:kern w:val="0"/>
+          <w:sz w:val="32"/>
+          <w:szCs w:val="32"/>
+          <w:cs/>
+          <w14:ligatures w14:val="none"/>
+        </w:rPr>
+        <w:t>เรื่อง ชาติ</w:t>
+      </w:r>
+    </w:p>
+    <w:p>
+      <w:pPr>
+        <w:spacing w:after="0"/>
+        <w:ind w:left="720" w:firstLine="720"/>
+        <w:rPr>
+          <w:rFonts w:ascii="TH SarabunPSK" w:eastAsia="Cordia New" w:hAnsi="TH SarabunPSK" w:cs="TH SarabunPSK"/>
+          <w:kern w:val="0"/>
+          <w:sz w:val="32"/>
+          <w:szCs w:val="32"/>
+          <w14:ligatures w14:val="none"/>
+        </w:rPr>
+      </w:pPr>
+      <w:r>
+        <w:rPr>
+          <w:rFonts w:ascii="TH SarabunPSK" w:eastAsia="Cordia New" w:hAnsi="TH SarabunPSK" w:cs="TH SarabunPSK"/>
+          <w:kern w:val="0"/>
+          <w:sz w:val="32"/>
+          <w:szCs w:val="32"/>
+          <w:cs/>
+          <w14:ligatures w14:val="none"/>
+        </w:rPr>
+        <w:t>และชาติพันธุ์</w:t>
+      </w:r>
+      <w:r>
+        <w:rPr>
+          <w:rFonts w:ascii="TH SarabunPSK" w:eastAsia="Cordia New" w:hAnsi="TH SarabunPSK" w:cs="TH SarabunPSK"/>
+          <w:kern w:val="0"/>
+          <w:sz w:val="32"/>
+          <w:szCs w:val="32"/>
+          <w14:ligatures w14:val="none"/>
+        </w:rPr>
+        <w:t xml:space="preserve">: </w:t>
+      </w:r>
+      <w:r>
+        <w:rPr>
+          <w:rFonts w:ascii="TH SarabunPSK" w:eastAsia="Cordia New" w:hAnsi="TH SarabunPSK" w:cs="TH SarabunPSK"/>
+          <w:kern w:val="0"/>
+          <w:sz w:val="32"/>
+          <w:szCs w:val="32"/>
+          <w:cs/>
+          <w14:ligatures w14:val="none"/>
+        </w:rPr>
+        <w:t>วิถีชีวิตและความหลากหลายทางชาติพันธุ์ในโลกปัจจุบัน</w:t>
+      </w:r>
+      <w:r>
+        <w:rPr>
+          <w:rFonts w:ascii="TH SarabunPSK" w:eastAsia="Cordia New" w:hAnsi="TH SarabunPSK" w:cs="TH SarabunPSK"/>
+          <w:kern w:val="0"/>
+          <w:sz w:val="32"/>
+          <w:szCs w:val="32"/>
+          <w14:ligatures w14:val="none"/>
+        </w:rPr>
+        <w:t>,</w:t>
+      </w:r>
+      <w:r>
+        <w:rPr>
+          <w:rFonts w:ascii="TH SarabunPSK" w:eastAsia="Cordia New" w:hAnsi="TH SarabunPSK" w:cs="TH SarabunPSK"/>
+          <w:kern w:val="0"/>
+          <w:sz w:val="32"/>
+          <w:szCs w:val="32"/>
+          <w:cs/>
+          <w14:ligatures w14:val="none"/>
+        </w:rPr>
+        <w:t xml:space="preserve"> หน้า </w:t>
+      </w:r>
+      <w:r>
+        <w:rPr>
+          <w:rFonts w:ascii="TH SarabunPSK" w:eastAsia="Cordia New" w:hAnsi="TH SarabunPSK" w:cs="TH SarabunPSK"/>
+          <w:kern w:val="0"/>
+          <w:sz w:val="32"/>
+          <w:szCs w:val="32"/>
+          <w14:ligatures w14:val="none"/>
+        </w:rPr>
+        <w:t>31-72.</w:t>
+      </w:r>
+    </w:p>
+    <w:p>
+      <w:pPr>
+        <w:spacing w:after="0"/>
+        <w:ind w:left="720" w:firstLine="720"/>
+        <w:rPr>
+          <w:rFonts w:ascii="TH SarabunPSK" w:eastAsia="Cordia New" w:hAnsi="TH SarabunPSK" w:cs="TH SarabunPSK"/>
+          <w:kern w:val="0"/>
+          <w:sz w:val="32"/>
+          <w:szCs w:val="32"/>
+          <w14:ligatures w14:val="none"/>
+        </w:rPr>
+      </w:pPr>
+      <w:r>
+        <w:rPr>
+          <w:rFonts w:ascii="TH SarabunPSK" w:eastAsia="Cordia New" w:hAnsi="TH SarabunPSK" w:cs="TH SarabunPSK"/>
+          <w:kern w:val="0"/>
+          <w:sz w:val="32"/>
+          <w:szCs w:val="32"/>
+          <w:cs/>
+          <w14:ligatures w14:val="none"/>
+        </w:rPr>
+        <w:t>กรุงเทพฯ</w:t>
+      </w:r>
+      <w:r>
+        <w:rPr>
+          <w:rFonts w:ascii="TH SarabunPSK" w:eastAsia="Cordia New" w:hAnsi="TH SarabunPSK" w:cs="TH SarabunPSK"/>
+          <w:kern w:val="0"/>
+          <w:sz w:val="32"/>
+          <w:szCs w:val="32"/>
+          <w14:ligatures w14:val="none"/>
+        </w:rPr>
+        <w:t xml:space="preserve">: </w:t>
+      </w:r>
+      <w:r>
+        <w:rPr>
+          <w:rFonts w:ascii="TH SarabunPSK" w:eastAsia="Cordia New" w:hAnsi="TH SarabunPSK" w:cs="TH SarabunPSK"/>
+          <w:kern w:val="0"/>
+          <w:sz w:val="32"/>
+          <w:szCs w:val="32"/>
+          <w:cs/>
+          <w14:ligatures w14:val="none"/>
+        </w:rPr>
+        <w:t>ศูนย์มานุษยวิทยาสิรินธร.</w:t>
+      </w:r>
+    </w:p>
+    <w:p>
+      <w:pPr>
+        <w:spacing w:after="0"/>
+        <w:ind w:left="1440" w:hanging="720"/>
+        <w:rPr>
+          <w:rFonts w:ascii="TH SarabunPSK" w:eastAsia="Cordia New" w:hAnsi="TH SarabunPSK" w:cs="TH SarabunPSK"/>
+          <w:kern w:val="0"/>
+          <w:sz w:val="32"/>
+          <w:szCs w:val="32"/>
+          <w14:ligatures w14:val="none"/>
+        </w:rPr>
+      </w:pPr>
+      <w:r>
+        <w:rPr>
+          <w:rFonts w:ascii="TH SarabunPSK" w:eastAsia="Cordia New" w:hAnsi="TH SarabunPSK" w:cs="TH SarabunPSK"/>
+          <w:kern w:val="0"/>
+          <w:sz w:val="32"/>
+          <w:szCs w:val="32"/>
+          <w14:ligatures w14:val="none"/>
+        </w:rPr>
+        <w:t>2546</w:t>
+      </w:r>
+      <w:r>
+        <w:rPr>
+          <w:rFonts w:ascii="TH SarabunPSK" w:eastAsia="Cordia New" w:hAnsi="TH SarabunPSK" w:cs="TH SarabunPSK"/>
+          <w:kern w:val="0"/>
+          <w:sz w:val="32"/>
+          <w:szCs w:val="32"/>
+          <w:cs/>
+          <w14:ligatures w14:val="none"/>
+        </w:rPr>
+        <w:t>ก</w:t>
+      </w:r>
+      <w:r>
+        <w:rPr>
+          <w:rFonts w:ascii="TH SarabunPSK" w:eastAsia="Cordia New" w:hAnsi="TH SarabunPSK" w:cs="TH SarabunPSK"/>
+          <w:kern w:val="0"/>
+          <w:sz w:val="32"/>
+          <w:szCs w:val="32"/>
+          <w14:ligatures w14:val="none"/>
+        </w:rPr>
+        <w:tab/>
+        <w:t>“</w:t>
+      </w:r>
+      <w:r>
+        <w:rPr>
+          <w:rFonts w:ascii="TH SarabunPSK" w:eastAsia="Cordia New" w:hAnsi="TH SarabunPSK" w:cs="TH SarabunPSK"/>
+          <w:kern w:val="0"/>
+          <w:sz w:val="32"/>
+          <w:szCs w:val="32"/>
+          <w:cs/>
+          <w14:ligatures w14:val="none"/>
+        </w:rPr>
+        <w:t>ความรู้และมายาคติเกี่ยวกับกลุ่มชาติพันธุ์ม้ง</w:t>
+      </w:r>
+      <w:r>
+        <w:rPr>
+          <w:rFonts w:ascii="TH SarabunPSK" w:eastAsia="Cordia New" w:hAnsi="TH SarabunPSK" w:cs="TH SarabunPSK"/>
+          <w:kern w:val="0"/>
+          <w:sz w:val="32"/>
+          <w:szCs w:val="32"/>
+          <w14:ligatures w14:val="none"/>
+        </w:rPr>
+        <w:t xml:space="preserve">,” </w:t>
+      </w:r>
+      <w:r>
+        <w:rPr>
+          <w:rFonts w:ascii="TH SarabunPSK" w:eastAsia="Cordia New" w:hAnsi="TH SarabunPSK" w:cs="TH SarabunPSK"/>
+          <w:i/>
+          <w:iCs/>
+          <w:kern w:val="0"/>
+          <w:sz w:val="32"/>
+          <w:szCs w:val="32"/>
+          <w:cs/>
+          <w14:ligatures w14:val="none"/>
+        </w:rPr>
+        <w:t>ชาติพันธุ์และมายาคติ</w:t>
+      </w:r>
+      <w:r>
+        <w:rPr>
+          <w:rFonts w:ascii="TH SarabunPSK" w:eastAsia="Cordia New" w:hAnsi="TH SarabunPSK" w:cs="TH SarabunPSK"/>
+          <w:kern w:val="0"/>
+          <w:sz w:val="32"/>
+          <w:szCs w:val="32"/>
+          <w:cs/>
+          <w14:ligatures w14:val="none"/>
+        </w:rPr>
+        <w:t>.</w:t>
+      </w:r>
+      <w:r>
+        <w:rPr>
+          <w:rFonts w:ascii="TH SarabunPSK" w:eastAsia="Cordia New" w:hAnsi="TH SarabunPSK" w:cs="TH SarabunPSK"/>
+          <w:kern w:val="0"/>
+          <w:sz w:val="32"/>
+          <w:szCs w:val="32"/>
+          <w14:ligatures w14:val="none"/>
+        </w:rPr>
+        <w:t xml:space="preserve"> </w:t>
+      </w:r>
+      <w:r>
+        <w:rPr>
+          <w:rFonts w:ascii="TH SarabunPSK" w:eastAsia="Cordia New" w:hAnsi="TH SarabunPSK" w:cs="TH SarabunPSK"/>
+          <w:kern w:val="0"/>
+          <w:sz w:val="32"/>
+          <w:szCs w:val="32"/>
+          <w:cs/>
+          <w14:ligatures w14:val="none"/>
+        </w:rPr>
+        <w:t xml:space="preserve">ชูพินิจ เกษมณี และคณะ </w:t>
+      </w:r>
+      <w:r>
+        <w:rPr>
+          <w:rFonts w:ascii="TH SarabunPSK" w:eastAsia="Cordia New" w:hAnsi="TH SarabunPSK" w:cs="TH SarabunPSK"/>
+          <w:kern w:val="0"/>
+          <w:sz w:val="32"/>
+          <w:szCs w:val="32"/>
+          <w14:ligatures w14:val="none"/>
+        </w:rPr>
+        <w:t>(</w:t>
+      </w:r>
+      <w:r>
+        <w:rPr>
+          <w:rFonts w:ascii="TH SarabunPSK" w:eastAsia="Cordia New" w:hAnsi="TH SarabunPSK" w:cs="TH SarabunPSK"/>
+          <w:kern w:val="0"/>
+          <w:sz w:val="32"/>
+          <w:szCs w:val="32"/>
+          <w:cs/>
+          <w14:ligatures w14:val="none"/>
+        </w:rPr>
+        <w:t>บรรณาธิการ</w:t>
+      </w:r>
+      <w:r>
+        <w:rPr>
+          <w:rFonts w:ascii="TH SarabunPSK" w:eastAsia="Cordia New" w:hAnsi="TH SarabunPSK" w:cs="TH SarabunPSK"/>
+          <w:kern w:val="0"/>
+          <w:sz w:val="32"/>
+          <w:szCs w:val="32"/>
+          <w14:ligatures w14:val="none"/>
+        </w:rPr>
+        <w:t xml:space="preserve">), </w:t>
+      </w:r>
+      <w:r>
+        <w:rPr>
+          <w:rFonts w:ascii="TH SarabunPSK" w:eastAsia="Cordia New" w:hAnsi="TH SarabunPSK" w:cs="TH SarabunPSK"/>
+          <w:kern w:val="0"/>
+          <w:sz w:val="32"/>
+          <w:szCs w:val="32"/>
+          <w:cs/>
+          <w14:ligatures w14:val="none"/>
+        </w:rPr>
+        <w:t xml:space="preserve">หน้า </w:t>
+      </w:r>
+      <w:r>
+        <w:rPr>
+          <w:rFonts w:ascii="TH SarabunPSK" w:eastAsia="Cordia New" w:hAnsi="TH SarabunPSK" w:cs="TH SarabunPSK"/>
+          <w:kern w:val="0"/>
+          <w:sz w:val="32"/>
+          <w:szCs w:val="32"/>
+          <w14:ligatures w14:val="none"/>
+        </w:rPr>
+        <w:t xml:space="preserve">23-56. </w:t>
+      </w:r>
+      <w:r>
+        <w:rPr>
+          <w:rFonts w:ascii="TH SarabunPSK" w:eastAsia="Cordia New" w:hAnsi="TH SarabunPSK" w:cs="TH SarabunPSK"/>
+          <w:kern w:val="0"/>
+          <w:sz w:val="32"/>
+          <w:szCs w:val="32"/>
+          <w:cs/>
+          <w14:ligatures w14:val="none"/>
+        </w:rPr>
+        <w:t>กรุงเทพฯ</w:t>
+      </w:r>
+      <w:r>
+        <w:rPr>
+          <w:rFonts w:ascii="TH SarabunPSK" w:eastAsia="Cordia New" w:hAnsi="TH SarabunPSK" w:cs="TH SarabunPSK"/>
+          <w:kern w:val="0"/>
+          <w:sz w:val="32"/>
+          <w:szCs w:val="32"/>
+          <w14:ligatures w14:val="none"/>
+        </w:rPr>
+        <w:t xml:space="preserve">: </w:t>
+      </w:r>
+      <w:r>
+        <w:rPr>
+          <w:rFonts w:ascii="TH SarabunPSK" w:eastAsia="Cordia New" w:hAnsi="TH SarabunPSK" w:cs="TH SarabunPSK"/>
+          <w:kern w:val="0"/>
+          <w:sz w:val="32"/>
+          <w:szCs w:val="32"/>
+          <w:cs/>
+          <w14:ligatures w14:val="none"/>
+        </w:rPr>
+        <w:t xml:space="preserve">สำนักงานคณะกรรมการวัฒนธรรมแห่งชาติ กระทรวงวัฒนธรรม.  </w:t>
+      </w:r>
+    </w:p>
+    <w:p>
+      <w:pPr>
+        <w:spacing w:after="0"/>
+        <w:ind w:left="1440" w:hanging="720"/>
+        <w:rPr>
+          <w:rFonts w:ascii="TH SarabunPSK" w:eastAsia="Cordia New" w:hAnsi="TH SarabunPSK" w:cs="TH SarabunPSK"/>
+          <w:kern w:val="0"/>
+          <w:sz w:val="32"/>
+          <w:szCs w:val="32"/>
+          <w14:ligatures w14:val="none"/>
+        </w:rPr>
+      </w:pPr>
+      <w:r>
+        <w:rPr>
+          <w:rFonts w:ascii="TH SarabunPSK" w:eastAsia="Cordia New" w:hAnsi="TH SarabunPSK" w:cs="TH SarabunPSK"/>
+          <w:kern w:val="0"/>
+          <w:sz w:val="32"/>
+          <w:szCs w:val="32"/>
+          <w14:ligatures w14:val="none"/>
+        </w:rPr>
+        <w:t>2546</w:t>
+      </w:r>
+      <w:r>
+        <w:rPr>
+          <w:rFonts w:ascii="TH SarabunPSK" w:eastAsia="Cordia New" w:hAnsi="TH SarabunPSK" w:cs="TH SarabunPSK"/>
+          <w:kern w:val="0"/>
+          <w:sz w:val="32"/>
+          <w:szCs w:val="32"/>
+          <w:cs/>
+          <w14:ligatures w14:val="none"/>
+        </w:rPr>
+        <w:t>ข</w:t>
+      </w:r>
+      <w:r>
+        <w:rPr>
+          <w:rFonts w:ascii="TH SarabunPSK" w:eastAsia="Cordia New" w:hAnsi="TH SarabunPSK" w:cs="TH SarabunPSK"/>
+          <w:kern w:val="0"/>
+          <w:sz w:val="32"/>
+          <w:szCs w:val="32"/>
+          <w14:ligatures w14:val="none"/>
+        </w:rPr>
+        <w:tab/>
+        <w:t>“</w:t>
+      </w:r>
+      <w:r>
+        <w:rPr>
+          <w:rFonts w:ascii="TH SarabunPSK" w:eastAsia="Cordia New" w:hAnsi="TH SarabunPSK" w:cs="TH SarabunPSK"/>
+          <w:kern w:val="0"/>
+          <w:sz w:val="32"/>
+          <w:szCs w:val="32"/>
+          <w:cs/>
+          <w14:ligatures w14:val="none"/>
+        </w:rPr>
+        <w:t>อัตลักษณ์ทางเครือญาติของกลุ่มชาติพันธุ์ม้งท่ามกลางความทันสมัย</w:t>
+      </w:r>
+      <w:r>
+        <w:rPr>
+          <w:rFonts w:ascii="TH SarabunPSK" w:eastAsia="Cordia New" w:hAnsi="TH SarabunPSK" w:cs="TH SarabunPSK"/>
+          <w:kern w:val="0"/>
+          <w:sz w:val="32"/>
+          <w:szCs w:val="32"/>
+          <w14:ligatures w14:val="none"/>
+        </w:rPr>
+        <w:t xml:space="preserve">,” </w:t>
+      </w:r>
+      <w:r>
+        <w:rPr>
+          <w:rFonts w:ascii="TH SarabunPSK" w:eastAsia="Cordia New" w:hAnsi="TH SarabunPSK" w:cs="TH SarabunPSK"/>
+          <w:i/>
+          <w:iCs/>
+          <w:kern w:val="0"/>
+          <w:sz w:val="32"/>
+          <w:szCs w:val="32"/>
+          <w:cs/>
+          <w14:ligatures w14:val="none"/>
+        </w:rPr>
+        <w:t>อัตลักษณ์ชาติพันธุ์และความเป็นชายขอบ</w:t>
+      </w:r>
+      <w:r>
+        <w:rPr>
+          <w:rFonts w:ascii="TH SarabunPSK" w:eastAsia="Cordia New" w:hAnsi="TH SarabunPSK" w:cs="TH SarabunPSK"/>
+          <w:kern w:val="0"/>
+          <w:sz w:val="32"/>
+          <w:szCs w:val="32"/>
+          <w:cs/>
+          <w14:ligatures w14:val="none"/>
+        </w:rPr>
+        <w:t>,</w:t>
+      </w:r>
+      <w:r>
+        <w:rPr>
+          <w:rFonts w:ascii="TH SarabunPSK" w:eastAsia="Cordia New" w:hAnsi="TH SarabunPSK" w:cs="TH SarabunPSK"/>
+          <w:kern w:val="0"/>
+          <w:sz w:val="32"/>
+          <w:szCs w:val="32"/>
+          <w14:ligatures w14:val="none"/>
+        </w:rPr>
+        <w:t xml:space="preserve"> </w:t>
+      </w:r>
+      <w:r>
+        <w:rPr>
+          <w:rFonts w:ascii="TH SarabunPSK" w:eastAsia="Cordia New" w:hAnsi="TH SarabunPSK" w:cs="TH SarabunPSK"/>
+          <w:kern w:val="0"/>
+          <w:sz w:val="32"/>
+          <w:szCs w:val="32"/>
+          <w:cs/>
+          <w14:ligatures w14:val="none"/>
+        </w:rPr>
+        <w:t xml:space="preserve">ปิ่นแก้ว เหลืองอร่ามศรี </w:t>
+      </w:r>
+      <w:r>
+        <w:rPr>
+          <w:rFonts w:ascii="TH SarabunPSK" w:eastAsia="Cordia New" w:hAnsi="TH SarabunPSK" w:cs="TH SarabunPSK"/>
+          <w:kern w:val="0"/>
+          <w:sz w:val="32"/>
+          <w:szCs w:val="32"/>
+          <w14:ligatures w14:val="none"/>
+        </w:rPr>
+        <w:t>(</w:t>
+      </w:r>
+      <w:r>
+        <w:rPr>
+          <w:rFonts w:ascii="TH SarabunPSK" w:eastAsia="Cordia New" w:hAnsi="TH SarabunPSK" w:cs="TH SarabunPSK"/>
+          <w:kern w:val="0"/>
+          <w:sz w:val="32"/>
+          <w:szCs w:val="32"/>
+          <w:cs/>
+          <w14:ligatures w14:val="none"/>
+        </w:rPr>
+        <w:t>บรรณาธิการ</w:t>
+      </w:r>
+      <w:r>
+        <w:rPr>
+          <w:rFonts w:ascii="TH SarabunPSK" w:eastAsia="Cordia New" w:hAnsi="TH SarabunPSK" w:cs="TH SarabunPSK"/>
+          <w:kern w:val="0"/>
+          <w:sz w:val="32"/>
+          <w:szCs w:val="32"/>
+          <w14:ligatures w14:val="none"/>
+        </w:rPr>
+        <w:t xml:space="preserve">), </w:t>
+      </w:r>
+      <w:r>
+        <w:rPr>
+          <w:rFonts w:ascii="TH SarabunPSK" w:eastAsia="Cordia New" w:hAnsi="TH SarabunPSK" w:cs="TH SarabunPSK"/>
+          <w:kern w:val="0"/>
+          <w:sz w:val="32"/>
+          <w:szCs w:val="32"/>
+          <w:cs/>
+          <w14:ligatures w14:val="none"/>
+        </w:rPr>
+        <w:t xml:space="preserve">หน้า </w:t>
+      </w:r>
+      <w:r>
+        <w:rPr>
+          <w:rFonts w:ascii="TH SarabunPSK" w:eastAsia="Cordia New" w:hAnsi="TH SarabunPSK" w:cs="TH SarabunPSK"/>
+          <w:kern w:val="0"/>
+          <w:sz w:val="32"/>
+          <w:szCs w:val="32"/>
+          <w14:ligatures w14:val="none"/>
+        </w:rPr>
+        <w:t xml:space="preserve">203-252. </w:t>
+      </w:r>
+      <w:r>
+        <w:rPr>
+          <w:rFonts w:ascii="TH SarabunPSK" w:eastAsia="Cordia New" w:hAnsi="TH SarabunPSK" w:cs="TH SarabunPSK"/>
+          <w:kern w:val="0"/>
+          <w:sz w:val="32"/>
+          <w:szCs w:val="32"/>
+          <w:cs/>
+          <w14:ligatures w14:val="none"/>
+        </w:rPr>
+        <w:t>กรุงเทพฯ</w:t>
+      </w:r>
+      <w:r>
+        <w:rPr>
+          <w:rFonts w:ascii="TH SarabunPSK" w:eastAsia="Cordia New" w:hAnsi="TH SarabunPSK" w:cs="TH SarabunPSK"/>
+          <w:kern w:val="0"/>
+          <w:sz w:val="32"/>
+          <w:szCs w:val="32"/>
+          <w14:ligatures w14:val="none"/>
+        </w:rPr>
+        <w:t xml:space="preserve">: </w:t>
+      </w:r>
+      <w:r>
+        <w:rPr>
+          <w:rFonts w:ascii="TH SarabunPSK" w:eastAsia="Cordia New" w:hAnsi="TH SarabunPSK" w:cs="TH SarabunPSK"/>
+          <w:kern w:val="0"/>
+          <w:sz w:val="32"/>
+          <w:szCs w:val="32"/>
+          <w:cs/>
+          <w14:ligatures w14:val="none"/>
+        </w:rPr>
+        <w:t>ศูนย์มานุษยวิทยาสิรินธร</w:t>
+      </w:r>
+      <w:r>
+        <w:rPr>
+          <w:rFonts w:ascii="TH SarabunPSK" w:eastAsia="Cordia New" w:hAnsi="TH SarabunPSK" w:cs="TH SarabunPSK"/>
+          <w:kern w:val="0"/>
+          <w:sz w:val="32"/>
+          <w:szCs w:val="32"/>
+          <w14:ligatures w14:val="none"/>
+        </w:rPr>
+        <w:t>.</w:t>
+      </w:r>
+    </w:p>
+    <w:p>
+      <w:pPr>
+        <w:spacing w:after="0"/>
+        <w:ind w:left="1440" w:hanging="720"/>
+        <w:rPr>
+          <w:rFonts w:ascii="TH SarabunPSK" w:eastAsia="Cordia New" w:hAnsi="TH SarabunPSK" w:cs="TH SarabunPSK"/>
+          <w:kern w:val="0"/>
+          <w:sz w:val="32"/>
+          <w:szCs w:val="32"/>
+          <w14:ligatures w14:val="none"/>
+        </w:rPr>
+      </w:pPr>
+      <w:r>
+        <w:rPr>
+          <w:rFonts w:ascii="TH SarabunPSK" w:eastAsia="Cordia New" w:hAnsi="TH SarabunPSK" w:cs="TH SarabunPSK"/>
+          <w:kern w:val="0"/>
+          <w:sz w:val="32"/>
+          <w:szCs w:val="32"/>
+          <w14:ligatures w14:val="none"/>
+        </w:rPr>
+        <w:t>2545</w:t>
+      </w:r>
+      <w:r>
+        <w:rPr>
+          <w:rFonts w:ascii="TH SarabunPSK" w:eastAsia="Cordia New" w:hAnsi="TH SarabunPSK" w:cs="TH SarabunPSK"/>
+          <w:kern w:val="0"/>
+          <w:sz w:val="32"/>
+          <w:szCs w:val="32"/>
+          <w14:ligatures w14:val="none"/>
+        </w:rPr>
+        <w:tab/>
+        <w:t>“</w:t>
+      </w:r>
+      <w:r>
+        <w:rPr>
+          <w:rFonts w:ascii="TH SarabunPSK" w:eastAsia="Cordia New" w:hAnsi="TH SarabunPSK" w:cs="TH SarabunPSK"/>
+          <w:kern w:val="0"/>
+          <w:sz w:val="32"/>
+          <w:szCs w:val="32"/>
+          <w:cs/>
+          <w14:ligatures w14:val="none"/>
+        </w:rPr>
+        <w:t>เครือญาติข้ามพรมแดนรัฐชาติ</w:t>
+      </w:r>
+      <w:r>
+        <w:rPr>
+          <w:rFonts w:ascii="TH SarabunPSK" w:eastAsia="Cordia New" w:hAnsi="TH SarabunPSK" w:cs="TH SarabunPSK"/>
+          <w:kern w:val="0"/>
+          <w:sz w:val="32"/>
+          <w:szCs w:val="32"/>
+          <w14:ligatures w14:val="none"/>
+        </w:rPr>
+        <w:t xml:space="preserve">: </w:t>
+      </w:r>
+      <w:r>
+        <w:rPr>
+          <w:rFonts w:ascii="TH SarabunPSK" w:eastAsia="Cordia New" w:hAnsi="TH SarabunPSK" w:cs="TH SarabunPSK"/>
+          <w:kern w:val="0"/>
+          <w:sz w:val="32"/>
+          <w:szCs w:val="32"/>
+          <w:cs/>
+          <w14:ligatures w14:val="none"/>
+        </w:rPr>
+        <w:t>กรณีกลุ่มชาติพันธุ์ม้ง</w:t>
+      </w:r>
+      <w:r>
+        <w:rPr>
+          <w:rFonts w:ascii="TH SarabunPSK" w:eastAsia="Cordia New" w:hAnsi="TH SarabunPSK" w:cs="TH SarabunPSK"/>
+          <w:kern w:val="0"/>
+          <w:sz w:val="32"/>
+          <w:szCs w:val="32"/>
+          <w14:ligatures w14:val="none"/>
+        </w:rPr>
+        <w:t xml:space="preserve">,” </w:t>
+      </w:r>
+      <w:r>
+        <w:rPr>
+          <w:rFonts w:ascii="TH SarabunPSK" w:eastAsia="Cordia New" w:hAnsi="TH SarabunPSK" w:cs="TH SarabunPSK"/>
+          <w:i/>
+          <w:iCs/>
+          <w:kern w:val="0"/>
+          <w:sz w:val="32"/>
+          <w:szCs w:val="32"/>
+          <w:cs/>
+          <w14:ligatures w14:val="none"/>
+        </w:rPr>
+        <w:t>สังคมศาสตร์</w:t>
+      </w:r>
+      <w:r>
+        <w:rPr>
+          <w:rFonts w:ascii="TH SarabunPSK" w:eastAsia="Cordia New" w:hAnsi="TH SarabunPSK" w:cs="TH SarabunPSK"/>
+          <w:kern w:val="0"/>
+          <w:sz w:val="32"/>
+          <w:szCs w:val="32"/>
+          <w:cs/>
+          <w14:ligatures w14:val="none"/>
+        </w:rPr>
+        <w:t xml:space="preserve"> </w:t>
+      </w:r>
+      <w:r>
+        <w:rPr>
+          <w:rFonts w:ascii="TH SarabunPSK" w:eastAsia="Cordia New" w:hAnsi="TH SarabunPSK" w:cs="TH SarabunPSK"/>
+          <w:kern w:val="0"/>
+          <w:sz w:val="32"/>
+          <w:szCs w:val="32"/>
+          <w14:ligatures w14:val="none"/>
+        </w:rPr>
+        <w:t>(</w:t>
+      </w:r>
+      <w:r>
+        <w:rPr>
+          <w:rFonts w:ascii="TH SarabunPSK" w:eastAsia="Cordia New" w:hAnsi="TH SarabunPSK" w:cs="TH SarabunPSK"/>
+          <w:kern w:val="0"/>
+          <w:sz w:val="32"/>
+          <w:szCs w:val="32"/>
+          <w:cs/>
+          <w14:ligatures w14:val="none"/>
+        </w:rPr>
+        <w:t>มหาวิทยาลัยเชียงใหม่</w:t>
+      </w:r>
+      <w:r>
+        <w:rPr>
+          <w:rFonts w:ascii="TH SarabunPSK" w:eastAsia="Cordia New" w:hAnsi="TH SarabunPSK" w:cs="TH SarabunPSK"/>
+          <w:kern w:val="0"/>
+          <w:sz w:val="32"/>
+          <w:szCs w:val="32"/>
+          <w14:ligatures w14:val="none"/>
+        </w:rPr>
+        <w:t>), 15(1): 167-186</w:t>
+      </w:r>
+      <w:r>
+        <w:rPr>
+          <w:rFonts w:ascii="TH SarabunPSK" w:eastAsia="Cordia New" w:hAnsi="TH SarabunPSK" w:cs="TH SarabunPSK"/>
+          <w:kern w:val="0"/>
+          <w:sz w:val="32"/>
+          <w:szCs w:val="32"/>
+          <w14:ligatures w14:val="none"/>
+        </w:rPr>
+        <w:t>.</w:t>
+      </w:r>
+    </w:p>
+    <w:p>
+      <w:pPr>
+        <w:spacing w:after="0"/>
+        <w:ind w:left="1440" w:hanging="719"/>
+        <w:rPr>
+          <w:rFonts w:ascii="TH SarabunPSK" w:eastAsia="Cordia New" w:hAnsi="TH SarabunPSK" w:cs="TH SarabunPSK"/>
+          <w:kern w:val="0"/>
+          <w:sz w:val="32"/>
+          <w:szCs w:val="32"/>
+          <w14:ligatures w14:val="none"/>
+        </w:rPr>
+      </w:pPr>
+      <w:r>
+        <w:rPr>
+          <w:rFonts w:ascii="TH SarabunPSK" w:eastAsia="Cordia New" w:hAnsi="TH SarabunPSK" w:cs="TH SarabunPSK"/>
+          <w:kern w:val="0"/>
+          <w:sz w:val="32"/>
+          <w:szCs w:val="32"/>
+          <w14:ligatures w14:val="none"/>
+        </w:rPr>
+        <w:t>2541</w:t>
+      </w:r>
+      <w:r>
+        <w:rPr>
+          <w:rFonts w:ascii="TH SarabunPSK" w:eastAsia="Cordia New" w:hAnsi="TH SarabunPSK" w:cs="TH SarabunPSK"/>
+          <w:kern w:val="0"/>
+          <w:sz w:val="32"/>
+          <w:szCs w:val="32"/>
+          <w14:ligatures w14:val="none"/>
+        </w:rPr>
+        <w:tab/>
+        <w:t>“</w:t>
+      </w:r>
+      <w:r>
+        <w:rPr>
+          <w:rFonts w:ascii="TH SarabunPSK" w:eastAsia="Cordia New" w:hAnsi="TH SarabunPSK" w:cs="TH SarabunPSK"/>
+          <w:kern w:val="0"/>
+          <w:sz w:val="32"/>
+          <w:szCs w:val="32"/>
+          <w:cs/>
+          <w14:ligatures w14:val="none"/>
+        </w:rPr>
+        <w:t>กลุ่มชาติพันธุ์ม้งกับปัญหายาเสพติด</w:t>
+      </w:r>
+      <w:r>
+        <w:rPr>
+          <w:rFonts w:ascii="TH SarabunPSK" w:eastAsia="Cordia New" w:hAnsi="TH SarabunPSK" w:cs="TH SarabunPSK"/>
+          <w:kern w:val="0"/>
+          <w:sz w:val="32"/>
+          <w:szCs w:val="32"/>
+          <w14:ligatures w14:val="none"/>
+        </w:rPr>
+        <w:t xml:space="preserve">,” </w:t>
+      </w:r>
+      <w:r>
+        <w:rPr>
+          <w:rFonts w:ascii="TH SarabunPSK" w:eastAsia="Cordia New" w:hAnsi="TH SarabunPSK" w:cs="TH SarabunPSK"/>
+          <w:i/>
+          <w:iCs/>
+          <w:kern w:val="0"/>
+          <w:sz w:val="32"/>
+          <w:szCs w:val="32"/>
+          <w:cs/>
+          <w14:ligatures w14:val="none"/>
+        </w:rPr>
+        <w:t>สังคมศาสตร์</w:t>
+      </w:r>
+      <w:r>
+        <w:rPr>
+          <w:rFonts w:ascii="TH SarabunPSK" w:eastAsia="Cordia New" w:hAnsi="TH SarabunPSK" w:cs="TH SarabunPSK"/>
+          <w:kern w:val="0"/>
+          <w:sz w:val="32"/>
+          <w:szCs w:val="32"/>
+          <w14:ligatures w14:val="none"/>
+        </w:rPr>
+        <w:t xml:space="preserve"> (</w:t>
+      </w:r>
+      <w:r>
+        <w:rPr>
+          <w:rFonts w:ascii="TH SarabunPSK" w:eastAsia="Cordia New" w:hAnsi="TH SarabunPSK" w:cs="TH SarabunPSK"/>
+          <w:kern w:val="0"/>
+          <w:sz w:val="32"/>
+          <w:szCs w:val="32"/>
+          <w:cs/>
+          <w14:ligatures w14:val="none"/>
+        </w:rPr>
+        <w:t>มหาวิทยาลัยเชียงใหม่</w:t>
+      </w:r>
+      <w:r>
+        <w:rPr>
+          <w:rFonts w:ascii="TH SarabunPSK" w:eastAsia="Cordia New" w:hAnsi="TH SarabunPSK" w:cs="TH SarabunPSK"/>
+          <w:kern w:val="0"/>
+          <w:sz w:val="32"/>
+          <w:szCs w:val="32"/>
+          <w14:ligatures w14:val="none"/>
+        </w:rPr>
+        <w:t>), 11(1): 136-165</w:t>
+      </w:r>
+      <w:r>
+        <w:rPr>
+          <w:rFonts w:ascii="TH SarabunPSK" w:eastAsia="Cordia New" w:hAnsi="TH SarabunPSK" w:cs="TH SarabunPSK"/>
+          <w:kern w:val="0"/>
+          <w:sz w:val="32"/>
+          <w:szCs w:val="32"/>
+          <w14:ligatures w14:val="none"/>
+        </w:rPr>
+        <w:t>.</w:t>
+      </w:r>
+    </w:p>
+    <w:p>
+      <w:pPr>
+        <w:spacing w:after="0"/>
+        <w:rPr>
+          <w:rFonts w:ascii="TH SarabunPSK" w:eastAsia="Cordia New" w:hAnsi="TH SarabunPSK" w:cs="TH SarabunPSK"/>
+          <w:kern w:val="0"/>
+          <w:sz w:val="32"/>
+          <w:szCs w:val="32"/>
+          <w14:ligatures w14:val="none"/>
+        </w:rPr>
+      </w:pPr>
+      <w:r>
+        <w:rPr>
+          <w:rFonts w:ascii="TH SarabunPSK" w:eastAsia="Cordia New" w:hAnsi="TH SarabunPSK" w:cs="TH SarabunPSK"/>
+          <w:kern w:val="0"/>
+          <w:sz w:val="32"/>
+          <w:szCs w:val="32"/>
+          <w14:ligatures w14:val="none"/>
+        </w:rPr>
+        <w:tab/>
+        <w:t>2537</w:t>
+      </w:r>
+      <w:r>
+        <w:rPr>
+          <w:rFonts w:ascii="TH SarabunPSK" w:eastAsia="Cordia New" w:hAnsi="TH SarabunPSK" w:cs="TH SarabunPSK"/>
+          <w:kern w:val="0"/>
+          <w:sz w:val="32"/>
+          <w:szCs w:val="32"/>
+          <w:cs/>
+          <w14:ligatures w14:val="none"/>
+        </w:rPr>
+        <w:t>ก</w:t>
+      </w:r>
+      <w:r>
+        <w:rPr>
+          <w:rFonts w:ascii="TH SarabunPSK" w:eastAsia="Cordia New" w:hAnsi="TH SarabunPSK" w:cs="TH SarabunPSK"/>
+          <w:kern w:val="0"/>
+          <w:sz w:val="32"/>
+          <w:szCs w:val="32"/>
+          <w14:ligatures w14:val="none"/>
+        </w:rPr>
+        <w:tab/>
+      </w:r>
+      <w:r>
+        <w:rPr>
+          <w:rFonts w:ascii="TH SarabunPSK" w:eastAsia="Cordia New" w:hAnsi="TH SarabunPSK" w:cs="TH SarabunPSK"/>
+          <w:i/>
+          <w:iCs/>
+          <w:kern w:val="0"/>
+          <w:sz w:val="32"/>
+          <w:szCs w:val="32"/>
+          <w:cs/>
+          <w14:ligatures w14:val="none"/>
+        </w:rPr>
+        <w:t>ทำเนียบนามองค์กรพัฒนาเอกชนภาคเหนือตอนบน</w:t>
+      </w:r>
+      <w:r>
+        <w:rPr>
+          <w:rFonts w:ascii="TH SarabunPSK" w:eastAsia="Cordia New" w:hAnsi="TH SarabunPSK" w:cs="TH SarabunPSK"/>
+          <w:kern w:val="0"/>
+          <w:sz w:val="32"/>
+          <w:szCs w:val="32"/>
+          <w:cs/>
+          <w14:ligatures w14:val="none"/>
+        </w:rPr>
+        <w:t>.</w:t>
+      </w:r>
+      <w:r>
+        <w:rPr>
+          <w:rFonts w:ascii="TH SarabunPSK" w:eastAsia="Cordia New" w:hAnsi="TH SarabunPSK" w:cs="TH SarabunPSK"/>
+          <w:kern w:val="0"/>
+          <w:sz w:val="32"/>
+          <w:szCs w:val="32"/>
+          <w14:ligatures w14:val="none"/>
+        </w:rPr>
+        <w:t xml:space="preserve">  </w:t>
+      </w:r>
+      <w:r>
+        <w:rPr>
+          <w:rFonts w:ascii="TH SarabunPSK" w:eastAsia="Cordia New" w:hAnsi="TH SarabunPSK" w:cs="TH SarabunPSK"/>
+          <w:kern w:val="0"/>
+          <w:sz w:val="32"/>
+          <w:szCs w:val="32"/>
+          <w:cs/>
+          <w14:ligatures w14:val="none"/>
+        </w:rPr>
+        <w:t>เชียงใหม่</w:t>
+      </w:r>
+      <w:r>
+        <w:rPr>
+          <w:rFonts w:ascii="TH SarabunPSK" w:eastAsia="Cordia New" w:hAnsi="TH SarabunPSK" w:cs="TH SarabunPSK"/>
+          <w:kern w:val="0"/>
+          <w:sz w:val="32"/>
+          <w:szCs w:val="32"/>
+          <w14:ligatures w14:val="none"/>
+        </w:rPr>
+        <w:t xml:space="preserve">: </w:t>
+      </w:r>
+      <w:r>
+        <w:rPr>
+          <w:rFonts w:ascii="TH SarabunPSK" w:eastAsia="Cordia New" w:hAnsi="TH SarabunPSK" w:cs="TH SarabunPSK"/>
+          <w:kern w:val="0"/>
+          <w:sz w:val="32"/>
+          <w:szCs w:val="32"/>
+          <w:cs/>
+          <w14:ligatures w14:val="none"/>
+        </w:rPr>
+        <w:t xml:space="preserve">สถาบันวิจัยสังคม </w:t>
+      </w:r>
+      <w:r>
+        <w:rPr>
+          <w:rFonts w:ascii="TH SarabunPSK" w:eastAsia="Cordia New" w:hAnsi="TH SarabunPSK" w:cs="TH SarabunPSK"/>
+          <w:kern w:val="0"/>
+          <w:sz w:val="32"/>
+          <w:szCs w:val="32"/>
+          <w14:ligatures w14:val="none"/>
+        </w:rPr>
+        <w:tab/>
+      </w:r>
+      <w:r>
+        <w:rPr>
+          <w:rFonts w:ascii="TH SarabunPSK" w:eastAsia="Cordia New" w:hAnsi="TH SarabunPSK" w:cs="TH SarabunPSK"/>
+          <w:kern w:val="0"/>
+          <w:sz w:val="32"/>
+          <w:szCs w:val="32"/>
+          <w14:ligatures w14:val="none"/>
+        </w:rPr>
+        <w:tab/>
+      </w:r>
+      <w:r>
+        <w:rPr>
+          <w:rFonts w:ascii="TH SarabunPSK" w:eastAsia="Cordia New" w:hAnsi="TH SarabunPSK" w:cs="TH SarabunPSK"/>
+          <w:kern w:val="0"/>
+          <w:sz w:val="32"/>
+          <w:szCs w:val="32"/>
+          <w14:ligatures w14:val="none"/>
+        </w:rPr>
+        <w:tab/>
+      </w:r>
+      <w:r>
+        <w:rPr>
+          <w:rFonts w:ascii="TH SarabunPSK" w:eastAsia="Cordia New" w:hAnsi="TH SarabunPSK" w:cs="TH SarabunPSK"/>
+          <w:kern w:val="0"/>
+          <w:sz w:val="32"/>
+          <w:szCs w:val="32"/>
+          <w:cs/>
+          <w14:ligatures w14:val="none"/>
+        </w:rPr>
+        <w:t>มหาวิทยาลัยเชียงใหม่</w:t>
+      </w:r>
+      <w:r>
+        <w:rPr>
+          <w:rFonts w:ascii="TH SarabunPSK" w:eastAsia="Cordia New" w:hAnsi="TH SarabunPSK" w:cs="TH SarabunPSK"/>
+          <w:kern w:val="0"/>
+          <w:sz w:val="32"/>
+          <w:szCs w:val="32"/>
+          <w14:ligatures w14:val="none"/>
+        </w:rPr>
+        <w:t>.</w:t>
+      </w:r>
+    </w:p>
+    <w:p>
+      <w:pPr>
+        <w:spacing w:after="0"/>
+        <w:rPr>
+          <w:rFonts w:ascii="TH SarabunPSK" w:eastAsia="Cordia New" w:hAnsi="TH SarabunPSK" w:cs="TH SarabunPSK"/>
+          <w:kern w:val="0"/>
+          <w:sz w:val="32"/>
+          <w:szCs w:val="32"/>
+          <w14:ligatures w14:val="none"/>
+        </w:rPr>
+      </w:pPr>
+      <w:r>
+        <w:rPr>
+          <w:rFonts w:ascii="TH SarabunPSK" w:eastAsia="Cordia New" w:hAnsi="TH SarabunPSK" w:cs="TH SarabunPSK"/>
+          <w:kern w:val="0"/>
+          <w:sz w:val="32"/>
+          <w:szCs w:val="32"/>
+          <w14:ligatures w14:val="none"/>
+        </w:rPr>
+        <w:tab/>
+        <w:t>2537</w:t>
+      </w:r>
+      <w:r>
+        <w:rPr>
+          <w:rFonts w:ascii="TH SarabunPSK" w:eastAsia="Cordia New" w:hAnsi="TH SarabunPSK" w:cs="TH SarabunPSK"/>
+          <w:kern w:val="0"/>
+          <w:sz w:val="32"/>
+          <w:szCs w:val="32"/>
+          <w:cs/>
+          <w14:ligatures w14:val="none"/>
+        </w:rPr>
+        <w:t>ข</w:t>
+      </w:r>
+      <w:r>
+        <w:rPr>
+          <w:rFonts w:ascii="TH SarabunPSK" w:eastAsia="Cordia New" w:hAnsi="TH SarabunPSK" w:cs="TH SarabunPSK"/>
+          <w:kern w:val="0"/>
+          <w:sz w:val="32"/>
+          <w:szCs w:val="32"/>
+          <w14:ligatures w14:val="none"/>
+        </w:rPr>
+        <w:tab/>
+      </w:r>
+      <w:r>
+        <w:rPr>
+          <w:rFonts w:ascii="TH SarabunPSK" w:eastAsia="Cordia New" w:hAnsi="TH SarabunPSK" w:cs="TH SarabunPSK"/>
+          <w:i/>
+          <w:iCs/>
+          <w:kern w:val="0"/>
+          <w:sz w:val="32"/>
+          <w:szCs w:val="32"/>
+          <w:cs/>
+          <w14:ligatures w14:val="none"/>
+        </w:rPr>
+        <w:t>สุภาษิตคำสอนฮม้ง.</w:t>
+      </w:r>
+      <w:r>
+        <w:rPr>
+          <w:rFonts w:ascii="TH SarabunPSK" w:eastAsia="Cordia New" w:hAnsi="TH SarabunPSK" w:cs="TH SarabunPSK"/>
+          <w:kern w:val="0"/>
+          <w:sz w:val="32"/>
+          <w:szCs w:val="32"/>
+          <w14:ligatures w14:val="none"/>
+        </w:rPr>
+        <w:t xml:space="preserve">  </w:t>
+      </w:r>
+      <w:r>
+        <w:rPr>
+          <w:rFonts w:ascii="TH SarabunPSK" w:eastAsia="Cordia New" w:hAnsi="TH SarabunPSK" w:cs="TH SarabunPSK"/>
+          <w:kern w:val="0"/>
+          <w:sz w:val="32"/>
+          <w:szCs w:val="32"/>
+          <w:cs/>
+          <w14:ligatures w14:val="none"/>
+        </w:rPr>
+        <w:t>เชียงใหม่</w:t>
+      </w:r>
+      <w:r>
+        <w:rPr>
+          <w:rFonts w:ascii="TH SarabunPSK" w:eastAsia="Cordia New" w:hAnsi="TH SarabunPSK" w:cs="TH SarabunPSK"/>
+          <w:kern w:val="0"/>
+          <w:sz w:val="32"/>
+          <w:szCs w:val="32"/>
+          <w14:ligatures w14:val="none"/>
+        </w:rPr>
+        <w:t xml:space="preserve">: </w:t>
+      </w:r>
+      <w:r>
+        <w:rPr>
+          <w:rFonts w:ascii="TH SarabunPSK" w:eastAsia="Cordia New" w:hAnsi="TH SarabunPSK" w:cs="TH SarabunPSK"/>
+          <w:kern w:val="0"/>
+          <w:sz w:val="32"/>
+          <w:szCs w:val="32"/>
+          <w:cs/>
+          <w14:ligatures w14:val="none"/>
+        </w:rPr>
+        <w:t>สถาบันวิจัยสังคม มหาวิทยาลัยเชียงใหม่</w:t>
+      </w:r>
+      <w:r>
+        <w:rPr>
+          <w:rFonts w:ascii="TH SarabunPSK" w:eastAsia="Cordia New" w:hAnsi="TH SarabunPSK" w:cs="TH SarabunPSK"/>
+          <w:kern w:val="0"/>
+          <w:sz w:val="32"/>
+          <w:szCs w:val="32"/>
+          <w14:ligatures w14:val="none"/>
+        </w:rPr>
+        <w:t>.</w:t>
+      </w:r>
+    </w:p>
+    <w:p>
+      <w:pPr>
+        <w:spacing w:after="0"/>
+        <w:rPr>
+          <w:rFonts w:ascii="TH SarabunPSK" w:eastAsia="Cordia New" w:hAnsi="TH SarabunPSK" w:cs="TH SarabunPSK"/>
+          <w:kern w:val="0"/>
+          <w:sz w:val="32"/>
+          <w:szCs w:val="32"/>
+          <w14:ligatures w14:val="none"/>
+        </w:rPr>
+      </w:pPr>
+      <w:r>
+        <w:rPr>
+          <w:rFonts w:ascii="TH SarabunPSK" w:eastAsia="Cordia New" w:hAnsi="TH SarabunPSK" w:cs="TH SarabunPSK"/>
+          <w:kern w:val="0"/>
+          <w:sz w:val="32"/>
+          <w:szCs w:val="32"/>
+          <w14:ligatures w14:val="none"/>
+        </w:rPr>
+        <w:tab/>
+        <w:t>2531</w:t>
+      </w:r>
+      <w:r>
+        <w:rPr>
+          <w:rFonts w:ascii="TH SarabunPSK" w:eastAsia="Cordia New" w:hAnsi="TH SarabunPSK" w:cs="TH SarabunPSK"/>
+          <w:kern w:val="0"/>
+          <w:sz w:val="32"/>
+          <w:szCs w:val="32"/>
+          <w14:ligatures w14:val="none"/>
+        </w:rPr>
+        <w:tab/>
+      </w:r>
+      <w:r>
+        <w:rPr>
+          <w:rFonts w:ascii="TH SarabunPSK" w:eastAsia="Cordia New" w:hAnsi="TH SarabunPSK" w:cs="TH SarabunPSK"/>
+          <w:kern w:val="0"/>
+          <w:sz w:val="32"/>
+          <w:szCs w:val="32"/>
+          <w:cs/>
+          <w14:ligatures w14:val="none"/>
+        </w:rPr>
+        <w:t>ปัจจัยที่มีผลต่อจำนวนบุตรในอุดมคติของชาวเขาเผ่าม้ง</w:t>
+      </w:r>
+      <w:r>
+        <w:rPr>
+          <w:rFonts w:ascii="TH SarabunPSK" w:eastAsia="Cordia New" w:hAnsi="TH SarabunPSK" w:cs="TH SarabunPSK"/>
+          <w:kern w:val="0"/>
+          <w:sz w:val="32"/>
+          <w:szCs w:val="32"/>
+          <w14:ligatures w14:val="none"/>
+        </w:rPr>
+        <w:t xml:space="preserve">: </w:t>
+      </w:r>
+      <w:r>
+        <w:rPr>
+          <w:rFonts w:ascii="TH SarabunPSK" w:eastAsia="Cordia New" w:hAnsi="TH SarabunPSK" w:cs="TH SarabunPSK"/>
+          <w:kern w:val="0"/>
+          <w:sz w:val="32"/>
+          <w:szCs w:val="32"/>
+          <w:cs/>
+          <w14:ligatures w14:val="none"/>
+        </w:rPr>
+        <w:t xml:space="preserve">กรณีศึกษาจังหวัดน่าน  </w:t>
+      </w:r>
+      <w:r>
+        <w:rPr>
+          <w:rFonts w:ascii="TH SarabunPSK" w:eastAsia="Cordia New" w:hAnsi="TH SarabunPSK" w:cs="TH SarabunPSK"/>
+          <w:kern w:val="0"/>
+          <w:sz w:val="32"/>
+          <w:szCs w:val="32"/>
+          <w14:ligatures w14:val="none"/>
+        </w:rPr>
+        <w:tab/>
+      </w:r>
+      <w:r>
+        <w:rPr>
+          <w:rFonts w:ascii="TH SarabunPSK" w:eastAsia="Cordia New" w:hAnsi="TH SarabunPSK" w:cs="TH SarabunPSK"/>
+          <w:kern w:val="0"/>
+          <w:sz w:val="32"/>
+          <w:szCs w:val="32"/>
+          <w14:ligatures w14:val="none"/>
+        </w:rPr>
+        <w:tab/>
+      </w:r>
+      <w:r>
+        <w:rPr>
+          <w:rFonts w:ascii="TH SarabunPSK" w:eastAsia="Cordia New" w:hAnsi="TH SarabunPSK" w:cs="TH SarabunPSK"/>
+          <w:kern w:val="0"/>
+          <w:sz w:val="32"/>
+          <w:szCs w:val="32"/>
+          <w14:ligatures w14:val="none"/>
+        </w:rPr>
+        <w:tab/>
+      </w:r>
+      <w:r>
+        <w:rPr>
+          <w:rFonts w:ascii="TH SarabunPSK" w:eastAsia="Cordia New" w:hAnsi="TH SarabunPSK" w:cs="TH SarabunPSK"/>
+          <w:kern w:val="0"/>
+          <w:sz w:val="32"/>
+          <w:szCs w:val="32"/>
+          <w:cs/>
+          <w14:ligatures w14:val="none"/>
+        </w:rPr>
+        <w:t xml:space="preserve">วิทยานิพนธ์ศิลปศาสตรบัณฑิต </w:t>
+      </w:r>
+      <w:r>
+        <w:rPr>
+          <w:rFonts w:ascii="TH SarabunPSK" w:eastAsia="Cordia New" w:hAnsi="TH SarabunPSK" w:cs="TH SarabunPSK"/>
+          <w:kern w:val="0"/>
+          <w:sz w:val="32"/>
+          <w:szCs w:val="32"/>
+          <w14:ligatures w14:val="none"/>
+        </w:rPr>
+        <w:t>(</w:t>
+      </w:r>
+      <w:r>
+        <w:rPr>
+          <w:rFonts w:ascii="TH SarabunPSK" w:eastAsia="Cordia New" w:hAnsi="TH SarabunPSK" w:cs="TH SarabunPSK"/>
+          <w:kern w:val="0"/>
+          <w:sz w:val="32"/>
+          <w:szCs w:val="32"/>
+          <w:cs/>
+          <w14:ligatures w14:val="none"/>
+        </w:rPr>
+        <w:t>วิจัยประชากรและสังคม</w:t>
+      </w:r>
+      <w:r>
+        <w:rPr>
+          <w:rFonts w:ascii="TH SarabunPSK" w:eastAsia="Cordia New" w:hAnsi="TH SarabunPSK" w:cs="TH SarabunPSK"/>
+          <w:kern w:val="0"/>
+          <w:sz w:val="32"/>
+          <w:szCs w:val="32"/>
+          <w14:ligatures w14:val="none"/>
+        </w:rPr>
+        <w:t xml:space="preserve">) </w:t>
+      </w:r>
+      <w:r>
+        <w:rPr>
+          <w:rFonts w:ascii="TH SarabunPSK" w:eastAsia="Cordia New" w:hAnsi="TH SarabunPSK" w:cs="TH SarabunPSK"/>
+          <w:kern w:val="0"/>
+          <w:sz w:val="32"/>
+          <w:szCs w:val="32"/>
+          <w:cs/>
+          <w14:ligatures w14:val="none"/>
+        </w:rPr>
+        <w:t>มหาวิทยาลัยมหิดล</w:t>
+      </w:r>
+      <w:r>
+        <w:rPr>
+          <w:rFonts w:ascii="TH SarabunPSK" w:eastAsia="Cordia New" w:hAnsi="TH SarabunPSK" w:cs="TH SarabunPSK"/>
+          <w:kern w:val="0"/>
+          <w:sz w:val="32"/>
+          <w:szCs w:val="32"/>
+          <w14:ligatures w14:val="none"/>
+        </w:rPr>
+        <w:t>.</w:t>
+      </w:r>
+    </w:p>
+    <w:p>
+      <w:pPr>
+        <w:spacing w:after="0"/>
+        <w:rPr>
+          <w:rFonts w:ascii="TH SarabunPSK" w:eastAsia="Cordia New" w:hAnsi="TH SarabunPSK" w:cs="TH SarabunPSK"/>
+          <w:kern w:val="0"/>
+          <w:sz w:val="32"/>
+          <w:szCs w:val="32"/>
+          <w14:ligatures w14:val="none"/>
+        </w:rPr>
+      </w:pPr>
+    </w:p>
+    <w:p>
+      <w:pPr>
+        <w:spacing w:after="0"/>
+        <w:rPr>
+          <w:rFonts w:ascii="TH SarabunPSK" w:eastAsia="Cordia New" w:hAnsi="TH SarabunPSK" w:cs="TH SarabunPSK"/>
+          <w:kern w:val="0"/>
+          <w:sz w:val="32"/>
+          <w:szCs w:val="32"/>
+          <w14:ligatures w14:val="none"/>
+        </w:rPr>
+      </w:pPr>
+      <w:r>
+        <w:rPr>
+          <w:rFonts w:ascii="TH SarabunPSK" w:eastAsia="Cordia New" w:hAnsi="TH SarabunPSK" w:cs="TH SarabunPSK"/>
+          <w:kern w:val="0"/>
+          <w:sz w:val="32"/>
+          <w:szCs w:val="32"/>
+          <w14:ligatures w14:val="none"/>
+        </w:rPr>
+        <w:tab/>
+      </w:r>
+      <w:r>
+        <w:rPr>
+          <w:rFonts w:ascii="TH SarabunPSK" w:eastAsia="Cordia New" w:hAnsi="TH SarabunPSK" w:cs="TH SarabunPSK"/>
+          <w:kern w:val="0"/>
+          <w:sz w:val="32"/>
+          <w:szCs w:val="32"/>
+          <w:cs/>
+          <w14:ligatures w14:val="none"/>
+        </w:rPr>
+        <w:t>ขวัญชีวัน บัวแดง และประสิทธิ์ ลีปรีชา</w:t>
+      </w:r>
+    </w:p>
+    <w:p>
+      <w:pPr>
+        <w:spacing w:after="0"/>
+        <w:ind w:left="1418" w:hanging="709"/>
+        <w:rPr>
+          <w:rFonts w:ascii="TH SarabunPSK" w:eastAsia="Cordia New" w:hAnsi="TH SarabunPSK" w:cs="TH SarabunPSK"/>
+          <w:kern w:val="0"/>
+          <w:sz w:val="32"/>
+          <w:szCs w:val="32"/>
+          <w14:ligatures w14:val="none"/>
+        </w:rPr>
+      </w:pPr>
+      <w:r>
+        <w:rPr>
+          <w:rFonts w:ascii="TH SarabunPSK" w:eastAsia="Cordia New" w:hAnsi="TH SarabunPSK" w:cs="TH SarabunPSK"/>
+          <w:kern w:val="0"/>
+          <w:sz w:val="32"/>
+          <w:szCs w:val="32"/>
+          <w14:ligatures w14:val="none"/>
+        </w:rPr>
+        <w:t xml:space="preserve">2563 </w:t>
+      </w:r>
+      <w:r>
+        <w:rPr>
+          <w:rFonts w:ascii="TH SarabunPSK" w:eastAsia="Cordia New" w:hAnsi="TH SarabunPSK" w:cs="TH SarabunPSK"/>
+          <w:kern w:val="0"/>
+          <w:sz w:val="32"/>
+          <w:szCs w:val="32"/>
+          <w14:ligatures w14:val="none"/>
+        </w:rPr>
+        <w:tab/>
+      </w:r>
+      <w:r>
+        <w:rPr>
+          <w:rFonts w:ascii="TH SarabunPSK" w:eastAsia="Cordia New" w:hAnsi="TH SarabunPSK" w:cs="TH SarabunPSK"/>
+          <w:i/>
+          <w:iCs/>
+          <w:kern w:val="0"/>
+          <w:sz w:val="32"/>
+          <w:szCs w:val="32"/>
+          <w:cs/>
+          <w14:ligatures w14:val="none"/>
+        </w:rPr>
+        <w:t>ศาสนาในประชาคมอาเซียน: ความขัดแย้ง นโยบาย และแนวทางการปฏิบัติ.</w:t>
+      </w:r>
+      <w:r>
+        <w:rPr>
+          <w:rFonts w:ascii="TH SarabunPSK" w:eastAsia="Cordia New" w:hAnsi="TH SarabunPSK" w:cs="TH SarabunPSK"/>
+          <w:kern w:val="0"/>
+          <w:sz w:val="32"/>
+          <w:szCs w:val="32"/>
+          <w:cs/>
+          <w14:ligatures w14:val="none"/>
+        </w:rPr>
+        <w:t xml:space="preserve"> รายงานวิจัยฉบับสมบูรณ์ เสนอต่อสำนักงานกองทุนสนับสนุนการวิจัย (สกว.). </w:t>
+      </w:r>
+    </w:p>
+    <w:p>
+      <w:pPr>
+        <w:spacing w:after="0"/>
+        <w:ind w:left="1418" w:hanging="709"/>
+        <w:rPr>
+          <w:rFonts w:ascii="TH SarabunPSK" w:eastAsia="Cordia New" w:hAnsi="TH SarabunPSK" w:cs="TH SarabunPSK"/>
+          <w:kern w:val="0"/>
+          <w:sz w:val="32"/>
+          <w:szCs w:val="32"/>
+          <w14:ligatures w14:val="none"/>
+        </w:rPr>
+      </w:pPr>
+    </w:p>
+    <w:p>
+      <w:pPr>
+        <w:spacing w:after="0"/>
+        <w:ind w:left="1418" w:hanging="709"/>
+        <w:rPr>
+          <w:rFonts w:ascii="TH SarabunPSK" w:eastAsia="Cordia New" w:hAnsi="TH SarabunPSK" w:cs="TH SarabunPSK"/>
+          <w:kern w:val="0"/>
+          <w:sz w:val="32"/>
+          <w:szCs w:val="32"/>
+          <w14:ligatures w14:val="none"/>
+        </w:rPr>
+      </w:pPr>
+      <w:r>
+        <w:rPr>
+          <w:rFonts w:ascii="TH SarabunPSK" w:eastAsia="Cordia New" w:hAnsi="TH SarabunPSK" w:cs="TH SarabunPSK"/>
+          <w:kern w:val="0"/>
+          <w:sz w:val="32"/>
+          <w:szCs w:val="32"/>
+          <w:cs/>
+          <w14:ligatures w14:val="none"/>
+        </w:rPr>
+        <w:t>จันทร์ไชยลือ ป่ายีจั้วลือมัว และประสิทธิ์ ลีปรีชา</w:t>
+      </w:r>
+    </w:p>
+    <w:p>
+      <w:pPr>
+        <w:spacing w:after="0"/>
+        <w:ind w:left="1418" w:hanging="709"/>
+        <w:rPr>
+          <w:rFonts w:ascii="TH SarabunPSK" w:eastAsia="Cordia New" w:hAnsi="TH SarabunPSK" w:cs="TH SarabunPSK"/>
+          <w:kern w:val="0"/>
+          <w:sz w:val="32"/>
+          <w:szCs w:val="32"/>
+          <w14:ligatures w14:val="none"/>
+        </w:rPr>
+      </w:pPr>
+      <w:r>
+        <w:rPr>
+          <w:rFonts w:ascii="TH SarabunPSK" w:eastAsia="Cordia New" w:hAnsi="TH SarabunPSK" w:cs="TH SarabunPSK"/>
+          <w:kern w:val="0"/>
+          <w:sz w:val="32"/>
+          <w:szCs w:val="32"/>
+          <w14:ligatures w14:val="none"/>
+        </w:rPr>
+        <w:t xml:space="preserve">2558 </w:t>
+      </w:r>
+      <w:r>
+        <w:rPr>
+          <w:rFonts w:ascii="TH SarabunPSK" w:eastAsia="Cordia New" w:hAnsi="TH SarabunPSK" w:cs="TH SarabunPSK"/>
+          <w:kern w:val="0"/>
+          <w:sz w:val="32"/>
+          <w:szCs w:val="32"/>
+          <w14:ligatures w14:val="none"/>
+        </w:rPr>
+        <w:tab/>
+      </w:r>
+      <w:r>
+        <w:rPr>
+          <w:rFonts w:ascii="TH SarabunPSK" w:eastAsia="Cordia New" w:hAnsi="TH SarabunPSK" w:cs="TH SarabunPSK"/>
+          <w:kern w:val="0"/>
+          <w:sz w:val="32"/>
+          <w:szCs w:val="32"/>
+          <w:cs/>
+          <w14:ligatures w14:val="none"/>
+        </w:rPr>
+        <w:t xml:space="preserve">“กลไกการแต่งงานข้ามชาติระหว่างม้งในประเทศลาวและสหรัฐอเมริกา” ใน </w:t>
+      </w:r>
+      <w:r>
+        <w:rPr>
+          <w:rFonts w:ascii="TH SarabunPSK" w:eastAsia="Cordia New" w:hAnsi="TH SarabunPSK" w:cs="TH SarabunPSK"/>
+          <w:i/>
+          <w:iCs/>
+          <w:kern w:val="0"/>
+          <w:sz w:val="32"/>
+          <w:szCs w:val="32"/>
+          <w:cs/>
+          <w14:ligatures w14:val="none"/>
+        </w:rPr>
+        <w:t>ยาดแย่ง</w:t>
+      </w:r>
+      <w:r>
+        <w:rPr>
+          <w:rFonts w:ascii="TH SarabunPSK" w:eastAsia="Cordia New" w:hAnsi="TH SarabunPSK" w:cs="TH SarabunPSK"/>
+          <w:i/>
+          <w:iCs/>
+          <w:kern w:val="0"/>
+          <w:sz w:val="32"/>
+          <w:szCs w:val="32"/>
+          <w14:ligatures w14:val="none"/>
+        </w:rPr>
+        <w:t xml:space="preserve">: </w:t>
+      </w:r>
+      <w:r>
+        <w:rPr>
+          <w:rFonts w:ascii="TH SarabunPSK" w:eastAsia="Cordia New" w:hAnsi="TH SarabunPSK" w:cs="TH SarabunPSK"/>
+          <w:i/>
+          <w:iCs/>
+          <w:kern w:val="0"/>
+          <w:sz w:val="32"/>
+          <w:szCs w:val="32"/>
+          <w:cs/>
+          <w14:ligatures w14:val="none"/>
+        </w:rPr>
+        <w:t>การพัฒนาและความทันสมัยในลาว.</w:t>
+      </w:r>
+      <w:r>
+        <w:rPr>
+          <w:rFonts w:ascii="TH SarabunPSK" w:eastAsia="Cordia New" w:hAnsi="TH SarabunPSK" w:cs="TH SarabunPSK"/>
+          <w:kern w:val="0"/>
+          <w:sz w:val="32"/>
+          <w:szCs w:val="32"/>
+          <w:cs/>
+          <w14:ligatures w14:val="none"/>
+        </w:rPr>
+        <w:t xml:space="preserve"> ชยันต์ วรรธนะภูติ และสร้อยมาศ รุ่งมณี (บรรณาธิการ)</w:t>
+      </w:r>
+      <w:r>
+        <w:rPr>
+          <w:rFonts w:ascii="TH SarabunPSK" w:eastAsia="Cordia New" w:hAnsi="TH SarabunPSK" w:cs="TH SarabunPSK"/>
+          <w:kern w:val="0"/>
+          <w:sz w:val="32"/>
+          <w:szCs w:val="32"/>
+          <w14:ligatures w14:val="none"/>
+        </w:rPr>
+        <w:t>,</w:t>
+      </w:r>
+      <w:r>
+        <w:rPr>
+          <w:rFonts w:ascii="TH SarabunPSK" w:eastAsia="Cordia New" w:hAnsi="TH SarabunPSK" w:cs="TH SarabunPSK"/>
+          <w:kern w:val="0"/>
+          <w:sz w:val="32"/>
+          <w:szCs w:val="32"/>
+          <w:cs/>
+          <w14:ligatures w14:val="none"/>
+        </w:rPr>
+        <w:t xml:space="preserve"> หน้า </w:t>
+      </w:r>
+      <w:r>
+        <w:rPr>
+          <w:rFonts w:ascii="TH SarabunPSK" w:eastAsia="Cordia New" w:hAnsi="TH SarabunPSK" w:cs="TH SarabunPSK"/>
+          <w:kern w:val="0"/>
+          <w:sz w:val="32"/>
+          <w:szCs w:val="32"/>
+          <w14:ligatures w14:val="none"/>
+        </w:rPr>
+        <w:t>108-148.</w:t>
+      </w:r>
+      <w:r>
+        <w:rPr>
+          <w:rFonts w:ascii="TH SarabunPSK" w:eastAsia="Cordia New" w:hAnsi="TH SarabunPSK" w:cs="TH SarabunPSK" w:hint="cs"/>
+          <w:kern w:val="0"/>
+          <w:sz w:val="32"/>
+          <w:szCs w:val="32"/>
+          <w:cs/>
+          <w14:ligatures w14:val="none"/>
+        </w:rPr>
+        <w:t xml:space="preserve"> </w:t>
+      </w:r>
+      <w:r>
+        <w:rPr>
+          <w:rFonts w:ascii="TH SarabunPSK" w:eastAsia="Cordia New" w:hAnsi="TH SarabunPSK" w:cs="TH SarabunPSK"/>
+          <w:kern w:val="0"/>
+          <w:sz w:val="32"/>
+          <w:szCs w:val="32"/>
+          <w:cs/>
+          <w14:ligatures w14:val="none"/>
+        </w:rPr>
+        <w:t>เชียงใหม่</w:t>
+      </w:r>
+      <w:r>
+        <w:rPr>
+          <w:rFonts w:ascii="TH SarabunPSK" w:eastAsia="Cordia New" w:hAnsi="TH SarabunPSK" w:cs="TH SarabunPSK"/>
+          <w:kern w:val="0"/>
+          <w:sz w:val="32"/>
+          <w:szCs w:val="32"/>
+          <w14:ligatures w14:val="none"/>
+        </w:rPr>
+        <w:t xml:space="preserve">: </w:t>
+      </w:r>
+      <w:r>
+        <w:rPr>
+          <w:rFonts w:ascii="TH SarabunPSK" w:eastAsia="Cordia New" w:hAnsi="TH SarabunPSK" w:cs="TH SarabunPSK"/>
+          <w:kern w:val="0"/>
+          <w:sz w:val="32"/>
+          <w:szCs w:val="32"/>
+          <w:cs/>
+          <w14:ligatures w14:val="none"/>
+        </w:rPr>
+        <w:t>วนิดาการพิมพ์.</w:t>
+      </w:r>
+      <w:r>
+        <w:rPr>
+          <w:rFonts w:ascii="TH SarabunPSK" w:eastAsia="Cordia New" w:hAnsi="TH SarabunPSK" w:cs="TH SarabunPSK"/>
+          <w:kern w:val="0"/>
+          <w:sz w:val="32"/>
+          <w:szCs w:val="32"/>
+          <w14:ligatures w14:val="none"/>
+        </w:rPr>
+        <w:t xml:space="preserve"> </w:t>
+      </w:r>
+      <w:r>
+        <w:rPr>
+          <w:rFonts w:ascii="TH SarabunPSK" w:eastAsia="Cordia New" w:hAnsi="TH SarabunPSK" w:cs="TH SarabunPSK"/>
+          <w:kern w:val="0"/>
+          <w:sz w:val="32"/>
+          <w:szCs w:val="32"/>
+          <w:cs/>
+          <w14:ligatures w14:val="none"/>
+        </w:rPr>
+        <w:t xml:space="preserve"> </w:t>
+      </w:r>
+    </w:p>
+    <w:p>
+      <w:pPr>
+        <w:spacing w:after="0"/>
+        <w:rPr>
+          <w:rFonts w:ascii="TH SarabunPSK" w:eastAsia="Cordia New" w:hAnsi="TH SarabunPSK" w:cs="TH SarabunPSK"/>
+          <w:kern w:val="0"/>
+          <w:sz w:val="32"/>
+          <w:szCs w:val="32"/>
+          <w:cs/>
+          <w14:ligatures w14:val="none"/>
+        </w:rPr>
+      </w:pPr>
+      <w:r>
+        <w:rPr>
+          <w:rFonts w:ascii="TH SarabunPSK" w:eastAsia="Cordia New" w:hAnsi="TH SarabunPSK" w:cs="TH SarabunPSK"/>
+          <w:kern w:val="0"/>
+          <w:sz w:val="32"/>
+          <w:szCs w:val="32"/>
+          <w14:ligatures w14:val="none"/>
+        </w:rPr>
+        <w:tab/>
+      </w:r>
+    </w:p>
+    <w:p>
+      <w:pPr>
+        <w:spacing w:after="0"/>
+        <w:ind w:firstLine="709"/>
+        <w:rPr>
+          <w:rFonts w:ascii="TH SarabunPSK" w:eastAsia="Cordia New" w:hAnsi="TH SarabunPSK" w:cs="TH SarabunPSK"/>
+          <w:kern w:val="0"/>
+          <w:sz w:val="32"/>
+          <w:szCs w:val="32"/>
+          <w14:ligatures w14:val="none"/>
+        </w:rPr>
+      </w:pPr>
+      <w:r>
+        <w:rPr>
+          <w:rFonts w:ascii="TH SarabunPSK" w:eastAsia="Cordia New" w:hAnsi="TH SarabunPSK" w:cs="TH SarabunPSK"/>
+          <w:kern w:val="0"/>
+          <w:sz w:val="32"/>
+          <w:szCs w:val="32"/>
+          <w:cs/>
+          <w14:ligatures w14:val="none"/>
+        </w:rPr>
         <w:lastRenderedPageBreak/>
-        <w:t>(เสถียร ฉันทะ, ผู้เขียน). เชียงใหม่</w:t>
-      </w:r>
-      <w:r>
-        <w:rPr>
-          <w:rFonts w:ascii="TH SarabunPSK" w:eastAsia="Cordia New" w:hAnsi="TH SarabunPSK" w:cs="TH SarabunPSK"/>
-          <w:kern w:val="0"/>
-          <w:sz w:val="32"/>
-          <w:szCs w:val="32"/>
-          <w14:ligatures w14:val="none"/>
-        </w:rPr>
-        <w:t xml:space="preserve">: </w:t>
-      </w:r>
-      <w:r>
-        <w:rPr>
-          <w:rFonts w:ascii="TH SarabunPSK" w:eastAsia="Cordia New" w:hAnsi="TH SarabunPSK" w:cs="TH SarabunPSK"/>
-          <w:kern w:val="0"/>
-          <w:sz w:val="32"/>
-          <w:szCs w:val="32"/>
-          <w:cs/>
-          <w14:ligatures w14:val="none"/>
-        </w:rPr>
-        <w:t>สถาบันวิจัยสังคม มหาวิทยาลัยเชียงใหม่</w:t>
-      </w:r>
-    </w:p>
-    <w:p>
-      <w:pPr>
-        <w:spacing w:after="0"/>
-        <w:ind w:firstLine="709"/>
-        <w:rPr>
-          <w:rFonts w:ascii="TH SarabunPSK" w:eastAsia="Cordia New" w:hAnsi="TH SarabunPSK" w:cs="TH SarabunPSK"/>
-          <w:kern w:val="0"/>
-          <w:sz w:val="32"/>
-          <w:szCs w:val="32"/>
-          <w14:ligatures w14:val="none"/>
-        </w:rPr>
-      </w:pPr>
-      <w:r>
-        <w:rPr>
-          <w:rFonts w:ascii="TH SarabunPSK" w:eastAsia="Cordia New" w:hAnsi="TH SarabunPSK" w:cs="TH SarabunPSK"/>
-          <w:kern w:val="0"/>
-          <w:sz w:val="32"/>
-          <w:szCs w:val="32"/>
-          <w14:ligatures w14:val="none"/>
-        </w:rPr>
-        <w:t>2547</w:t>
-      </w:r>
-      <w:r>
-        <w:rPr>
-          <w:rFonts w:ascii="TH SarabunPSK" w:eastAsia="Cordia New" w:hAnsi="TH SarabunPSK" w:cs="TH SarabunPSK"/>
-          <w:kern w:val="0"/>
-          <w:sz w:val="32"/>
-          <w:szCs w:val="32"/>
-          <w:cs/>
-          <w14:ligatures w14:val="none"/>
-        </w:rPr>
-        <w:tab/>
-      </w:r>
-      <w:r>
-        <w:rPr>
-          <w:rFonts w:ascii="TH SarabunPSK" w:eastAsia="Cordia New" w:hAnsi="TH SarabunPSK" w:cs="TH SarabunPSK"/>
-          <w:kern w:val="0"/>
-          <w:sz w:val="32"/>
-          <w:szCs w:val="32"/>
-          <w14:ligatures w14:val="none"/>
-        </w:rPr>
-        <w:t>“</w:t>
-      </w:r>
-      <w:r>
-        <w:rPr>
-          <w:rFonts w:ascii="TH SarabunPSK" w:eastAsia="Cordia New" w:hAnsi="TH SarabunPSK" w:cs="TH SarabunPSK"/>
-          <w:kern w:val="0"/>
-          <w:sz w:val="32"/>
-          <w:szCs w:val="32"/>
-          <w:cs/>
-          <w14:ligatures w14:val="none"/>
-        </w:rPr>
-        <w:t>การสร้างและสืบทอดอัตลักษณ์ของกลุ่มชาติพันธุ์ม้ง</w:t>
-      </w:r>
-      <w:r>
-        <w:rPr>
-          <w:rFonts w:ascii="TH SarabunPSK" w:eastAsia="Cordia New" w:hAnsi="TH SarabunPSK" w:cs="TH SarabunPSK"/>
-          <w:kern w:val="0"/>
-          <w:sz w:val="32"/>
-          <w:szCs w:val="32"/>
-          <w14:ligatures w14:val="none"/>
-        </w:rPr>
-        <w:t xml:space="preserve">,” </w:t>
-      </w:r>
-      <w:r>
-        <w:rPr>
-          <w:rFonts w:ascii="TH SarabunPSK" w:eastAsia="Cordia New" w:hAnsi="TH SarabunPSK" w:cs="TH SarabunPSK"/>
-          <w:i/>
-          <w:iCs/>
-          <w:kern w:val="0"/>
-          <w:sz w:val="32"/>
-          <w:szCs w:val="32"/>
-          <w:cs/>
-          <w14:ligatures w14:val="none"/>
-        </w:rPr>
-        <w:t>วาทกรรมอัตลักษณ์.</w:t>
-      </w:r>
-      <w:r>
-        <w:rPr>
-          <w:rFonts w:ascii="TH SarabunPSK" w:eastAsia="Cordia New" w:hAnsi="TH SarabunPSK" w:cs="TH SarabunPSK"/>
-          <w:kern w:val="0"/>
-          <w:sz w:val="32"/>
-          <w:szCs w:val="32"/>
-          <w14:ligatures w14:val="none"/>
-        </w:rPr>
-        <w:t xml:space="preserve">  </w:t>
-      </w:r>
-    </w:p>
-    <w:p>
-      <w:pPr>
-        <w:spacing w:after="0"/>
-        <w:ind w:left="720" w:firstLine="720"/>
-        <w:rPr>
-          <w:rFonts w:ascii="TH SarabunPSK" w:eastAsia="Cordia New" w:hAnsi="TH SarabunPSK" w:cs="TH SarabunPSK"/>
-          <w:kern w:val="0"/>
-          <w:sz w:val="32"/>
-          <w:szCs w:val="32"/>
-          <w14:ligatures w14:val="none"/>
-        </w:rPr>
-      </w:pPr>
-      <w:r>
-        <w:rPr>
-          <w:rFonts w:ascii="TH SarabunPSK" w:eastAsia="Cordia New" w:hAnsi="TH SarabunPSK" w:cs="TH SarabunPSK"/>
-          <w:kern w:val="0"/>
-          <w:sz w:val="32"/>
-          <w:szCs w:val="32"/>
-          <w:cs/>
-          <w14:ligatures w14:val="none"/>
-        </w:rPr>
-        <w:t xml:space="preserve">หนังสือรวมบทความจากการประชุมประจำปีทางมานุษยวิทยาครั้งที่ </w:t>
-      </w:r>
-      <w:r>
-        <w:rPr>
-          <w:rFonts w:ascii="TH SarabunPSK" w:eastAsia="Cordia New" w:hAnsi="TH SarabunPSK" w:cs="TH SarabunPSK"/>
-          <w:kern w:val="0"/>
-          <w:sz w:val="32"/>
-          <w:szCs w:val="32"/>
-          <w14:ligatures w14:val="none"/>
-        </w:rPr>
-        <w:t xml:space="preserve">2 </w:t>
-      </w:r>
-      <w:r>
-        <w:rPr>
-          <w:rFonts w:ascii="TH SarabunPSK" w:eastAsia="Cordia New" w:hAnsi="TH SarabunPSK" w:cs="TH SarabunPSK"/>
-          <w:kern w:val="0"/>
-          <w:sz w:val="32"/>
-          <w:szCs w:val="32"/>
-          <w:cs/>
-          <w14:ligatures w14:val="none"/>
-        </w:rPr>
-        <w:t>เรื่อง ชาติ</w:t>
-      </w:r>
-    </w:p>
-    <w:p>
-      <w:pPr>
-        <w:spacing w:after="0"/>
-        <w:ind w:left="720" w:firstLine="720"/>
-        <w:rPr>
-          <w:rFonts w:ascii="TH SarabunPSK" w:eastAsia="Cordia New" w:hAnsi="TH SarabunPSK" w:cs="TH SarabunPSK"/>
-          <w:kern w:val="0"/>
-          <w:sz w:val="32"/>
-          <w:szCs w:val="32"/>
-          <w14:ligatures w14:val="none"/>
-        </w:rPr>
-      </w:pPr>
-      <w:r>
-        <w:rPr>
-          <w:rFonts w:ascii="TH SarabunPSK" w:eastAsia="Cordia New" w:hAnsi="TH SarabunPSK" w:cs="TH SarabunPSK"/>
-          <w:kern w:val="0"/>
-          <w:sz w:val="32"/>
-          <w:szCs w:val="32"/>
-          <w:cs/>
-          <w14:ligatures w14:val="none"/>
-        </w:rPr>
-        <w:t>และชาติพันธุ์</w:t>
-      </w:r>
-      <w:r>
-        <w:rPr>
-          <w:rFonts w:ascii="TH SarabunPSK" w:eastAsia="Cordia New" w:hAnsi="TH SarabunPSK" w:cs="TH SarabunPSK"/>
-          <w:kern w:val="0"/>
-          <w:sz w:val="32"/>
-          <w:szCs w:val="32"/>
-          <w14:ligatures w14:val="none"/>
-        </w:rPr>
-        <w:t xml:space="preserve">: </w:t>
-      </w:r>
-      <w:r>
-        <w:rPr>
-          <w:rFonts w:ascii="TH SarabunPSK" w:eastAsia="Cordia New" w:hAnsi="TH SarabunPSK" w:cs="TH SarabunPSK"/>
-          <w:kern w:val="0"/>
-          <w:sz w:val="32"/>
-          <w:szCs w:val="32"/>
-          <w:cs/>
-          <w14:ligatures w14:val="none"/>
-        </w:rPr>
-        <w:t>วิถีชีวิตและความหลากหลายทางชาติพันธุ์ในโลกปัจจุบัน</w:t>
-      </w:r>
-      <w:r>
-        <w:rPr>
-          <w:rFonts w:ascii="TH SarabunPSK" w:eastAsia="Cordia New" w:hAnsi="TH SarabunPSK" w:cs="TH SarabunPSK"/>
-          <w:kern w:val="0"/>
-          <w:sz w:val="32"/>
-          <w:szCs w:val="32"/>
-          <w14:ligatures w14:val="none"/>
-        </w:rPr>
-        <w:t>,</w:t>
-      </w:r>
-      <w:r>
-        <w:rPr>
-          <w:rFonts w:ascii="TH SarabunPSK" w:eastAsia="Cordia New" w:hAnsi="TH SarabunPSK" w:cs="TH SarabunPSK"/>
-          <w:kern w:val="0"/>
-          <w:sz w:val="32"/>
-          <w:szCs w:val="32"/>
-          <w:cs/>
-          <w14:ligatures w14:val="none"/>
-        </w:rPr>
-        <w:t xml:space="preserve"> หน้า </w:t>
-      </w:r>
-      <w:r>
-        <w:rPr>
-          <w:rFonts w:ascii="TH SarabunPSK" w:eastAsia="Cordia New" w:hAnsi="TH SarabunPSK" w:cs="TH SarabunPSK"/>
-          <w:kern w:val="0"/>
-          <w:sz w:val="32"/>
-          <w:szCs w:val="32"/>
-          <w14:ligatures w14:val="none"/>
-        </w:rPr>
-        <w:t>31-72.</w:t>
-      </w:r>
-    </w:p>
-    <w:p>
-      <w:pPr>
-        <w:spacing w:after="0"/>
-        <w:ind w:left="720" w:firstLine="720"/>
-        <w:rPr>
-          <w:rFonts w:ascii="TH SarabunPSK" w:eastAsia="Cordia New" w:hAnsi="TH SarabunPSK" w:cs="TH SarabunPSK"/>
-          <w:kern w:val="0"/>
-          <w:sz w:val="32"/>
-          <w:szCs w:val="32"/>
-          <w14:ligatures w14:val="none"/>
-        </w:rPr>
-      </w:pPr>
-      <w:r>
-        <w:rPr>
-          <w:rFonts w:ascii="TH SarabunPSK" w:eastAsia="Cordia New" w:hAnsi="TH SarabunPSK" w:cs="TH SarabunPSK"/>
-          <w:kern w:val="0"/>
-          <w:sz w:val="32"/>
-          <w:szCs w:val="32"/>
-          <w:cs/>
-          <w14:ligatures w14:val="none"/>
-        </w:rPr>
-        <w:t>กรุงเทพฯ</w:t>
-      </w:r>
-      <w:r>
-        <w:rPr>
-          <w:rFonts w:ascii="TH SarabunPSK" w:eastAsia="Cordia New" w:hAnsi="TH SarabunPSK" w:cs="TH SarabunPSK"/>
-          <w:kern w:val="0"/>
-          <w:sz w:val="32"/>
-          <w:szCs w:val="32"/>
-          <w14:ligatures w14:val="none"/>
-        </w:rPr>
-        <w:t xml:space="preserve">: </w:t>
-      </w:r>
-      <w:r>
-        <w:rPr>
-          <w:rFonts w:ascii="TH SarabunPSK" w:eastAsia="Cordia New" w:hAnsi="TH SarabunPSK" w:cs="TH SarabunPSK"/>
-          <w:kern w:val="0"/>
-          <w:sz w:val="32"/>
-          <w:szCs w:val="32"/>
-          <w:cs/>
-          <w14:ligatures w14:val="none"/>
-        </w:rPr>
-        <w:t>ศูนย์มานุษยวิทยาสิรินธร.</w:t>
-      </w:r>
-    </w:p>
-    <w:p>
-      <w:pPr>
-        <w:spacing w:after="0"/>
-        <w:ind w:left="1440" w:hanging="720"/>
-        <w:rPr>
-          <w:rFonts w:ascii="TH SarabunPSK" w:eastAsia="Cordia New" w:hAnsi="TH SarabunPSK" w:cs="TH SarabunPSK"/>
-          <w:kern w:val="0"/>
-          <w:sz w:val="32"/>
-          <w:szCs w:val="32"/>
-          <w14:ligatures w14:val="none"/>
-        </w:rPr>
-      </w:pPr>
-      <w:r>
-        <w:rPr>
-          <w:rFonts w:ascii="TH SarabunPSK" w:eastAsia="Cordia New" w:hAnsi="TH SarabunPSK" w:cs="TH SarabunPSK"/>
-          <w:kern w:val="0"/>
-          <w:sz w:val="32"/>
-          <w:szCs w:val="32"/>
-          <w14:ligatures w14:val="none"/>
-        </w:rPr>
-        <w:t>2546</w:t>
-      </w:r>
-      <w:r>
-        <w:rPr>
-          <w:rFonts w:ascii="TH SarabunPSK" w:eastAsia="Cordia New" w:hAnsi="TH SarabunPSK" w:cs="TH SarabunPSK"/>
-          <w:kern w:val="0"/>
-          <w:sz w:val="32"/>
-          <w:szCs w:val="32"/>
-          <w:cs/>
-          <w14:ligatures w14:val="none"/>
-        </w:rPr>
-        <w:t>ก</w:t>
-      </w:r>
-      <w:r>
-        <w:rPr>
-          <w:rFonts w:ascii="TH SarabunPSK" w:eastAsia="Cordia New" w:hAnsi="TH SarabunPSK" w:cs="TH SarabunPSK"/>
-          <w:kern w:val="0"/>
-          <w:sz w:val="32"/>
-          <w:szCs w:val="32"/>
-          <w14:ligatures w14:val="none"/>
-        </w:rPr>
-        <w:tab/>
-        <w:t>“</w:t>
-      </w:r>
-      <w:r>
-        <w:rPr>
-          <w:rFonts w:ascii="TH SarabunPSK" w:eastAsia="Cordia New" w:hAnsi="TH SarabunPSK" w:cs="TH SarabunPSK"/>
-          <w:kern w:val="0"/>
-          <w:sz w:val="32"/>
-          <w:szCs w:val="32"/>
-          <w:cs/>
-          <w14:ligatures w14:val="none"/>
-        </w:rPr>
-        <w:t>ความรู้และมายาคติเกี่ยวกับกลุ่มชาติพันธุ์ม้ง</w:t>
-      </w:r>
-      <w:r>
-        <w:rPr>
-          <w:rFonts w:ascii="TH SarabunPSK" w:eastAsia="Cordia New" w:hAnsi="TH SarabunPSK" w:cs="TH SarabunPSK"/>
-          <w:kern w:val="0"/>
-          <w:sz w:val="32"/>
-          <w:szCs w:val="32"/>
-          <w14:ligatures w14:val="none"/>
-        </w:rPr>
-        <w:t xml:space="preserve">,” </w:t>
-      </w:r>
-      <w:r>
-        <w:rPr>
-          <w:rFonts w:ascii="TH SarabunPSK" w:eastAsia="Cordia New" w:hAnsi="TH SarabunPSK" w:cs="TH SarabunPSK"/>
-          <w:i/>
-          <w:iCs/>
-          <w:kern w:val="0"/>
-          <w:sz w:val="32"/>
-          <w:szCs w:val="32"/>
-          <w:cs/>
-          <w14:ligatures w14:val="none"/>
-        </w:rPr>
-        <w:t>ชาติพันธุ์และมายาคติ</w:t>
-      </w:r>
-      <w:r>
-        <w:rPr>
-          <w:rFonts w:ascii="TH SarabunPSK" w:eastAsia="Cordia New" w:hAnsi="TH SarabunPSK" w:cs="TH SarabunPSK"/>
-          <w:kern w:val="0"/>
-          <w:sz w:val="32"/>
-          <w:szCs w:val="32"/>
-          <w:cs/>
-          <w14:ligatures w14:val="none"/>
-        </w:rPr>
-        <w:t>.</w:t>
-      </w:r>
-      <w:r>
-        <w:rPr>
-          <w:rFonts w:ascii="TH SarabunPSK" w:eastAsia="Cordia New" w:hAnsi="TH SarabunPSK" w:cs="TH SarabunPSK"/>
-          <w:kern w:val="0"/>
-          <w:sz w:val="32"/>
-          <w:szCs w:val="32"/>
-          <w14:ligatures w14:val="none"/>
-        </w:rPr>
-        <w:t xml:space="preserve"> </w:t>
-      </w:r>
-      <w:r>
-        <w:rPr>
-          <w:rFonts w:ascii="TH SarabunPSK" w:eastAsia="Cordia New" w:hAnsi="TH SarabunPSK" w:cs="TH SarabunPSK"/>
-          <w:kern w:val="0"/>
-          <w:sz w:val="32"/>
-          <w:szCs w:val="32"/>
-          <w:cs/>
-          <w14:ligatures w14:val="none"/>
-        </w:rPr>
-        <w:t xml:space="preserve">ชูพินิจ เกษมณี และคณะ </w:t>
-      </w:r>
-      <w:r>
-        <w:rPr>
-          <w:rFonts w:ascii="TH SarabunPSK" w:eastAsia="Cordia New" w:hAnsi="TH SarabunPSK" w:cs="TH SarabunPSK"/>
-          <w:kern w:val="0"/>
-          <w:sz w:val="32"/>
-          <w:szCs w:val="32"/>
-          <w14:ligatures w14:val="none"/>
-        </w:rPr>
-        <w:t>(</w:t>
-      </w:r>
-      <w:r>
-        <w:rPr>
-          <w:rFonts w:ascii="TH SarabunPSK" w:eastAsia="Cordia New" w:hAnsi="TH SarabunPSK" w:cs="TH SarabunPSK"/>
-          <w:kern w:val="0"/>
-          <w:sz w:val="32"/>
-          <w:szCs w:val="32"/>
-          <w:cs/>
-          <w14:ligatures w14:val="none"/>
-        </w:rPr>
-        <w:t>บรรณาธิการ</w:t>
-      </w:r>
-      <w:r>
-        <w:rPr>
-          <w:rFonts w:ascii="TH SarabunPSK" w:eastAsia="Cordia New" w:hAnsi="TH SarabunPSK" w:cs="TH SarabunPSK"/>
-          <w:kern w:val="0"/>
-          <w:sz w:val="32"/>
-          <w:szCs w:val="32"/>
-          <w14:ligatures w14:val="none"/>
-        </w:rPr>
-        <w:t xml:space="preserve">), </w:t>
-      </w:r>
-      <w:r>
-        <w:rPr>
-          <w:rFonts w:ascii="TH SarabunPSK" w:eastAsia="Cordia New" w:hAnsi="TH SarabunPSK" w:cs="TH SarabunPSK"/>
-          <w:kern w:val="0"/>
-          <w:sz w:val="32"/>
-          <w:szCs w:val="32"/>
-          <w:cs/>
-          <w14:ligatures w14:val="none"/>
-        </w:rPr>
-        <w:t xml:space="preserve">หน้า </w:t>
-      </w:r>
-      <w:r>
-        <w:rPr>
-          <w:rFonts w:ascii="TH SarabunPSK" w:eastAsia="Cordia New" w:hAnsi="TH SarabunPSK" w:cs="TH SarabunPSK"/>
-          <w:kern w:val="0"/>
-          <w:sz w:val="32"/>
-          <w:szCs w:val="32"/>
-          <w14:ligatures w14:val="none"/>
-        </w:rPr>
-        <w:t xml:space="preserve">23-56. </w:t>
-      </w:r>
-      <w:r>
-        <w:rPr>
-          <w:rFonts w:ascii="TH SarabunPSK" w:eastAsia="Cordia New" w:hAnsi="TH SarabunPSK" w:cs="TH SarabunPSK"/>
-          <w:kern w:val="0"/>
-          <w:sz w:val="32"/>
-          <w:szCs w:val="32"/>
-          <w:cs/>
-          <w14:ligatures w14:val="none"/>
-        </w:rPr>
-        <w:t>กรุงเทพฯ</w:t>
-      </w:r>
-      <w:r>
-        <w:rPr>
-          <w:rFonts w:ascii="TH SarabunPSK" w:eastAsia="Cordia New" w:hAnsi="TH SarabunPSK" w:cs="TH SarabunPSK"/>
-          <w:kern w:val="0"/>
-          <w:sz w:val="32"/>
-          <w:szCs w:val="32"/>
-          <w14:ligatures w14:val="none"/>
-        </w:rPr>
-        <w:t xml:space="preserve">: </w:t>
-      </w:r>
-      <w:r>
-        <w:rPr>
-          <w:rFonts w:ascii="TH SarabunPSK" w:eastAsia="Cordia New" w:hAnsi="TH SarabunPSK" w:cs="TH SarabunPSK"/>
-          <w:kern w:val="0"/>
-          <w:sz w:val="32"/>
-          <w:szCs w:val="32"/>
-          <w:cs/>
-          <w14:ligatures w14:val="none"/>
-        </w:rPr>
-        <w:t xml:space="preserve">สำนักงานคณะกรรมการวัฒนธรรมแห่งชาติ กระทรวงวัฒนธรรม.  </w:t>
-      </w:r>
-    </w:p>
-    <w:p>
-      <w:pPr>
-        <w:spacing w:after="0"/>
-        <w:ind w:left="1440" w:hanging="720"/>
-        <w:rPr>
-          <w:rFonts w:ascii="TH SarabunPSK" w:eastAsia="Cordia New" w:hAnsi="TH SarabunPSK" w:cs="TH SarabunPSK"/>
-          <w:kern w:val="0"/>
-          <w:sz w:val="32"/>
-          <w:szCs w:val="32"/>
-          <w14:ligatures w14:val="none"/>
-        </w:rPr>
-      </w:pPr>
-      <w:r>
-        <w:rPr>
-          <w:rFonts w:ascii="TH SarabunPSK" w:eastAsia="Cordia New" w:hAnsi="TH SarabunPSK" w:cs="TH SarabunPSK"/>
-          <w:kern w:val="0"/>
-          <w:sz w:val="32"/>
-          <w:szCs w:val="32"/>
-          <w14:ligatures w14:val="none"/>
-        </w:rPr>
-        <w:t>2546</w:t>
-      </w:r>
-      <w:r>
-        <w:rPr>
-          <w:rFonts w:ascii="TH SarabunPSK" w:eastAsia="Cordia New" w:hAnsi="TH SarabunPSK" w:cs="TH SarabunPSK"/>
-          <w:kern w:val="0"/>
-          <w:sz w:val="32"/>
-          <w:szCs w:val="32"/>
-          <w:cs/>
-          <w14:ligatures w14:val="none"/>
-        </w:rPr>
-        <w:t>ข</w:t>
-      </w:r>
-      <w:r>
-        <w:rPr>
-          <w:rFonts w:ascii="TH SarabunPSK" w:eastAsia="Cordia New" w:hAnsi="TH SarabunPSK" w:cs="TH SarabunPSK"/>
-          <w:kern w:val="0"/>
-          <w:sz w:val="32"/>
-          <w:szCs w:val="32"/>
-          <w14:ligatures w14:val="none"/>
-        </w:rPr>
-        <w:tab/>
-        <w:t>“</w:t>
-      </w:r>
-      <w:r>
-        <w:rPr>
-          <w:rFonts w:ascii="TH SarabunPSK" w:eastAsia="Cordia New" w:hAnsi="TH SarabunPSK" w:cs="TH SarabunPSK"/>
-          <w:kern w:val="0"/>
-          <w:sz w:val="32"/>
-          <w:szCs w:val="32"/>
-          <w:cs/>
-          <w14:ligatures w14:val="none"/>
-        </w:rPr>
-        <w:t>อัตลักษณ์ทางเครือญาติของกลุ่มชาติพันธุ์ม้งท่ามกลางความทันสมัย</w:t>
-      </w:r>
-      <w:r>
-        <w:rPr>
-          <w:rFonts w:ascii="TH SarabunPSK" w:eastAsia="Cordia New" w:hAnsi="TH SarabunPSK" w:cs="TH SarabunPSK"/>
-          <w:kern w:val="0"/>
-          <w:sz w:val="32"/>
-          <w:szCs w:val="32"/>
-          <w14:ligatures w14:val="none"/>
-        </w:rPr>
-        <w:t xml:space="preserve">,” </w:t>
-      </w:r>
-      <w:r>
-        <w:rPr>
-          <w:rFonts w:ascii="TH SarabunPSK" w:eastAsia="Cordia New" w:hAnsi="TH SarabunPSK" w:cs="TH SarabunPSK"/>
-          <w:i/>
-          <w:iCs/>
-          <w:kern w:val="0"/>
-          <w:sz w:val="32"/>
-          <w:szCs w:val="32"/>
-          <w:cs/>
-          <w14:ligatures w14:val="none"/>
-        </w:rPr>
-        <w:t>อัตลักษณ์ชาติพันธุ์และความเป็นชายขอบ</w:t>
-      </w:r>
-      <w:r>
-        <w:rPr>
-          <w:rFonts w:ascii="TH SarabunPSK" w:eastAsia="Cordia New" w:hAnsi="TH SarabunPSK" w:cs="TH SarabunPSK"/>
-          <w:kern w:val="0"/>
-          <w:sz w:val="32"/>
-          <w:szCs w:val="32"/>
-          <w:cs/>
-          <w14:ligatures w14:val="none"/>
-        </w:rPr>
-        <w:t>,</w:t>
-      </w:r>
-      <w:r>
-        <w:rPr>
-          <w:rFonts w:ascii="TH SarabunPSK" w:eastAsia="Cordia New" w:hAnsi="TH SarabunPSK" w:cs="TH SarabunPSK"/>
-          <w:kern w:val="0"/>
-          <w:sz w:val="32"/>
-          <w:szCs w:val="32"/>
-          <w14:ligatures w14:val="none"/>
-        </w:rPr>
-        <w:t xml:space="preserve"> </w:t>
-      </w:r>
-      <w:r>
-        <w:rPr>
-          <w:rFonts w:ascii="TH SarabunPSK" w:eastAsia="Cordia New" w:hAnsi="TH SarabunPSK" w:cs="TH SarabunPSK"/>
-          <w:kern w:val="0"/>
-          <w:sz w:val="32"/>
-          <w:szCs w:val="32"/>
-          <w:cs/>
-          <w14:ligatures w14:val="none"/>
-        </w:rPr>
-        <w:t xml:space="preserve">ปิ่นแก้ว เหลืองอร่ามศรี </w:t>
-      </w:r>
-      <w:r>
-        <w:rPr>
-          <w:rFonts w:ascii="TH SarabunPSK" w:eastAsia="Cordia New" w:hAnsi="TH SarabunPSK" w:cs="TH SarabunPSK"/>
-          <w:kern w:val="0"/>
-          <w:sz w:val="32"/>
-          <w:szCs w:val="32"/>
-          <w14:ligatures w14:val="none"/>
-        </w:rPr>
-        <w:t>(</w:t>
-      </w:r>
-      <w:r>
-        <w:rPr>
-          <w:rFonts w:ascii="TH SarabunPSK" w:eastAsia="Cordia New" w:hAnsi="TH SarabunPSK" w:cs="TH SarabunPSK"/>
-          <w:kern w:val="0"/>
-          <w:sz w:val="32"/>
-          <w:szCs w:val="32"/>
-          <w:cs/>
-          <w14:ligatures w14:val="none"/>
-        </w:rPr>
-        <w:t>บรรณาธิการ</w:t>
-      </w:r>
-      <w:r>
-        <w:rPr>
-          <w:rFonts w:ascii="TH SarabunPSK" w:eastAsia="Cordia New" w:hAnsi="TH SarabunPSK" w:cs="TH SarabunPSK"/>
-          <w:kern w:val="0"/>
-          <w:sz w:val="32"/>
-          <w:szCs w:val="32"/>
-          <w14:ligatures w14:val="none"/>
-        </w:rPr>
-        <w:t xml:space="preserve">), </w:t>
-      </w:r>
-      <w:r>
-        <w:rPr>
-          <w:rFonts w:ascii="TH SarabunPSK" w:eastAsia="Cordia New" w:hAnsi="TH SarabunPSK" w:cs="TH SarabunPSK"/>
-          <w:kern w:val="0"/>
-          <w:sz w:val="32"/>
-          <w:szCs w:val="32"/>
-          <w:cs/>
-          <w14:ligatures w14:val="none"/>
-        </w:rPr>
-        <w:t xml:space="preserve">หน้า </w:t>
-      </w:r>
-      <w:r>
-        <w:rPr>
-          <w:rFonts w:ascii="TH SarabunPSK" w:eastAsia="Cordia New" w:hAnsi="TH SarabunPSK" w:cs="TH SarabunPSK"/>
-          <w:kern w:val="0"/>
-          <w:sz w:val="32"/>
-          <w:szCs w:val="32"/>
-          <w14:ligatures w14:val="none"/>
-        </w:rPr>
-        <w:t xml:space="preserve">203-252. </w:t>
-      </w:r>
-      <w:r>
-        <w:rPr>
-          <w:rFonts w:ascii="TH SarabunPSK" w:eastAsia="Cordia New" w:hAnsi="TH SarabunPSK" w:cs="TH SarabunPSK"/>
-          <w:kern w:val="0"/>
-          <w:sz w:val="32"/>
-          <w:szCs w:val="32"/>
-          <w:cs/>
-          <w14:ligatures w14:val="none"/>
-        </w:rPr>
-        <w:t>กรุงเทพฯ</w:t>
-      </w:r>
-      <w:r>
-        <w:rPr>
-          <w:rFonts w:ascii="TH SarabunPSK" w:eastAsia="Cordia New" w:hAnsi="TH SarabunPSK" w:cs="TH SarabunPSK"/>
-          <w:kern w:val="0"/>
-          <w:sz w:val="32"/>
-          <w:szCs w:val="32"/>
-          <w14:ligatures w14:val="none"/>
-        </w:rPr>
-        <w:t xml:space="preserve">: </w:t>
-      </w:r>
-      <w:r>
-        <w:rPr>
-          <w:rFonts w:ascii="TH SarabunPSK" w:eastAsia="Cordia New" w:hAnsi="TH SarabunPSK" w:cs="TH SarabunPSK"/>
-          <w:kern w:val="0"/>
-          <w:sz w:val="32"/>
-          <w:szCs w:val="32"/>
-          <w:cs/>
-          <w14:ligatures w14:val="none"/>
-        </w:rPr>
-        <w:t>ศูนย์มานุษยวิทยาสิรินธร</w:t>
-      </w:r>
-      <w:r>
-        <w:rPr>
-          <w:rFonts w:ascii="TH SarabunPSK" w:eastAsia="Cordia New" w:hAnsi="TH SarabunPSK" w:cs="TH SarabunPSK"/>
-          <w:kern w:val="0"/>
-          <w:sz w:val="32"/>
-          <w:szCs w:val="32"/>
-          <w14:ligatures w14:val="none"/>
-        </w:rPr>
-        <w:t>.</w:t>
-      </w:r>
-    </w:p>
-    <w:p>
-      <w:pPr>
-        <w:spacing w:after="0"/>
-        <w:ind w:left="1440" w:hanging="720"/>
-        <w:rPr>
-          <w:rFonts w:ascii="TH SarabunPSK" w:eastAsia="Cordia New" w:hAnsi="TH SarabunPSK" w:cs="TH SarabunPSK"/>
-          <w:kern w:val="0"/>
-          <w:sz w:val="32"/>
-          <w:szCs w:val="32"/>
-          <w14:ligatures w14:val="none"/>
-        </w:rPr>
-      </w:pPr>
-      <w:r>
-        <w:rPr>
-          <w:rFonts w:ascii="TH SarabunPSK" w:eastAsia="Cordia New" w:hAnsi="TH SarabunPSK" w:cs="TH SarabunPSK"/>
-          <w:kern w:val="0"/>
-          <w:sz w:val="32"/>
-          <w:szCs w:val="32"/>
-          <w14:ligatures w14:val="none"/>
-        </w:rPr>
-        <w:t>2545</w:t>
-      </w:r>
-      <w:r>
-        <w:rPr>
-          <w:rFonts w:ascii="TH SarabunPSK" w:eastAsia="Cordia New" w:hAnsi="TH SarabunPSK" w:cs="TH SarabunPSK"/>
-          <w:kern w:val="0"/>
-          <w:sz w:val="32"/>
-          <w:szCs w:val="32"/>
-          <w14:ligatures w14:val="none"/>
-        </w:rPr>
-        <w:tab/>
-        <w:t>“</w:t>
-      </w:r>
-      <w:r>
-        <w:rPr>
-          <w:rFonts w:ascii="TH SarabunPSK" w:eastAsia="Cordia New" w:hAnsi="TH SarabunPSK" w:cs="TH SarabunPSK"/>
-          <w:kern w:val="0"/>
-          <w:sz w:val="32"/>
-          <w:szCs w:val="32"/>
-          <w:cs/>
-          <w14:ligatures w14:val="none"/>
-        </w:rPr>
-        <w:t>เครือญาติข้ามพรมแดนรัฐชาติ</w:t>
-      </w:r>
-      <w:r>
-        <w:rPr>
-          <w:rFonts w:ascii="TH SarabunPSK" w:eastAsia="Cordia New" w:hAnsi="TH SarabunPSK" w:cs="TH SarabunPSK"/>
-          <w:kern w:val="0"/>
-          <w:sz w:val="32"/>
-          <w:szCs w:val="32"/>
-          <w14:ligatures w14:val="none"/>
-        </w:rPr>
-        <w:t xml:space="preserve">: </w:t>
-      </w:r>
-      <w:r>
-        <w:rPr>
-          <w:rFonts w:ascii="TH SarabunPSK" w:eastAsia="Cordia New" w:hAnsi="TH SarabunPSK" w:cs="TH SarabunPSK"/>
-          <w:kern w:val="0"/>
-          <w:sz w:val="32"/>
-          <w:szCs w:val="32"/>
-          <w:cs/>
-          <w14:ligatures w14:val="none"/>
-        </w:rPr>
-        <w:t>กรณีกลุ่มชาติพันธุ์ม้ง</w:t>
-      </w:r>
-      <w:r>
-        <w:rPr>
-          <w:rFonts w:ascii="TH SarabunPSK" w:eastAsia="Cordia New" w:hAnsi="TH SarabunPSK" w:cs="TH SarabunPSK"/>
-          <w:kern w:val="0"/>
-          <w:sz w:val="32"/>
-          <w:szCs w:val="32"/>
-          <w14:ligatures w14:val="none"/>
-        </w:rPr>
-        <w:t xml:space="preserve">,” </w:t>
-      </w:r>
-      <w:r>
-        <w:rPr>
-          <w:rFonts w:ascii="TH SarabunPSK" w:eastAsia="Cordia New" w:hAnsi="TH SarabunPSK" w:cs="TH SarabunPSK"/>
-          <w:i/>
-          <w:iCs/>
-          <w:kern w:val="0"/>
-          <w:sz w:val="32"/>
-          <w:szCs w:val="32"/>
-          <w:cs/>
-          <w14:ligatures w14:val="none"/>
-        </w:rPr>
-        <w:t>สังคมศาสตร์</w:t>
-      </w:r>
-      <w:r>
-        <w:rPr>
-          <w:rFonts w:ascii="TH SarabunPSK" w:eastAsia="Cordia New" w:hAnsi="TH SarabunPSK" w:cs="TH SarabunPSK"/>
-          <w:kern w:val="0"/>
-          <w:sz w:val="32"/>
-          <w:szCs w:val="32"/>
-          <w:cs/>
-          <w14:ligatures w14:val="none"/>
-        </w:rPr>
-        <w:t xml:space="preserve"> </w:t>
-      </w:r>
-      <w:r>
-        <w:rPr>
-          <w:rFonts w:ascii="TH SarabunPSK" w:eastAsia="Cordia New" w:hAnsi="TH SarabunPSK" w:cs="TH SarabunPSK"/>
-          <w:kern w:val="0"/>
-          <w:sz w:val="32"/>
-          <w:szCs w:val="32"/>
-          <w14:ligatures w14:val="none"/>
-        </w:rPr>
-        <w:t>(</w:t>
-      </w:r>
-      <w:r>
-        <w:rPr>
-          <w:rFonts w:ascii="TH SarabunPSK" w:eastAsia="Cordia New" w:hAnsi="TH SarabunPSK" w:cs="TH SarabunPSK"/>
-          <w:kern w:val="0"/>
-          <w:sz w:val="32"/>
-          <w:szCs w:val="32"/>
-          <w:cs/>
-          <w14:ligatures w14:val="none"/>
-        </w:rPr>
-        <w:t>มหาวิทยาลัยเชียงใหม่</w:t>
-      </w:r>
-      <w:r>
-        <w:rPr>
-          <w:rFonts w:ascii="TH SarabunPSK" w:eastAsia="Cordia New" w:hAnsi="TH SarabunPSK" w:cs="TH SarabunPSK"/>
-          <w:kern w:val="0"/>
-          <w:sz w:val="32"/>
-          <w:szCs w:val="32"/>
-          <w14:ligatures w14:val="none"/>
-        </w:rPr>
-        <w:t>), 15(1): 167-186</w:t>
-      </w:r>
-      <w:r>
-        <w:rPr>
-          <w:rFonts w:ascii="TH SarabunPSK" w:eastAsia="Cordia New" w:hAnsi="TH SarabunPSK" w:cs="TH SarabunPSK"/>
-          <w:kern w:val="0"/>
-          <w:sz w:val="32"/>
-          <w:szCs w:val="32"/>
-          <w14:ligatures w14:val="none"/>
-        </w:rPr>
-        <w:t>.</w:t>
-      </w:r>
-    </w:p>
-    <w:p>
-      <w:pPr>
-        <w:spacing w:after="0"/>
-        <w:ind w:left="1440" w:hanging="719"/>
-        <w:rPr>
-          <w:rFonts w:ascii="TH SarabunPSK" w:eastAsia="Cordia New" w:hAnsi="TH SarabunPSK" w:cs="TH SarabunPSK"/>
-          <w:kern w:val="0"/>
-          <w:sz w:val="32"/>
-          <w:szCs w:val="32"/>
-          <w14:ligatures w14:val="none"/>
-        </w:rPr>
-      </w:pPr>
-      <w:r>
-        <w:rPr>
-          <w:rFonts w:ascii="TH SarabunPSK" w:eastAsia="Cordia New" w:hAnsi="TH SarabunPSK" w:cs="TH SarabunPSK"/>
-          <w:kern w:val="0"/>
-          <w:sz w:val="32"/>
-          <w:szCs w:val="32"/>
-          <w14:ligatures w14:val="none"/>
-        </w:rPr>
-        <w:t>2541</w:t>
-      </w:r>
-      <w:r>
-        <w:rPr>
-          <w:rFonts w:ascii="TH SarabunPSK" w:eastAsia="Cordia New" w:hAnsi="TH SarabunPSK" w:cs="TH SarabunPSK"/>
-          <w:kern w:val="0"/>
-          <w:sz w:val="32"/>
-          <w:szCs w:val="32"/>
-          <w14:ligatures w14:val="none"/>
-        </w:rPr>
-        <w:tab/>
-        <w:t>“</w:t>
-      </w:r>
-      <w:r>
-        <w:rPr>
-          <w:rFonts w:ascii="TH SarabunPSK" w:eastAsia="Cordia New" w:hAnsi="TH SarabunPSK" w:cs="TH SarabunPSK"/>
-          <w:kern w:val="0"/>
-          <w:sz w:val="32"/>
-          <w:szCs w:val="32"/>
-          <w:cs/>
-          <w14:ligatures w14:val="none"/>
-        </w:rPr>
-        <w:t>กลุ่มชาติพันธุ์ม้งกับปัญหายาเสพติด</w:t>
-      </w:r>
-      <w:r>
-        <w:rPr>
-          <w:rFonts w:ascii="TH SarabunPSK" w:eastAsia="Cordia New" w:hAnsi="TH SarabunPSK" w:cs="TH SarabunPSK"/>
-          <w:kern w:val="0"/>
-          <w:sz w:val="32"/>
-          <w:szCs w:val="32"/>
-          <w14:ligatures w14:val="none"/>
-        </w:rPr>
-        <w:t xml:space="preserve">,” </w:t>
-      </w:r>
-      <w:r>
-        <w:rPr>
-          <w:rFonts w:ascii="TH SarabunPSK" w:eastAsia="Cordia New" w:hAnsi="TH SarabunPSK" w:cs="TH SarabunPSK"/>
-          <w:i/>
-          <w:iCs/>
-          <w:kern w:val="0"/>
-          <w:sz w:val="32"/>
-          <w:szCs w:val="32"/>
-          <w:cs/>
-          <w14:ligatures w14:val="none"/>
-        </w:rPr>
-        <w:t>สังคมศาสตร์</w:t>
-      </w:r>
-      <w:r>
-        <w:rPr>
-          <w:rFonts w:ascii="TH SarabunPSK" w:eastAsia="Cordia New" w:hAnsi="TH SarabunPSK" w:cs="TH SarabunPSK"/>
-          <w:kern w:val="0"/>
-          <w:sz w:val="32"/>
-          <w:szCs w:val="32"/>
-          <w14:ligatures w14:val="none"/>
-        </w:rPr>
-        <w:t xml:space="preserve"> (</w:t>
-      </w:r>
-      <w:r>
-        <w:rPr>
-          <w:rFonts w:ascii="TH SarabunPSK" w:eastAsia="Cordia New" w:hAnsi="TH SarabunPSK" w:cs="TH SarabunPSK"/>
-          <w:kern w:val="0"/>
-          <w:sz w:val="32"/>
-          <w:szCs w:val="32"/>
-          <w:cs/>
-          <w14:ligatures w14:val="none"/>
-        </w:rPr>
-        <w:t>มหาวิทยาลัยเชียงใหม่</w:t>
-      </w:r>
-      <w:r>
-        <w:rPr>
-          <w:rFonts w:ascii="TH SarabunPSK" w:eastAsia="Cordia New" w:hAnsi="TH SarabunPSK" w:cs="TH SarabunPSK"/>
-          <w:kern w:val="0"/>
-          <w:sz w:val="32"/>
-          <w:szCs w:val="32"/>
-          <w14:ligatures w14:val="none"/>
-        </w:rPr>
-        <w:t>), 11(1): 136-165</w:t>
-      </w:r>
-      <w:r>
-        <w:rPr>
-          <w:rFonts w:ascii="TH SarabunPSK" w:eastAsia="Cordia New" w:hAnsi="TH SarabunPSK" w:cs="TH SarabunPSK"/>
-          <w:kern w:val="0"/>
-          <w:sz w:val="32"/>
-          <w:szCs w:val="32"/>
-          <w14:ligatures w14:val="none"/>
-        </w:rPr>
-        <w:t>.</w:t>
-      </w:r>
-    </w:p>
-    <w:p>
-      <w:pPr>
-        <w:spacing w:after="0"/>
-        <w:rPr>
-          <w:rFonts w:ascii="TH SarabunPSK" w:eastAsia="Cordia New" w:hAnsi="TH SarabunPSK" w:cs="TH SarabunPSK"/>
-          <w:kern w:val="0"/>
-          <w:sz w:val="32"/>
-          <w:szCs w:val="32"/>
-          <w14:ligatures w14:val="none"/>
-        </w:rPr>
-      </w:pPr>
-      <w:r>
-        <w:rPr>
-          <w:rFonts w:ascii="TH SarabunPSK" w:eastAsia="Cordia New" w:hAnsi="TH SarabunPSK" w:cs="TH SarabunPSK"/>
-          <w:kern w:val="0"/>
-          <w:sz w:val="32"/>
-          <w:szCs w:val="32"/>
-          <w14:ligatures w14:val="none"/>
-        </w:rPr>
-        <w:tab/>
-        <w:t>2537</w:t>
-      </w:r>
-      <w:r>
-        <w:rPr>
-          <w:rFonts w:ascii="TH SarabunPSK" w:eastAsia="Cordia New" w:hAnsi="TH SarabunPSK" w:cs="TH SarabunPSK"/>
-          <w:kern w:val="0"/>
-          <w:sz w:val="32"/>
-          <w:szCs w:val="32"/>
-          <w:cs/>
-          <w14:ligatures w14:val="none"/>
-        </w:rPr>
-        <w:t>ก</w:t>
-      </w:r>
-      <w:r>
-        <w:rPr>
-          <w:rFonts w:ascii="TH SarabunPSK" w:eastAsia="Cordia New" w:hAnsi="TH SarabunPSK" w:cs="TH SarabunPSK"/>
-          <w:kern w:val="0"/>
-          <w:sz w:val="32"/>
-          <w:szCs w:val="32"/>
-          <w14:ligatures w14:val="none"/>
-        </w:rPr>
-        <w:tab/>
-      </w:r>
-      <w:r>
-        <w:rPr>
-          <w:rFonts w:ascii="TH SarabunPSK" w:eastAsia="Cordia New" w:hAnsi="TH SarabunPSK" w:cs="TH SarabunPSK"/>
-          <w:i/>
-          <w:iCs/>
-          <w:kern w:val="0"/>
-          <w:sz w:val="32"/>
-          <w:szCs w:val="32"/>
-          <w:cs/>
-          <w14:ligatures w14:val="none"/>
-        </w:rPr>
-        <w:t>ทำเนียบนามองค์กรพัฒนาเอกชนภาคเหนือตอนบน</w:t>
-      </w:r>
-      <w:r>
-        <w:rPr>
-          <w:rFonts w:ascii="TH SarabunPSK" w:eastAsia="Cordia New" w:hAnsi="TH SarabunPSK" w:cs="TH SarabunPSK"/>
-          <w:kern w:val="0"/>
-          <w:sz w:val="32"/>
-          <w:szCs w:val="32"/>
-          <w:cs/>
-          <w14:ligatures w14:val="none"/>
-        </w:rPr>
-        <w:t>.</w:t>
-      </w:r>
-      <w:r>
-        <w:rPr>
-          <w:rFonts w:ascii="TH SarabunPSK" w:eastAsia="Cordia New" w:hAnsi="TH SarabunPSK" w:cs="TH SarabunPSK"/>
-          <w:kern w:val="0"/>
-          <w:sz w:val="32"/>
-          <w:szCs w:val="32"/>
-          <w14:ligatures w14:val="none"/>
-        </w:rPr>
-        <w:t xml:space="preserve">  </w:t>
-      </w:r>
-      <w:r>
-        <w:rPr>
-          <w:rFonts w:ascii="TH SarabunPSK" w:eastAsia="Cordia New" w:hAnsi="TH SarabunPSK" w:cs="TH SarabunPSK"/>
-          <w:kern w:val="0"/>
-          <w:sz w:val="32"/>
-          <w:szCs w:val="32"/>
-          <w:cs/>
-          <w14:ligatures w14:val="none"/>
-        </w:rPr>
-        <w:t>เชียงใหม่</w:t>
-      </w:r>
-      <w:r>
-        <w:rPr>
-          <w:rFonts w:ascii="TH SarabunPSK" w:eastAsia="Cordia New" w:hAnsi="TH SarabunPSK" w:cs="TH SarabunPSK"/>
-          <w:kern w:val="0"/>
-          <w:sz w:val="32"/>
-          <w:szCs w:val="32"/>
-          <w14:ligatures w14:val="none"/>
-        </w:rPr>
-        <w:t xml:space="preserve">: </w:t>
-      </w:r>
-      <w:r>
-        <w:rPr>
-          <w:rFonts w:ascii="TH SarabunPSK" w:eastAsia="Cordia New" w:hAnsi="TH SarabunPSK" w:cs="TH SarabunPSK"/>
-          <w:kern w:val="0"/>
-          <w:sz w:val="32"/>
-          <w:szCs w:val="32"/>
-          <w:cs/>
-          <w14:ligatures w14:val="none"/>
-        </w:rPr>
-        <w:t xml:space="preserve">สถาบันวิจัยสังคม </w:t>
-      </w:r>
-      <w:r>
-        <w:rPr>
-          <w:rFonts w:ascii="TH SarabunPSK" w:eastAsia="Cordia New" w:hAnsi="TH SarabunPSK" w:cs="TH SarabunPSK"/>
-          <w:kern w:val="0"/>
-          <w:sz w:val="32"/>
-          <w:szCs w:val="32"/>
-          <w14:ligatures w14:val="none"/>
-        </w:rPr>
-        <w:tab/>
-      </w:r>
-      <w:r>
-        <w:rPr>
-          <w:rFonts w:ascii="TH SarabunPSK" w:eastAsia="Cordia New" w:hAnsi="TH SarabunPSK" w:cs="TH SarabunPSK"/>
-          <w:kern w:val="0"/>
-          <w:sz w:val="32"/>
-          <w:szCs w:val="32"/>
-          <w14:ligatures w14:val="none"/>
-        </w:rPr>
-        <w:tab/>
-      </w:r>
-      <w:r>
-        <w:rPr>
-          <w:rFonts w:ascii="TH SarabunPSK" w:eastAsia="Cordia New" w:hAnsi="TH SarabunPSK" w:cs="TH SarabunPSK"/>
-          <w:kern w:val="0"/>
-          <w:sz w:val="32"/>
-          <w:szCs w:val="32"/>
-          <w14:ligatures w14:val="none"/>
-        </w:rPr>
-        <w:tab/>
-      </w:r>
-      <w:r>
-        <w:rPr>
-          <w:rFonts w:ascii="TH SarabunPSK" w:eastAsia="Cordia New" w:hAnsi="TH SarabunPSK" w:cs="TH SarabunPSK"/>
-          <w:kern w:val="0"/>
-          <w:sz w:val="32"/>
-          <w:szCs w:val="32"/>
-          <w:cs/>
-          <w14:ligatures w14:val="none"/>
-        </w:rPr>
-        <w:t>มหาวิทยาลัยเชียงใหม่</w:t>
-      </w:r>
-      <w:r>
-        <w:rPr>
-          <w:rFonts w:ascii="TH SarabunPSK" w:eastAsia="Cordia New" w:hAnsi="TH SarabunPSK" w:cs="TH SarabunPSK"/>
-          <w:kern w:val="0"/>
-          <w:sz w:val="32"/>
-          <w:szCs w:val="32"/>
-          <w14:ligatures w14:val="none"/>
-        </w:rPr>
-        <w:t>.</w:t>
-      </w:r>
-    </w:p>
-    <w:p>
-      <w:pPr>
-        <w:spacing w:after="0"/>
-        <w:rPr>
-          <w:rFonts w:ascii="TH SarabunPSK" w:eastAsia="Cordia New" w:hAnsi="TH SarabunPSK" w:cs="TH SarabunPSK"/>
-          <w:kern w:val="0"/>
-          <w:sz w:val="32"/>
-          <w:szCs w:val="32"/>
-          <w14:ligatures w14:val="none"/>
-        </w:rPr>
-      </w:pPr>
-      <w:r>
-        <w:rPr>
-          <w:rFonts w:ascii="TH SarabunPSK" w:eastAsia="Cordia New" w:hAnsi="TH SarabunPSK" w:cs="TH SarabunPSK"/>
-          <w:kern w:val="0"/>
-          <w:sz w:val="32"/>
-          <w:szCs w:val="32"/>
-          <w14:ligatures w14:val="none"/>
-        </w:rPr>
-        <w:tab/>
-        <w:t>2537</w:t>
-      </w:r>
-      <w:r>
-        <w:rPr>
-          <w:rFonts w:ascii="TH SarabunPSK" w:eastAsia="Cordia New" w:hAnsi="TH SarabunPSK" w:cs="TH SarabunPSK"/>
-          <w:kern w:val="0"/>
-          <w:sz w:val="32"/>
-          <w:szCs w:val="32"/>
-          <w:cs/>
-          <w14:ligatures w14:val="none"/>
-        </w:rPr>
-        <w:t>ข</w:t>
-      </w:r>
-      <w:r>
-        <w:rPr>
-          <w:rFonts w:ascii="TH SarabunPSK" w:eastAsia="Cordia New" w:hAnsi="TH SarabunPSK" w:cs="TH SarabunPSK"/>
-          <w:kern w:val="0"/>
-          <w:sz w:val="32"/>
-          <w:szCs w:val="32"/>
-          <w14:ligatures w14:val="none"/>
-        </w:rPr>
-        <w:tab/>
-      </w:r>
-      <w:r>
-        <w:rPr>
-          <w:rFonts w:ascii="TH SarabunPSK" w:eastAsia="Cordia New" w:hAnsi="TH SarabunPSK" w:cs="TH SarabunPSK"/>
-          <w:i/>
-          <w:iCs/>
-          <w:kern w:val="0"/>
-          <w:sz w:val="32"/>
-          <w:szCs w:val="32"/>
-          <w:cs/>
-          <w14:ligatures w14:val="none"/>
-        </w:rPr>
-        <w:t>สุภาษิตคำสอนฮม้ง.</w:t>
-      </w:r>
-      <w:r>
-        <w:rPr>
-          <w:rFonts w:ascii="TH SarabunPSK" w:eastAsia="Cordia New" w:hAnsi="TH SarabunPSK" w:cs="TH SarabunPSK"/>
-          <w:kern w:val="0"/>
-          <w:sz w:val="32"/>
-          <w:szCs w:val="32"/>
-          <w14:ligatures w14:val="none"/>
-        </w:rPr>
-        <w:t xml:space="preserve">  </w:t>
-      </w:r>
-      <w:r>
-        <w:rPr>
-          <w:rFonts w:ascii="TH SarabunPSK" w:eastAsia="Cordia New" w:hAnsi="TH SarabunPSK" w:cs="TH SarabunPSK"/>
-          <w:kern w:val="0"/>
-          <w:sz w:val="32"/>
-          <w:szCs w:val="32"/>
-          <w:cs/>
-          <w14:ligatures w14:val="none"/>
-        </w:rPr>
-        <w:t>เชียงใหม่</w:t>
-      </w:r>
-      <w:r>
-        <w:rPr>
-          <w:rFonts w:ascii="TH SarabunPSK" w:eastAsia="Cordia New" w:hAnsi="TH SarabunPSK" w:cs="TH SarabunPSK"/>
-          <w:kern w:val="0"/>
-          <w:sz w:val="32"/>
-          <w:szCs w:val="32"/>
-          <w14:ligatures w14:val="none"/>
-        </w:rPr>
-        <w:t xml:space="preserve">: </w:t>
-      </w:r>
-      <w:r>
-        <w:rPr>
-          <w:rFonts w:ascii="TH SarabunPSK" w:eastAsia="Cordia New" w:hAnsi="TH SarabunPSK" w:cs="TH SarabunPSK"/>
-          <w:kern w:val="0"/>
-          <w:sz w:val="32"/>
-          <w:szCs w:val="32"/>
-          <w:cs/>
-          <w14:ligatures w14:val="none"/>
-        </w:rPr>
-        <w:t>สถาบันวิจัยสังคม มหาวิทยาลัยเชียงใหม่</w:t>
-      </w:r>
-      <w:r>
-        <w:rPr>
-          <w:rFonts w:ascii="TH SarabunPSK" w:eastAsia="Cordia New" w:hAnsi="TH SarabunPSK" w:cs="TH SarabunPSK"/>
-          <w:kern w:val="0"/>
-          <w:sz w:val="32"/>
-          <w:szCs w:val="32"/>
-          <w14:ligatures w14:val="none"/>
-        </w:rPr>
-        <w:t>.</w:t>
-      </w:r>
-    </w:p>
-    <w:p>
-      <w:pPr>
-        <w:spacing w:after="0"/>
-        <w:rPr>
-          <w:rFonts w:ascii="TH SarabunPSK" w:eastAsia="Cordia New" w:hAnsi="TH SarabunPSK" w:cs="TH SarabunPSK"/>
-          <w:kern w:val="0"/>
-          <w:sz w:val="32"/>
-          <w:szCs w:val="32"/>
-          <w14:ligatures w14:val="none"/>
-        </w:rPr>
-      </w:pPr>
-      <w:r>
-        <w:rPr>
-          <w:rFonts w:ascii="TH SarabunPSK" w:eastAsia="Cordia New" w:hAnsi="TH SarabunPSK" w:cs="TH SarabunPSK"/>
-          <w:kern w:val="0"/>
-          <w:sz w:val="32"/>
-          <w:szCs w:val="32"/>
-          <w14:ligatures w14:val="none"/>
-        </w:rPr>
-        <w:tab/>
-        <w:t>2531</w:t>
-      </w:r>
-      <w:r>
-        <w:rPr>
-          <w:rFonts w:ascii="TH SarabunPSK" w:eastAsia="Cordia New" w:hAnsi="TH SarabunPSK" w:cs="TH SarabunPSK"/>
-          <w:kern w:val="0"/>
-          <w:sz w:val="32"/>
-          <w:szCs w:val="32"/>
-          <w14:ligatures w14:val="none"/>
-        </w:rPr>
-        <w:tab/>
-      </w:r>
-      <w:r>
-        <w:rPr>
-          <w:rFonts w:ascii="TH SarabunPSK" w:eastAsia="Cordia New" w:hAnsi="TH SarabunPSK" w:cs="TH SarabunPSK"/>
-          <w:kern w:val="0"/>
-          <w:sz w:val="32"/>
-          <w:szCs w:val="32"/>
-          <w:cs/>
-          <w14:ligatures w14:val="none"/>
-        </w:rPr>
-        <w:t>ปัจจัยที่มีผลต่อจำนวนบุตรในอุดมคติของชาวเขาเผ่าม้ง</w:t>
-      </w:r>
-      <w:r>
-        <w:rPr>
-          <w:rFonts w:ascii="TH SarabunPSK" w:eastAsia="Cordia New" w:hAnsi="TH SarabunPSK" w:cs="TH SarabunPSK"/>
-          <w:kern w:val="0"/>
-          <w:sz w:val="32"/>
-          <w:szCs w:val="32"/>
-          <w14:ligatures w14:val="none"/>
-        </w:rPr>
-        <w:t xml:space="preserve">: </w:t>
-      </w:r>
-      <w:proofErr w:type="gramStart"/>
-      <w:r>
-        <w:rPr>
-          <w:rFonts w:ascii="TH SarabunPSK" w:eastAsia="Cordia New" w:hAnsi="TH SarabunPSK" w:cs="TH SarabunPSK"/>
-          <w:kern w:val="0"/>
-          <w:sz w:val="32"/>
-          <w:szCs w:val="32"/>
-          <w:cs/>
-          <w14:ligatures w14:val="none"/>
-        </w:rPr>
-        <w:t xml:space="preserve">กรณีศึกษาจังหวัดน่าน  </w:t>
-      </w:r>
-      <w:r>
-        <w:rPr>
-          <w:rFonts w:ascii="TH SarabunPSK" w:eastAsia="Cordia New" w:hAnsi="TH SarabunPSK" w:cs="TH SarabunPSK"/>
-          <w:kern w:val="0"/>
-          <w:sz w:val="32"/>
-          <w:szCs w:val="32"/>
-          <w14:ligatures w14:val="none"/>
-        </w:rPr>
-        <w:tab/>
-      </w:r>
-      <w:proofErr w:type="gramEnd"/>
-      <w:r>
-        <w:rPr>
-          <w:rFonts w:ascii="TH SarabunPSK" w:eastAsia="Cordia New" w:hAnsi="TH SarabunPSK" w:cs="TH SarabunPSK"/>
-          <w:kern w:val="0"/>
-          <w:sz w:val="32"/>
-          <w:szCs w:val="32"/>
-          <w14:ligatures w14:val="none"/>
-        </w:rPr>
-        <w:tab/>
-      </w:r>
-      <w:r>
-        <w:rPr>
-          <w:rFonts w:ascii="TH SarabunPSK" w:eastAsia="Cordia New" w:hAnsi="TH SarabunPSK" w:cs="TH SarabunPSK"/>
-          <w:kern w:val="0"/>
-          <w:sz w:val="32"/>
-          <w:szCs w:val="32"/>
-          <w14:ligatures w14:val="none"/>
-        </w:rPr>
-        <w:tab/>
-      </w:r>
-      <w:r>
-        <w:rPr>
-          <w:rFonts w:ascii="TH SarabunPSK" w:eastAsia="Cordia New" w:hAnsi="TH SarabunPSK" w:cs="TH SarabunPSK"/>
-          <w:kern w:val="0"/>
-          <w:sz w:val="32"/>
-          <w:szCs w:val="32"/>
-          <w:cs/>
-          <w14:ligatures w14:val="none"/>
-        </w:rPr>
-        <w:t xml:space="preserve">วิทยานิพนธ์ศิลปศาสตรบัณฑิต </w:t>
-      </w:r>
-      <w:r>
-        <w:rPr>
-          <w:rFonts w:ascii="TH SarabunPSK" w:eastAsia="Cordia New" w:hAnsi="TH SarabunPSK" w:cs="TH SarabunPSK"/>
-          <w:kern w:val="0"/>
-          <w:sz w:val="32"/>
-          <w:szCs w:val="32"/>
-          <w14:ligatures w14:val="none"/>
-        </w:rPr>
-        <w:t>(</w:t>
-      </w:r>
-      <w:r>
-        <w:rPr>
-          <w:rFonts w:ascii="TH SarabunPSK" w:eastAsia="Cordia New" w:hAnsi="TH SarabunPSK" w:cs="TH SarabunPSK"/>
-          <w:kern w:val="0"/>
-          <w:sz w:val="32"/>
-          <w:szCs w:val="32"/>
-          <w:cs/>
-          <w14:ligatures w14:val="none"/>
-        </w:rPr>
-        <w:t>วิจัยประชากรและสังคม</w:t>
-      </w:r>
-      <w:r>
-        <w:rPr>
-          <w:rFonts w:ascii="TH SarabunPSK" w:eastAsia="Cordia New" w:hAnsi="TH SarabunPSK" w:cs="TH SarabunPSK"/>
-          <w:kern w:val="0"/>
-          <w:sz w:val="32"/>
-          <w:szCs w:val="32"/>
-          <w14:ligatures w14:val="none"/>
-        </w:rPr>
-        <w:t xml:space="preserve">) </w:t>
-      </w:r>
-      <w:r>
-        <w:rPr>
-          <w:rFonts w:ascii="TH SarabunPSK" w:eastAsia="Cordia New" w:hAnsi="TH SarabunPSK" w:cs="TH SarabunPSK"/>
-          <w:kern w:val="0"/>
-          <w:sz w:val="32"/>
-          <w:szCs w:val="32"/>
-          <w:cs/>
-          <w14:ligatures w14:val="none"/>
-        </w:rPr>
-        <w:t>มหาวิทยาลัยมหิดล</w:t>
-      </w:r>
-      <w:r>
-        <w:rPr>
-          <w:rFonts w:ascii="TH SarabunPSK" w:eastAsia="Cordia New" w:hAnsi="TH SarabunPSK" w:cs="TH SarabunPSK"/>
-          <w:kern w:val="0"/>
-          <w:sz w:val="32"/>
-          <w:szCs w:val="32"/>
-          <w14:ligatures w14:val="none"/>
-        </w:rPr>
-        <w:t>.</w:t>
-      </w:r>
-    </w:p>
-    <w:p>
-      <w:pPr>
-        <w:spacing w:after="0"/>
-        <w:rPr>
-          <w:rFonts w:ascii="TH SarabunPSK" w:eastAsia="Cordia New" w:hAnsi="TH SarabunPSK" w:cs="TH SarabunPSK"/>
-          <w:kern w:val="0"/>
-          <w:sz w:val="32"/>
-          <w:szCs w:val="32"/>
-          <w14:ligatures w14:val="none"/>
-        </w:rPr>
-      </w:pPr>
-    </w:p>
-    <w:p>
-      <w:pPr>
-        <w:spacing w:after="0"/>
-        <w:rPr>
-          <w:rFonts w:ascii="TH SarabunPSK" w:eastAsia="Cordia New" w:hAnsi="TH SarabunPSK" w:cs="TH SarabunPSK"/>
-          <w:kern w:val="0"/>
-          <w:sz w:val="32"/>
-          <w:szCs w:val="32"/>
-          <w14:ligatures w14:val="none"/>
-        </w:rPr>
-      </w:pPr>
-      <w:r>
-        <w:rPr>
-          <w:rFonts w:ascii="TH SarabunPSK" w:eastAsia="Cordia New" w:hAnsi="TH SarabunPSK" w:cs="TH SarabunPSK"/>
-          <w:kern w:val="0"/>
-          <w:sz w:val="32"/>
-          <w:szCs w:val="32"/>
-          <w14:ligatures w14:val="none"/>
-        </w:rPr>
-        <w:tab/>
-      </w:r>
-      <w:r>
-        <w:rPr>
-          <w:rFonts w:ascii="TH SarabunPSK" w:eastAsia="Cordia New" w:hAnsi="TH SarabunPSK" w:cs="TH SarabunPSK"/>
-          <w:kern w:val="0"/>
-          <w:sz w:val="32"/>
-          <w:szCs w:val="32"/>
-          <w:cs/>
-          <w14:ligatures w14:val="none"/>
-        </w:rPr>
-        <w:t>ขวัญชีวัน บัวแดง และประสิทธิ์ ลีปรีชา</w:t>
-      </w:r>
-    </w:p>
-    <w:p>
-      <w:pPr>
-        <w:spacing w:after="0"/>
-        <w:ind w:left="1418" w:hanging="709"/>
-        <w:rPr>
-          <w:rFonts w:ascii="TH SarabunPSK" w:eastAsia="Cordia New" w:hAnsi="TH SarabunPSK" w:cs="TH SarabunPSK"/>
-          <w:kern w:val="0"/>
-          <w:sz w:val="32"/>
-          <w:szCs w:val="32"/>
-          <w14:ligatures w14:val="none"/>
-        </w:rPr>
-      </w:pPr>
-      <w:r>
-        <w:rPr>
-          <w:rFonts w:ascii="TH SarabunPSK" w:eastAsia="Cordia New" w:hAnsi="TH SarabunPSK" w:cs="TH SarabunPSK"/>
-          <w:kern w:val="0"/>
-          <w:sz w:val="32"/>
-          <w:szCs w:val="32"/>
-          <w14:ligatures w14:val="none"/>
-        </w:rPr>
-        <w:t xml:space="preserve">2563 </w:t>
-      </w:r>
-      <w:r>
-        <w:rPr>
-          <w:rFonts w:ascii="TH SarabunPSK" w:eastAsia="Cordia New" w:hAnsi="TH SarabunPSK" w:cs="TH SarabunPSK"/>
-          <w:kern w:val="0"/>
-          <w:sz w:val="32"/>
-          <w:szCs w:val="32"/>
-          <w14:ligatures w14:val="none"/>
-        </w:rPr>
-        <w:tab/>
-      </w:r>
-      <w:r>
-        <w:rPr>
-          <w:rFonts w:ascii="TH SarabunPSK" w:eastAsia="Cordia New" w:hAnsi="TH SarabunPSK" w:cs="TH SarabunPSK"/>
-          <w:i/>
-          <w:iCs/>
-          <w:kern w:val="0"/>
-          <w:sz w:val="32"/>
-          <w:szCs w:val="32"/>
-          <w:cs/>
-          <w14:ligatures w14:val="none"/>
-        </w:rPr>
-        <w:t>ศาสนาในประชาคมอาเซียน: ความขัดแย้ง นโยบาย และแนวทางการปฏิบัติ.</w:t>
-      </w:r>
-      <w:r>
-        <w:rPr>
-          <w:rFonts w:ascii="TH SarabunPSK" w:eastAsia="Cordia New" w:hAnsi="TH SarabunPSK" w:cs="TH SarabunPSK"/>
-          <w:kern w:val="0"/>
-          <w:sz w:val="32"/>
-          <w:szCs w:val="32"/>
-          <w:cs/>
-          <w14:ligatures w14:val="none"/>
-        </w:rPr>
-        <w:t xml:space="preserve"> รายงานวิจัยฉบับสมบูรณ์ เสนอต่อสำนักงานกองทุนสนับสนุนการวิจัย (สกว.). </w:t>
-      </w:r>
-    </w:p>
-    <w:p>
-      <w:pPr>
-        <w:spacing w:after="0"/>
-        <w:ind w:left="1418" w:hanging="709"/>
-        <w:rPr>
-          <w:rFonts w:ascii="TH SarabunPSK" w:eastAsia="Cordia New" w:hAnsi="TH SarabunPSK" w:cs="TH SarabunPSK"/>
-          <w:kern w:val="0"/>
-          <w:sz w:val="32"/>
-          <w:szCs w:val="32"/>
-          <w14:ligatures w14:val="none"/>
-        </w:rPr>
-      </w:pPr>
-    </w:p>
-    <w:p>
-      <w:pPr>
-        <w:spacing w:after="0"/>
-        <w:ind w:left="1418" w:hanging="709"/>
-        <w:rPr>
-          <w:rFonts w:ascii="TH SarabunPSK" w:eastAsia="Cordia New" w:hAnsi="TH SarabunPSK" w:cs="TH SarabunPSK"/>
-          <w:kern w:val="0"/>
-          <w:sz w:val="32"/>
-          <w:szCs w:val="32"/>
-          <w14:ligatures w14:val="none"/>
-        </w:rPr>
-      </w:pPr>
-      <w:r>
-        <w:rPr>
-          <w:rFonts w:ascii="TH SarabunPSK" w:eastAsia="Cordia New" w:hAnsi="TH SarabunPSK" w:cs="TH SarabunPSK"/>
-          <w:kern w:val="0"/>
-          <w:sz w:val="32"/>
-          <w:szCs w:val="32"/>
-          <w:cs/>
-          <w14:ligatures w14:val="none"/>
-        </w:rPr>
-        <w:t>จันทร์ไชยลือ ป่ายีจั้วลือมัว และประสิทธิ์ ลีปรีชา</w:t>
-      </w:r>
-    </w:p>
-    <w:p>
-      <w:pPr>
-        <w:spacing w:after="0"/>
-        <w:ind w:left="1418" w:hanging="709"/>
-        <w:rPr>
-          <w:rFonts w:ascii="TH SarabunPSK" w:eastAsia="Cordia New" w:hAnsi="TH SarabunPSK" w:cs="TH SarabunPSK"/>
-          <w:kern w:val="0"/>
-          <w:sz w:val="32"/>
-          <w:szCs w:val="32"/>
-          <w14:ligatures w14:val="none"/>
-        </w:rPr>
-      </w:pPr>
-      <w:r>
-        <w:rPr>
-          <w:rFonts w:ascii="TH SarabunPSK" w:eastAsia="Cordia New" w:hAnsi="TH SarabunPSK" w:cs="TH SarabunPSK"/>
-          <w:kern w:val="0"/>
-          <w:sz w:val="32"/>
-          <w:szCs w:val="32"/>
-          <w14:ligatures w14:val="none"/>
-        </w:rPr>
-        <w:t xml:space="preserve">2558 </w:t>
-      </w:r>
-      <w:r>
-        <w:rPr>
-          <w:rFonts w:ascii="TH SarabunPSK" w:eastAsia="Cordia New" w:hAnsi="TH SarabunPSK" w:cs="TH SarabunPSK"/>
-          <w:kern w:val="0"/>
-          <w:sz w:val="32"/>
-          <w:szCs w:val="32"/>
-          <w14:ligatures w14:val="none"/>
-        </w:rPr>
-        <w:tab/>
-      </w:r>
-      <w:r>
-        <w:rPr>
-          <w:rFonts w:ascii="TH SarabunPSK" w:eastAsia="Cordia New" w:hAnsi="TH SarabunPSK" w:cs="TH SarabunPSK"/>
-          <w:kern w:val="0"/>
-          <w:sz w:val="32"/>
-          <w:szCs w:val="32"/>
-          <w:cs/>
-          <w14:ligatures w14:val="none"/>
-        </w:rPr>
-        <w:t xml:space="preserve">“กลไกการแต่งงานข้ามชาติระหว่างม้งในประเทศลาวและสหรัฐอเมริกา” ใน </w:t>
-      </w:r>
-      <w:r>
-        <w:rPr>
-          <w:rFonts w:ascii="TH SarabunPSK" w:eastAsia="Cordia New" w:hAnsi="TH SarabunPSK" w:cs="TH SarabunPSK"/>
-          <w:i/>
-          <w:iCs/>
-          <w:kern w:val="0"/>
-          <w:sz w:val="32"/>
-          <w:szCs w:val="32"/>
-          <w:cs/>
-          <w14:ligatures w14:val="none"/>
-        </w:rPr>
-        <w:t>ยาดแย่ง</w:t>
-      </w:r>
-      <w:r>
-        <w:rPr>
-          <w:rFonts w:ascii="TH SarabunPSK" w:eastAsia="Cordia New" w:hAnsi="TH SarabunPSK" w:cs="TH SarabunPSK"/>
-          <w:i/>
-          <w:iCs/>
-          <w:kern w:val="0"/>
-          <w:sz w:val="32"/>
-          <w:szCs w:val="32"/>
-          <w14:ligatures w14:val="none"/>
-        </w:rPr>
-        <w:t xml:space="preserve">: </w:t>
-      </w:r>
-      <w:r>
-        <w:rPr>
-          <w:rFonts w:ascii="TH SarabunPSK" w:eastAsia="Cordia New" w:hAnsi="TH SarabunPSK" w:cs="TH SarabunPSK"/>
-          <w:i/>
-          <w:iCs/>
-          <w:kern w:val="0"/>
-          <w:sz w:val="32"/>
-          <w:szCs w:val="32"/>
-          <w:cs/>
-          <w14:ligatures w14:val="none"/>
-        </w:rPr>
-        <w:t>การพัฒนาและความทันสมัยในลาว.</w:t>
-      </w:r>
-      <w:r>
-        <w:rPr>
-          <w:rFonts w:ascii="TH SarabunPSK" w:eastAsia="Cordia New" w:hAnsi="TH SarabunPSK" w:cs="TH SarabunPSK"/>
-          <w:kern w:val="0"/>
-          <w:sz w:val="32"/>
-          <w:szCs w:val="32"/>
-          <w:cs/>
-          <w14:ligatures w14:val="none"/>
-        </w:rPr>
-        <w:t xml:space="preserve"> ชยันต์ วรรธนะภูติ และสร้อยมาศ รุ่งมณี (บรรณาธิการ)</w:t>
-      </w:r>
-      <w:r>
-        <w:rPr>
-          <w:rFonts w:ascii="TH SarabunPSK" w:eastAsia="Cordia New" w:hAnsi="TH SarabunPSK" w:cs="TH SarabunPSK"/>
-          <w:kern w:val="0"/>
-          <w:sz w:val="32"/>
-          <w:szCs w:val="32"/>
-          <w14:ligatures w14:val="none"/>
-        </w:rPr>
-        <w:t>,</w:t>
-      </w:r>
-      <w:r>
-        <w:rPr>
-          <w:rFonts w:ascii="TH SarabunPSK" w:eastAsia="Cordia New" w:hAnsi="TH SarabunPSK" w:cs="TH SarabunPSK"/>
-          <w:kern w:val="0"/>
-          <w:sz w:val="32"/>
-          <w:szCs w:val="32"/>
-          <w:cs/>
-          <w14:ligatures w14:val="none"/>
-        </w:rPr>
-        <w:t xml:space="preserve"> หน้า </w:t>
-      </w:r>
-      <w:r>
-        <w:rPr>
-          <w:rFonts w:ascii="TH SarabunPSK" w:eastAsia="Cordia New" w:hAnsi="TH SarabunPSK" w:cs="TH SarabunPSK"/>
-          <w:kern w:val="0"/>
-          <w:sz w:val="32"/>
-          <w:szCs w:val="32"/>
-          <w14:ligatures w14:val="none"/>
-        </w:rPr>
-        <w:t>108-148.</w:t>
-      </w:r>
-      <w:r>
-        <w:rPr>
-          <w:rFonts w:ascii="TH SarabunPSK" w:eastAsia="Cordia New" w:hAnsi="TH SarabunPSK" w:cs="TH SarabunPSK" w:hint="cs"/>
-          <w:kern w:val="0"/>
-          <w:sz w:val="32"/>
-          <w:szCs w:val="32"/>
-          <w:cs/>
-          <w14:ligatures w14:val="none"/>
-        </w:rPr>
-        <w:t xml:space="preserve"> </w:t>
-      </w:r>
-      <w:r>
-        <w:rPr>
-          <w:rFonts w:ascii="TH SarabunPSK" w:eastAsia="Cordia New" w:hAnsi="TH SarabunPSK" w:cs="TH SarabunPSK"/>
-          <w:kern w:val="0"/>
-          <w:sz w:val="32"/>
-          <w:szCs w:val="32"/>
-          <w:cs/>
-          <w14:ligatures w14:val="none"/>
-        </w:rPr>
-        <w:t>เชียงใหม่</w:t>
-      </w:r>
-      <w:r>
-        <w:rPr>
-          <w:rFonts w:ascii="TH SarabunPSK" w:eastAsia="Cordia New" w:hAnsi="TH SarabunPSK" w:cs="TH SarabunPSK"/>
-          <w:kern w:val="0"/>
-          <w:sz w:val="32"/>
-          <w:szCs w:val="32"/>
-          <w14:ligatures w14:val="none"/>
-        </w:rPr>
-        <w:t xml:space="preserve">: </w:t>
-      </w:r>
-      <w:r>
-        <w:rPr>
-          <w:rFonts w:ascii="TH SarabunPSK" w:eastAsia="Cordia New" w:hAnsi="TH SarabunPSK" w:cs="TH SarabunPSK"/>
-          <w:kern w:val="0"/>
-          <w:sz w:val="32"/>
-          <w:szCs w:val="32"/>
-          <w:cs/>
-          <w14:ligatures w14:val="none"/>
-        </w:rPr>
-        <w:t>วนิดาการพิมพ์.</w:t>
-      </w:r>
-      <w:r>
-        <w:rPr>
-          <w:rFonts w:ascii="TH SarabunPSK" w:eastAsia="Cordia New" w:hAnsi="TH SarabunPSK" w:cs="TH SarabunPSK"/>
-          <w:kern w:val="0"/>
-          <w:sz w:val="32"/>
-          <w:szCs w:val="32"/>
-          <w14:ligatures w14:val="none"/>
-        </w:rPr>
-        <w:t xml:space="preserve"> </w:t>
-      </w:r>
-      <w:r>
-        <w:rPr>
-          <w:rFonts w:ascii="TH SarabunPSK" w:eastAsia="Cordia New" w:hAnsi="TH SarabunPSK" w:cs="TH SarabunPSK"/>
-          <w:kern w:val="0"/>
-          <w:sz w:val="32"/>
-          <w:szCs w:val="32"/>
-          <w:cs/>
-          <w14:ligatures w14:val="none"/>
-        </w:rPr>
-        <w:t xml:space="preserve"> </w:t>
-      </w:r>
-    </w:p>
-    <w:p>
-      <w:pPr>
-        <w:spacing w:after="0"/>
-        <w:rPr>
-          <w:rFonts w:ascii="TH SarabunPSK" w:eastAsia="Cordia New" w:hAnsi="TH SarabunPSK" w:cs="TH SarabunPSK"/>
-          <w:kern w:val="0"/>
-          <w:sz w:val="32"/>
-          <w:szCs w:val="32"/>
-          <w:cs/>
-          <w14:ligatures w14:val="none"/>
-        </w:rPr>
-      </w:pPr>
-      <w:r>
-        <w:rPr>
-          <w:rFonts w:ascii="TH SarabunPSK" w:eastAsia="Cordia New" w:hAnsi="TH SarabunPSK" w:cs="TH SarabunPSK"/>
-          <w:kern w:val="0"/>
-          <w:sz w:val="32"/>
-          <w:szCs w:val="32"/>
-          <w14:ligatures w14:val="none"/>
-        </w:rPr>
-        <w:tab/>
-      </w:r>
-    </w:p>
-    <w:p>
-      <w:pPr>
-        <w:spacing w:after="0"/>
-        <w:ind w:firstLine="709"/>
-        <w:rPr>
-          <w:rFonts w:ascii="TH SarabunPSK" w:eastAsia="Cordia New" w:hAnsi="TH SarabunPSK" w:cs="TH SarabunPSK"/>
-          <w:kern w:val="0"/>
-          <w:sz w:val="32"/>
-          <w:szCs w:val="32"/>
-          <w14:ligatures w14:val="none"/>
-        </w:rPr>
-      </w:pPr>
-      <w:r>
-        <w:rPr>
-          <w:rFonts w:ascii="TH SarabunPSK" w:eastAsia="Cordia New" w:hAnsi="TH SarabunPSK" w:cs="TH SarabunPSK"/>
-          <w:kern w:val="0"/>
-          <w:sz w:val="32"/>
-          <w:szCs w:val="32"/>
-          <w:cs/>
-          <w14:ligatures w14:val="none"/>
-        </w:rPr>
         <w:t>ชยันต์ วรรธนะภูติ และประสิทธิ์ ลีปรีชา</w:t>
       </w:r>
     </w:p>
@@ -6635,6 +6621,7 @@
           <w:cs/>
           <w14:ligatures w14:val="none"/>
         </w:rPr>
+        <w:lastRenderedPageBreak/>
         <w:t>2548</w:t>
       </w:r>
       <w:r>
@@ -6783,7 +6770,6 @@
           <w:cs/>
           <w14:ligatures w14:val="none"/>
         </w:rPr>
-        <w:lastRenderedPageBreak/>
         <w:t>ประสิทธิ์ ลีปรีชา และมุกดาวรรณ ศักดิ์บุญ</w:t>
       </w:r>
     </w:p>
@@ -7077,29 +7063,16 @@
         </w:rPr>
         <w:t>2548</w:t>
       </w:r>
-      <w:proofErr w:type="gramStart"/>
-      <w:r>
-        <w:rPr>
-          <w:rFonts w:ascii="TH SarabunPSK" w:eastAsia="Cordia New" w:hAnsi="TH SarabunPSK" w:cs="TH SarabunPSK"/>
-          <w:kern w:val="0"/>
-          <w:sz w:val="32"/>
-          <w:szCs w:val="32"/>
-          <w:cs/>
-          <w14:ligatures w14:val="none"/>
-        </w:rPr>
-        <w:t xml:space="preserve">   “</w:t>
-      </w:r>
-      <w:proofErr w:type="gramEnd"/>
-      <w:r>
-        <w:rPr>
-          <w:rFonts w:ascii="TH SarabunPSK" w:eastAsia="Cordia New" w:hAnsi="TH SarabunPSK" w:cs="TH SarabunPSK"/>
-          <w:kern w:val="0"/>
-          <w:sz w:val="32"/>
-          <w:szCs w:val="32"/>
-          <w:cs/>
-          <w14:ligatures w14:val="none"/>
-        </w:rPr>
-        <w:t>ปิดตนสร้างฐาน</w:t>
+      <w:r>
+        <w:rPr>
+          <w:rFonts w:ascii="TH SarabunPSK" w:eastAsia="Cordia New" w:hAnsi="TH SarabunPSK" w:cs="TH SarabunPSK"/>
+          <w:kern w:val="0"/>
+          <w:sz w:val="32"/>
+          <w:szCs w:val="32"/>
+          <w:cs/>
+          <w14:ligatures w14:val="none"/>
+        </w:rPr>
+        <w:t xml:space="preserve">   “ปิดตนสร้างฐาน</w:t>
       </w:r>
       <w:r>
         <w:rPr>
@@ -8049,7 +8022,6 @@
           <w:cs/>
           <w14:ligatures w14:val="none"/>
         </w:rPr>
-        <w:lastRenderedPageBreak/>
         <w:t>ประสิทธิ์ ลีปรีชา, สันติพงษ์ มูลฟอง, แสง แสงยาอรุณ และพัชยานี ศรีนวล.</w:t>
       </w:r>
     </w:p>
@@ -8740,6 +8712,20 @@
         </w:rPr>
         <w:t>บทความและหนังสือภาษาอังกฤษ</w:t>
       </w:r>
+      <w:r>
+        <w:rPr>
+          <w:rFonts w:ascii="TH SarabunPSK" w:eastAsia="Cordia New" w:hAnsi="TH SarabunPSK" w:cs="TH SarabunPSK"/>
+          <w:b/>
+          <w:bCs/>
+          <w:i/>
+          <w:iCs/>
+          <w:kern w:val="0"/>
+          <w:sz w:val="32"/>
+          <w:szCs w:val="32"/>
+          <w14:ligatures w14:val="none"/>
+        </w:rPr>
+        <w:t xml:space="preserve"> – Articles and books in English</w:t>
+      </w:r>
     </w:p>
     <w:p>
       <w:pPr>
@@ -8915,29 +8901,7 @@
           <w:szCs w:val="32"/>
           <w14:ligatures w14:val="none"/>
         </w:rPr>
-        <w:t xml:space="preserve">: Contemporary Challenges, Historical Fractures, </w:t>
-      </w:r>
-      <w:proofErr w:type="spellStart"/>
-      <w:r>
-        <w:rPr>
-          <w:rFonts w:ascii="TH SarabunPSK" w:eastAsia="Cordia New" w:hAnsi="TH SarabunPSK" w:cs="TH SarabunPSK"/>
-          <w:kern w:val="0"/>
-          <w:sz w:val="32"/>
-          <w:szCs w:val="32"/>
-          <w14:ligatures w14:val="none"/>
-        </w:rPr>
-        <w:t>Jayeel</w:t>
-      </w:r>
-      <w:proofErr w:type="spellEnd"/>
-      <w:r>
-        <w:rPr>
-          <w:rFonts w:ascii="TH SarabunPSK" w:eastAsia="Cordia New" w:hAnsi="TH SarabunPSK" w:cs="TH SarabunPSK"/>
-          <w:kern w:val="0"/>
-          <w:sz w:val="32"/>
-          <w:szCs w:val="32"/>
-          <w14:ligatures w14:val="none"/>
-        </w:rPr>
-        <w:t xml:space="preserve"> Cornelio and Volker Grabowsky (eds.), pp: 125-149.</w:t>
+        <w:t>: Contemporary Challenges, Historical Fractures, Jayeel Cornelio and Volker Grabowsky (eds.), pp: 125-149.</w:t>
       </w:r>
       <w:r>
         <w:rPr>
@@ -8981,6 +8945,7 @@
           <w:szCs w:val="32"/>
           <w14:ligatures w14:val="none"/>
         </w:rPr>
+        <w:lastRenderedPageBreak/>
         <w:t>2021</w:t>
       </w:r>
       <w:r>
@@ -9094,663 +9059,465 @@
           <w:szCs w:val="32"/>
           <w14:ligatures w14:val="none"/>
         </w:rPr>
+        <w:t>2019</w:t>
+      </w:r>
+      <w:r>
+        <w:rPr>
+          <w:rFonts w:ascii="TH SarabunPSK" w:eastAsia="Cordia New" w:hAnsi="TH SarabunPSK" w:cs="TH SarabunPSK"/>
+          <w:kern w:val="0"/>
+          <w:sz w:val="32"/>
+          <w:szCs w:val="32"/>
+          <w14:ligatures w14:val="none"/>
+        </w:rPr>
+        <w:tab/>
+        <w:t xml:space="preserve">“Becoming Indigenous Peoples in Thailand,” </w:t>
+      </w:r>
+      <w:r>
+        <w:rPr>
+          <w:rFonts w:ascii="TH SarabunPSK" w:eastAsia="Cordia New" w:hAnsi="TH SarabunPSK" w:cs="TH SarabunPSK"/>
+          <w:i/>
+          <w:iCs/>
+          <w:kern w:val="0"/>
+          <w:sz w:val="32"/>
+          <w:szCs w:val="32"/>
+          <w14:ligatures w14:val="none"/>
+        </w:rPr>
+        <w:t>Journal of Southeast Asian Studies</w:t>
+      </w:r>
+      <w:r>
+        <w:rPr>
+          <w:rFonts w:ascii="TH SarabunPSK" w:eastAsia="Cordia New" w:hAnsi="TH SarabunPSK" w:cs="TH SarabunPSK"/>
+          <w:kern w:val="0"/>
+          <w:sz w:val="32"/>
+          <w:szCs w:val="32"/>
+          <w14:ligatures w14:val="none"/>
+        </w:rPr>
+        <w:t xml:space="preserve"> 50(1): 32-50.</w:t>
+      </w:r>
+    </w:p>
+    <w:p>
+      <w:pPr>
+        <w:spacing w:after="0"/>
+        <w:ind w:left="1418" w:hanging="698"/>
+        <w:rPr>
+          <w:rFonts w:ascii="TH SarabunPSK" w:eastAsia="Cordia New" w:hAnsi="TH SarabunPSK" w:cs="TH SarabunPSK"/>
+          <w:kern w:val="0"/>
+          <w:sz w:val="32"/>
+          <w:szCs w:val="32"/>
+          <w14:ligatures w14:val="none"/>
+        </w:rPr>
+      </w:pPr>
+      <w:r>
+        <w:rPr>
+          <w:rFonts w:ascii="TH SarabunPSK" w:eastAsia="Cordia New" w:hAnsi="TH SarabunPSK" w:cs="TH SarabunPSK"/>
+          <w:kern w:val="0"/>
+          <w:sz w:val="32"/>
+          <w:szCs w:val="32"/>
+          <w14:ligatures w14:val="none"/>
+        </w:rPr>
+        <w:t>2016a</w:t>
+      </w:r>
+      <w:r>
+        <w:rPr>
+          <w:rFonts w:ascii="TH SarabunPSK" w:eastAsia="Cordia New" w:hAnsi="TH SarabunPSK" w:cs="TH SarabunPSK"/>
+          <w:kern w:val="0"/>
+          <w:sz w:val="32"/>
+          <w:szCs w:val="32"/>
+          <w14:ligatures w14:val="none"/>
+        </w:rPr>
+        <w:tab/>
+        <w:t xml:space="preserve">“Commoditizing His Majesty’s Footprints: Tourism in Highland Ethnic Communities in Northern Thailand” in </w:t>
+      </w:r>
+      <w:r>
+        <w:rPr>
+          <w:rFonts w:ascii="TH SarabunPSK" w:eastAsia="Cordia New" w:hAnsi="TH SarabunPSK" w:cs="TH SarabunPSK"/>
+          <w:i/>
+          <w:iCs/>
+          <w:kern w:val="0"/>
+          <w:sz w:val="32"/>
+          <w:szCs w:val="32"/>
+          <w14:ligatures w14:val="none"/>
+        </w:rPr>
+        <w:t>Tourism and Monarchy in Southeast Asia.</w:t>
+      </w:r>
+      <w:r>
+        <w:rPr>
+          <w:rFonts w:ascii="TH SarabunPSK" w:eastAsia="Cordia New" w:hAnsi="TH SarabunPSK" w:cs="TH SarabunPSK"/>
+          <w:kern w:val="0"/>
+          <w:sz w:val="32"/>
+          <w:szCs w:val="32"/>
+          <w14:ligatures w14:val="none"/>
+        </w:rPr>
+        <w:t xml:space="preserve"> Ploysri Porananond and Victor T. King (eds.). Cambridge Scholars Publishing. Pp. 69-88.</w:t>
+      </w:r>
+    </w:p>
+    <w:p>
+      <w:pPr>
+        <w:spacing w:after="0"/>
+        <w:ind w:left="1418" w:hanging="698"/>
+        <w:rPr>
+          <w:rFonts w:ascii="TH SarabunPSK" w:eastAsia="Cordia New" w:hAnsi="TH SarabunPSK" w:cs="TH SarabunPSK"/>
+          <w:kern w:val="0"/>
+          <w:sz w:val="32"/>
+          <w:szCs w:val="32"/>
+          <w14:ligatures w14:val="none"/>
+        </w:rPr>
+      </w:pPr>
+      <w:r>
+        <w:rPr>
+          <w:rFonts w:ascii="TH SarabunPSK" w:eastAsia="Cordia New" w:hAnsi="TH SarabunPSK" w:cs="TH SarabunPSK"/>
+          <w:kern w:val="0"/>
+          <w:sz w:val="32"/>
+          <w:szCs w:val="32"/>
+          <w14:ligatures w14:val="none"/>
+        </w:rPr>
+        <w:t>2016b</w:t>
+      </w:r>
+      <w:r>
+        <w:rPr>
+          <w:rFonts w:ascii="TH SarabunPSK" w:eastAsia="Cordia New" w:hAnsi="TH SarabunPSK" w:cs="TH SarabunPSK"/>
+          <w:kern w:val="0"/>
+          <w:sz w:val="32"/>
+          <w:szCs w:val="32"/>
+          <w14:ligatures w14:val="none"/>
+        </w:rPr>
+        <w:tab/>
+        <w:t xml:space="preserve">“Divorced Hmong Women in Thailand: Negotiating Cultural Space” in </w:t>
+      </w:r>
+      <w:r>
+        <w:rPr>
+          <w:rFonts w:ascii="TH SarabunPSK" w:eastAsia="Cordia New" w:hAnsi="TH SarabunPSK" w:cs="TH SarabunPSK"/>
+          <w:i/>
+          <w:iCs/>
+          <w:kern w:val="0"/>
+          <w:sz w:val="32"/>
+          <w:szCs w:val="32"/>
+          <w14:ligatures w14:val="none"/>
+        </w:rPr>
+        <w:t xml:space="preserve">Claiming Place: On the Agency of Hmong Women. </w:t>
+      </w:r>
+      <w:r>
+        <w:rPr>
+          <w:rFonts w:ascii="TH SarabunPSK" w:eastAsia="Cordia New" w:hAnsi="TH SarabunPSK" w:cs="TH SarabunPSK"/>
+          <w:kern w:val="0"/>
+          <w:sz w:val="32"/>
+          <w:szCs w:val="32"/>
+          <w14:ligatures w14:val="none"/>
+        </w:rPr>
+        <w:t>Chia Youyee Vang, Faith Nibbs, and Ma Vang (eds.). Minnesota: University of Minnesota Press. Pp. 144-166.</w:t>
+      </w:r>
+    </w:p>
+    <w:p>
+      <w:pPr>
+        <w:spacing w:after="0"/>
+        <w:ind w:left="1418" w:hanging="698"/>
+        <w:rPr>
+          <w:rFonts w:ascii="TH SarabunPSK" w:eastAsia="Cordia New" w:hAnsi="TH SarabunPSK" w:cs="TH SarabunPSK"/>
+          <w:kern w:val="0"/>
+          <w:sz w:val="32"/>
+          <w:szCs w:val="32"/>
+          <w14:ligatures w14:val="none"/>
+        </w:rPr>
+      </w:pPr>
+      <w:r>
+        <w:rPr>
+          <w:rFonts w:ascii="TH SarabunPSK" w:eastAsia="Cordia New" w:hAnsi="TH SarabunPSK" w:cs="TH SarabunPSK"/>
+          <w:kern w:val="0"/>
+          <w:sz w:val="32"/>
+          <w:szCs w:val="32"/>
+          <w14:ligatures w14:val="none"/>
+        </w:rPr>
+        <w:t>2014a</w:t>
+      </w:r>
+      <w:r>
+        <w:rPr>
+          <w:rFonts w:ascii="TH SarabunPSK" w:eastAsia="Cordia New" w:hAnsi="TH SarabunPSK" w:cs="TH SarabunPSK"/>
+          <w:kern w:val="0"/>
+          <w:sz w:val="32"/>
+          <w:szCs w:val="32"/>
+          <w14:ligatures w14:val="none"/>
+        </w:rPr>
+        <w:tab/>
+        <w:t xml:space="preserve">“Hmong Across Borders or Borders Across Hmong? Social and Political Influences Upon Hmong People,” </w:t>
+      </w:r>
+      <w:r>
+        <w:rPr>
+          <w:rFonts w:ascii="TH SarabunPSK" w:eastAsia="Cordia New" w:hAnsi="TH SarabunPSK" w:cs="TH SarabunPSK"/>
+          <w:i/>
+          <w:iCs/>
+          <w:kern w:val="0"/>
+          <w:sz w:val="32"/>
+          <w:szCs w:val="32"/>
+          <w14:ligatures w14:val="none"/>
+        </w:rPr>
+        <w:t>Hmong Studies Journal</w:t>
+      </w:r>
+      <w:r>
+        <w:rPr>
+          <w:rFonts w:ascii="TH SarabunPSK" w:eastAsia="Cordia New" w:hAnsi="TH SarabunPSK" w:cs="TH SarabunPSK"/>
+          <w:kern w:val="0"/>
+          <w:sz w:val="32"/>
+          <w:szCs w:val="32"/>
+          <w14:ligatures w14:val="none"/>
+        </w:rPr>
+        <w:t xml:space="preserve"> 15(2): 1-12.</w:t>
+      </w:r>
+    </w:p>
+    <w:p>
+      <w:pPr>
+        <w:spacing w:after="0"/>
+        <w:ind w:left="1418" w:hanging="709"/>
+        <w:rPr>
+          <w:rFonts w:ascii="TH SarabunPSK" w:eastAsia="Cordia New" w:hAnsi="TH SarabunPSK" w:cs="TH SarabunPSK"/>
+          <w:kern w:val="0"/>
+          <w:sz w:val="32"/>
+          <w:szCs w:val="32"/>
+          <w14:ligatures w14:val="none"/>
+        </w:rPr>
+      </w:pPr>
+      <w:r>
+        <w:rPr>
+          <w:rFonts w:ascii="TH SarabunPSK" w:eastAsia="Cordia New" w:hAnsi="TH SarabunPSK" w:cs="TH SarabunPSK"/>
+          <w:kern w:val="0"/>
+          <w:sz w:val="32"/>
+          <w:szCs w:val="32"/>
+          <w14:ligatures w14:val="none"/>
+        </w:rPr>
+        <w:t>2014b</w:t>
+      </w:r>
+      <w:r>
+        <w:rPr>
+          <w:rFonts w:ascii="TH SarabunPSK" w:eastAsia="Cordia New" w:hAnsi="TH SarabunPSK" w:cs="TH SarabunPSK"/>
+          <w:kern w:val="0"/>
+          <w:sz w:val="32"/>
+          <w:szCs w:val="32"/>
+          <w14:ligatures w14:val="none"/>
+        </w:rPr>
+        <w:tab/>
+        <w:t xml:space="preserve">“Tourism in Mountainous Communities: The Politics of Ethnic Tourism in Northern Thailand”, in </w:t>
+      </w:r>
+      <w:r>
+        <w:rPr>
+          <w:rFonts w:ascii="TH SarabunPSK" w:eastAsia="Cordia New" w:hAnsi="TH SarabunPSK" w:cs="TH SarabunPSK"/>
+          <w:i/>
+          <w:iCs/>
+          <w:kern w:val="0"/>
+          <w:sz w:val="32"/>
+          <w:szCs w:val="32"/>
+          <w14:ligatures w14:val="none"/>
+        </w:rPr>
+        <w:t>Southeast Asia Mobility Transition: Issues and Trends in Migration and Tourism</w:t>
+      </w:r>
+      <w:r>
+        <w:rPr>
+          <w:rFonts w:ascii="TH SarabunPSK" w:eastAsia="Cordia New" w:hAnsi="TH SarabunPSK" w:cs="TH SarabunPSK"/>
+          <w:kern w:val="0"/>
+          <w:sz w:val="32"/>
+          <w:szCs w:val="32"/>
+          <w14:ligatures w14:val="none"/>
+        </w:rPr>
+        <w:t>. Karl Husa, Alexandra Trupp, and Helmut Wohlschlagl (eds.). Vienna: Department of Geography and Regional Research, University of Vienna. Pp. 329-345.</w:t>
+      </w:r>
+    </w:p>
+    <w:p>
+      <w:pPr>
+        <w:spacing w:after="0"/>
+        <w:ind w:left="1418" w:hanging="709"/>
+        <w:rPr>
+          <w:rFonts w:ascii="TH SarabunPSK" w:eastAsia="Cordia New" w:hAnsi="TH SarabunPSK" w:cs="TH SarabunPSK"/>
+          <w:kern w:val="0"/>
+          <w:sz w:val="32"/>
+          <w:szCs w:val="32"/>
+          <w14:ligatures w14:val="none"/>
+        </w:rPr>
+      </w:pPr>
+      <w:r>
+        <w:rPr>
+          <w:rFonts w:ascii="TH SarabunPSK" w:eastAsia="Cordia New" w:hAnsi="TH SarabunPSK" w:cs="TH SarabunPSK"/>
+          <w:kern w:val="0"/>
+          <w:sz w:val="32"/>
+          <w:szCs w:val="32"/>
+          <w14:ligatures w14:val="none"/>
+        </w:rPr>
+        <w:t>2013</w:t>
+      </w:r>
+      <w:r>
+        <w:rPr>
+          <w:rFonts w:ascii="TH SarabunPSK" w:eastAsia="Cordia New" w:hAnsi="TH SarabunPSK" w:cs="TH SarabunPSK"/>
+          <w:kern w:val="0"/>
+          <w:sz w:val="32"/>
+          <w:szCs w:val="32"/>
+          <w14:ligatures w14:val="none"/>
+        </w:rPr>
+        <w:tab/>
+        <w:t xml:space="preserve">“The Impossible Sedentism: The Lao Hmong ‘Illegal Immigrants’ in Thailand”, in </w:t>
+      </w:r>
+      <w:r>
+        <w:rPr>
+          <w:rFonts w:ascii="TH SarabunPSK" w:eastAsia="Cordia New" w:hAnsi="TH SarabunPSK" w:cs="TH SarabunPSK"/>
+          <w:i/>
+          <w:iCs/>
+          <w:kern w:val="0"/>
+          <w:sz w:val="32"/>
+          <w:szCs w:val="32"/>
+          <w14:ligatures w14:val="none"/>
+        </w:rPr>
+        <w:t>Mobility and Heritage in Northern Thailand and Laos: Past and Present. Proceedings of the Chiang Mai Conference, 1-2 December 2011</w:t>
+      </w:r>
+      <w:r>
+        <w:rPr>
+          <w:rFonts w:ascii="TH SarabunPSK" w:eastAsia="Cordia New" w:hAnsi="TH SarabunPSK" w:cs="TH SarabunPSK"/>
+          <w:kern w:val="0"/>
+          <w:sz w:val="32"/>
+          <w:szCs w:val="32"/>
+          <w14:ligatures w14:val="none"/>
+        </w:rPr>
+        <w:t>. Olivier Evrard, Dominique Guillaud, and Chayan Vaddhanaphuti, eds. Chiang Mai: Good Print. Pp. 185-204.</w:t>
+      </w:r>
+    </w:p>
+    <w:p>
+      <w:pPr>
+        <w:spacing w:after="0"/>
+        <w:ind w:left="1418" w:hanging="709"/>
+        <w:rPr>
+          <w:rFonts w:ascii="TH SarabunPSK" w:eastAsia="Cordia New" w:hAnsi="TH SarabunPSK" w:cs="TH SarabunPSK"/>
+          <w:kern w:val="0"/>
+          <w:sz w:val="32"/>
+          <w:szCs w:val="32"/>
+          <w14:ligatures w14:val="none"/>
+        </w:rPr>
+      </w:pPr>
+      <w:r>
+        <w:rPr>
+          <w:rFonts w:ascii="TH SarabunPSK" w:eastAsia="Cordia New" w:hAnsi="TH SarabunPSK" w:cs="TH SarabunPSK"/>
+          <w:kern w:val="0"/>
+          <w:sz w:val="32"/>
+          <w:szCs w:val="32"/>
+          <w14:ligatures w14:val="none"/>
+        </w:rPr>
+        <w:t xml:space="preserve">2011   </w:t>
+      </w:r>
+      <w:r>
+        <w:rPr>
+          <w:rFonts w:ascii="TH SarabunPSK" w:eastAsia="Cordia New" w:hAnsi="TH SarabunPSK" w:cs="TH SarabunPSK"/>
+          <w:kern w:val="0"/>
+          <w:sz w:val="32"/>
+          <w:szCs w:val="32"/>
+          <w14:ligatures w14:val="none"/>
+        </w:rPr>
+        <w:tab/>
+      </w:r>
+      <w:r>
+        <w:rPr>
+          <w:rFonts w:ascii="TH SarabunPSK" w:eastAsia="Cordia New" w:hAnsi="TH SarabunPSK" w:cs="TH SarabunPSK"/>
+          <w:kern w:val="0"/>
+          <w:sz w:val="32"/>
+          <w:szCs w:val="32"/>
+          <w14:ligatures w14:val="none"/>
+        </w:rPr>
+        <w:tab/>
+        <w:t xml:space="preserve">“Hmong Ethnic Group in the Context of Modern Nation-State,” in </w:t>
+      </w:r>
+      <w:r>
+        <w:rPr>
+          <w:rFonts w:ascii="TH SarabunPSK" w:eastAsia="Cordia New" w:hAnsi="TH SarabunPSK" w:cs="TH SarabunPSK"/>
+          <w:i/>
+          <w:iCs/>
+          <w:kern w:val="0"/>
+          <w:sz w:val="32"/>
+          <w:szCs w:val="32"/>
+          <w14:ligatures w14:val="none"/>
+        </w:rPr>
+        <w:t>The Laos Hmong in Thailand: State Policies and Operations (1975 – 2009).</w:t>
+      </w:r>
+      <w:r>
+        <w:rPr>
+          <w:rFonts w:ascii="TH SarabunPSK" w:eastAsia="Cordia New" w:hAnsi="TH SarabunPSK" w:cs="TH SarabunPSK"/>
+          <w:kern w:val="0"/>
+          <w:sz w:val="32"/>
+          <w:szCs w:val="32"/>
+          <w14:ligatures w14:val="none"/>
+        </w:rPr>
+        <w:t xml:space="preserve"> Supang Chantavanich and Tawin Pleansri, eds. Bangkok: Sriboon Computer-Printing Limited Partnership. Pp. 1-37.</w:t>
+      </w:r>
+    </w:p>
+    <w:p>
+      <w:pPr>
+        <w:spacing w:after="0"/>
+        <w:ind w:left="1418" w:hanging="709"/>
+        <w:rPr>
+          <w:rFonts w:ascii="TH SarabunPSK" w:eastAsia="Cordia New" w:hAnsi="TH SarabunPSK" w:cs="TH SarabunPSK"/>
+          <w:kern w:val="0"/>
+          <w:sz w:val="32"/>
+          <w:szCs w:val="32"/>
+          <w14:ligatures w14:val="none"/>
+        </w:rPr>
+      </w:pPr>
+      <w:r>
+        <w:rPr>
+          <w:rFonts w:ascii="TH SarabunPSK" w:eastAsia="Cordia New" w:hAnsi="TH SarabunPSK" w:cs="TH SarabunPSK"/>
+          <w:kern w:val="0"/>
+          <w:sz w:val="32"/>
+          <w:szCs w:val="32"/>
+          <w14:ligatures w14:val="none"/>
+        </w:rPr>
+        <w:t>2008a</w:t>
+      </w:r>
+      <w:r>
+        <w:rPr>
+          <w:rFonts w:ascii="TH SarabunPSK" w:eastAsia="Cordia New" w:hAnsi="TH SarabunPSK" w:cs="TH SarabunPSK"/>
+          <w:kern w:val="0"/>
+          <w:sz w:val="32"/>
+          <w:szCs w:val="32"/>
+          <w14:ligatures w14:val="none"/>
+        </w:rPr>
+        <w:tab/>
+        <w:t xml:space="preserve">“The Politics of Ethnic Tourism in Northern Thailand,” in </w:t>
+      </w:r>
+      <w:r>
+        <w:rPr>
+          <w:rFonts w:ascii="TH SarabunPSK" w:eastAsia="Cordia New" w:hAnsi="TH SarabunPSK" w:cs="TH SarabunPSK"/>
+          <w:i/>
+          <w:iCs/>
+          <w:kern w:val="0"/>
+          <w:sz w:val="32"/>
+          <w:szCs w:val="32"/>
+          <w14:ligatures w14:val="none"/>
+        </w:rPr>
+        <w:t>Mekong Tourism: Competitiveness &amp; Opportunities</w:t>
+      </w:r>
+      <w:r>
+        <w:rPr>
+          <w:rFonts w:ascii="TH SarabunPSK" w:eastAsia="Cordia New" w:hAnsi="TH SarabunPSK" w:cs="TH SarabunPSK"/>
+          <w:kern w:val="0"/>
+          <w:sz w:val="32"/>
+          <w:szCs w:val="32"/>
+          <w14:ligatures w14:val="none"/>
+        </w:rPr>
+        <w:t xml:space="preserve">. Andrew Adam and Mingsarn Kaosa-ard, eds. Chiang Mai: Social Research Institute, Chiang Mai University Pp. 223-245. </w:t>
+      </w:r>
+    </w:p>
+    <w:p>
+      <w:pPr>
+        <w:spacing w:after="0"/>
+        <w:ind w:left="1418" w:hanging="709"/>
+        <w:rPr>
+          <w:rFonts w:ascii="TH SarabunPSK" w:eastAsia="Cordia New" w:hAnsi="TH SarabunPSK" w:cs="TH SarabunPSK"/>
+          <w:kern w:val="0"/>
+          <w:sz w:val="32"/>
+          <w:szCs w:val="32"/>
+          <w14:ligatures w14:val="none"/>
+        </w:rPr>
+      </w:pPr>
+      <w:r>
+        <w:rPr>
+          <w:rFonts w:ascii="TH SarabunPSK" w:eastAsia="Cordia New" w:hAnsi="TH SarabunPSK" w:cs="TH SarabunPSK"/>
+          <w:kern w:val="0"/>
+          <w:sz w:val="32"/>
+          <w:szCs w:val="32"/>
+          <w14:ligatures w14:val="none"/>
+        </w:rPr>
         <w:lastRenderedPageBreak/>
-        <w:t>2019</w:t>
-      </w:r>
-      <w:r>
-        <w:rPr>
-          <w:rFonts w:ascii="TH SarabunPSK" w:eastAsia="Cordia New" w:hAnsi="TH SarabunPSK" w:cs="TH SarabunPSK"/>
-          <w:kern w:val="0"/>
-          <w:sz w:val="32"/>
-          <w:szCs w:val="32"/>
-          <w14:ligatures w14:val="none"/>
-        </w:rPr>
-        <w:tab/>
-        <w:t xml:space="preserve">“Becoming Indigenous Peoples in Thailand,” </w:t>
-      </w:r>
-      <w:r>
-        <w:rPr>
-          <w:rFonts w:ascii="TH SarabunPSK" w:eastAsia="Cordia New" w:hAnsi="TH SarabunPSK" w:cs="TH SarabunPSK"/>
-          <w:i/>
-          <w:iCs/>
-          <w:kern w:val="0"/>
-          <w:sz w:val="32"/>
-          <w:szCs w:val="32"/>
-          <w14:ligatures w14:val="none"/>
-        </w:rPr>
-        <w:t>Journal of Southeast Asian Studies</w:t>
-      </w:r>
-      <w:r>
-        <w:rPr>
-          <w:rFonts w:ascii="TH SarabunPSK" w:eastAsia="Cordia New" w:hAnsi="TH SarabunPSK" w:cs="TH SarabunPSK"/>
-          <w:kern w:val="0"/>
-          <w:sz w:val="32"/>
-          <w:szCs w:val="32"/>
-          <w14:ligatures w14:val="none"/>
-        </w:rPr>
-        <w:t xml:space="preserve"> 50(1): 32-50.</w:t>
-      </w:r>
-    </w:p>
-    <w:p>
-      <w:pPr>
-        <w:spacing w:after="0"/>
-        <w:ind w:left="1418" w:hanging="698"/>
-        <w:rPr>
-          <w:rFonts w:ascii="TH SarabunPSK" w:eastAsia="Cordia New" w:hAnsi="TH SarabunPSK" w:cs="TH SarabunPSK"/>
-          <w:kern w:val="0"/>
-          <w:sz w:val="32"/>
-          <w:szCs w:val="32"/>
-          <w14:ligatures w14:val="none"/>
-        </w:rPr>
-      </w:pPr>
-      <w:r>
-        <w:rPr>
-          <w:rFonts w:ascii="TH SarabunPSK" w:eastAsia="Cordia New" w:hAnsi="TH SarabunPSK" w:cs="TH SarabunPSK"/>
-          <w:kern w:val="0"/>
-          <w:sz w:val="32"/>
-          <w:szCs w:val="32"/>
-          <w14:ligatures w14:val="none"/>
-        </w:rPr>
-        <w:t>2016a</w:t>
-      </w:r>
-      <w:r>
-        <w:rPr>
-          <w:rFonts w:ascii="TH SarabunPSK" w:eastAsia="Cordia New" w:hAnsi="TH SarabunPSK" w:cs="TH SarabunPSK"/>
-          <w:kern w:val="0"/>
-          <w:sz w:val="32"/>
-          <w:szCs w:val="32"/>
-          <w14:ligatures w14:val="none"/>
-        </w:rPr>
-        <w:tab/>
-        <w:t xml:space="preserve">“Commoditizing His Majesty’s Footprints: Tourism in Highland Ethnic Communities in Northern Thailand” in </w:t>
-      </w:r>
-      <w:r>
-        <w:rPr>
-          <w:rFonts w:ascii="TH SarabunPSK" w:eastAsia="Cordia New" w:hAnsi="TH SarabunPSK" w:cs="TH SarabunPSK"/>
-          <w:i/>
-          <w:iCs/>
-          <w:kern w:val="0"/>
-          <w:sz w:val="32"/>
-          <w:szCs w:val="32"/>
-          <w14:ligatures w14:val="none"/>
-        </w:rPr>
-        <w:t>Tourism and Monarchy in Southeast Asia.</w:t>
-      </w:r>
-      <w:r>
-        <w:rPr>
-          <w:rFonts w:ascii="TH SarabunPSK" w:eastAsia="Cordia New" w:hAnsi="TH SarabunPSK" w:cs="TH SarabunPSK"/>
-          <w:kern w:val="0"/>
-          <w:sz w:val="32"/>
-          <w:szCs w:val="32"/>
-          <w14:ligatures w14:val="none"/>
-        </w:rPr>
-        <w:t xml:space="preserve"> </w:t>
-      </w:r>
-      <w:proofErr w:type="spellStart"/>
-      <w:r>
-        <w:rPr>
-          <w:rFonts w:ascii="TH SarabunPSK" w:eastAsia="Cordia New" w:hAnsi="TH SarabunPSK" w:cs="TH SarabunPSK"/>
-          <w:kern w:val="0"/>
-          <w:sz w:val="32"/>
-          <w:szCs w:val="32"/>
-          <w14:ligatures w14:val="none"/>
-        </w:rPr>
-        <w:t>Ploysri</w:t>
-      </w:r>
-      <w:proofErr w:type="spellEnd"/>
-      <w:r>
-        <w:rPr>
-          <w:rFonts w:ascii="TH SarabunPSK" w:eastAsia="Cordia New" w:hAnsi="TH SarabunPSK" w:cs="TH SarabunPSK"/>
-          <w:kern w:val="0"/>
-          <w:sz w:val="32"/>
-          <w:szCs w:val="32"/>
-          <w14:ligatures w14:val="none"/>
-        </w:rPr>
-        <w:t xml:space="preserve"> </w:t>
-      </w:r>
-      <w:proofErr w:type="spellStart"/>
-      <w:r>
-        <w:rPr>
-          <w:rFonts w:ascii="TH SarabunPSK" w:eastAsia="Cordia New" w:hAnsi="TH SarabunPSK" w:cs="TH SarabunPSK"/>
-          <w:kern w:val="0"/>
-          <w:sz w:val="32"/>
-          <w:szCs w:val="32"/>
-          <w14:ligatures w14:val="none"/>
-        </w:rPr>
-        <w:t>Porananond</w:t>
-      </w:r>
-      <w:proofErr w:type="spellEnd"/>
-      <w:r>
-        <w:rPr>
-          <w:rFonts w:ascii="TH SarabunPSK" w:eastAsia="Cordia New" w:hAnsi="TH SarabunPSK" w:cs="TH SarabunPSK"/>
-          <w:kern w:val="0"/>
-          <w:sz w:val="32"/>
-          <w:szCs w:val="32"/>
-          <w14:ligatures w14:val="none"/>
-        </w:rPr>
-        <w:t xml:space="preserve"> and Victor T. King (eds.). Cambridge Scholars Publishing. Pp. 69-88.</w:t>
-      </w:r>
-    </w:p>
-    <w:p>
-      <w:pPr>
-        <w:spacing w:after="0"/>
-        <w:ind w:left="1418" w:hanging="698"/>
-        <w:rPr>
-          <w:rFonts w:ascii="TH SarabunPSK" w:eastAsia="Cordia New" w:hAnsi="TH SarabunPSK" w:cs="TH SarabunPSK"/>
-          <w:kern w:val="0"/>
-          <w:sz w:val="32"/>
-          <w:szCs w:val="32"/>
-          <w14:ligatures w14:val="none"/>
-        </w:rPr>
-      </w:pPr>
-      <w:r>
-        <w:rPr>
-          <w:rFonts w:ascii="TH SarabunPSK" w:eastAsia="Cordia New" w:hAnsi="TH SarabunPSK" w:cs="TH SarabunPSK"/>
-          <w:kern w:val="0"/>
-          <w:sz w:val="32"/>
-          <w:szCs w:val="32"/>
-          <w14:ligatures w14:val="none"/>
-        </w:rPr>
-        <w:t>2016b</w:t>
-      </w:r>
-      <w:r>
-        <w:rPr>
-          <w:rFonts w:ascii="TH SarabunPSK" w:eastAsia="Cordia New" w:hAnsi="TH SarabunPSK" w:cs="TH SarabunPSK"/>
-          <w:kern w:val="0"/>
-          <w:sz w:val="32"/>
-          <w:szCs w:val="32"/>
-          <w14:ligatures w14:val="none"/>
-        </w:rPr>
-        <w:tab/>
-        <w:t xml:space="preserve">“Divorced Hmong Women in Thailand: Negotiating Cultural Space” in </w:t>
-      </w:r>
-      <w:r>
-        <w:rPr>
-          <w:rFonts w:ascii="TH SarabunPSK" w:eastAsia="Cordia New" w:hAnsi="TH SarabunPSK" w:cs="TH SarabunPSK"/>
-          <w:i/>
-          <w:iCs/>
-          <w:kern w:val="0"/>
-          <w:sz w:val="32"/>
-          <w:szCs w:val="32"/>
-          <w14:ligatures w14:val="none"/>
-        </w:rPr>
-        <w:t xml:space="preserve">Claiming Place: On the Agency of Hmong Women. </w:t>
-      </w:r>
-      <w:r>
-        <w:rPr>
-          <w:rFonts w:ascii="TH SarabunPSK" w:eastAsia="Cordia New" w:hAnsi="TH SarabunPSK" w:cs="TH SarabunPSK"/>
-          <w:kern w:val="0"/>
-          <w:sz w:val="32"/>
-          <w:szCs w:val="32"/>
-          <w14:ligatures w14:val="none"/>
-        </w:rPr>
-        <w:t xml:space="preserve">Chia </w:t>
-      </w:r>
-      <w:proofErr w:type="spellStart"/>
-      <w:r>
-        <w:rPr>
-          <w:rFonts w:ascii="TH SarabunPSK" w:eastAsia="Cordia New" w:hAnsi="TH SarabunPSK" w:cs="TH SarabunPSK"/>
-          <w:kern w:val="0"/>
-          <w:sz w:val="32"/>
-          <w:szCs w:val="32"/>
-          <w14:ligatures w14:val="none"/>
-        </w:rPr>
-        <w:t>Youyee</w:t>
-      </w:r>
-      <w:proofErr w:type="spellEnd"/>
-      <w:r>
-        <w:rPr>
-          <w:rFonts w:ascii="TH SarabunPSK" w:eastAsia="Cordia New" w:hAnsi="TH SarabunPSK" w:cs="TH SarabunPSK"/>
-          <w:kern w:val="0"/>
-          <w:sz w:val="32"/>
-          <w:szCs w:val="32"/>
-          <w14:ligatures w14:val="none"/>
-        </w:rPr>
-        <w:t xml:space="preserve"> Vang, Faith Nibbs, and Ma Vang (eds.). Minnesota: University of Minnesota Press. Pp. 144-166.</w:t>
-      </w:r>
-    </w:p>
-    <w:p>
-      <w:pPr>
-        <w:spacing w:after="0"/>
-        <w:ind w:left="1418" w:hanging="698"/>
-        <w:rPr>
-          <w:rFonts w:ascii="TH SarabunPSK" w:eastAsia="Cordia New" w:hAnsi="TH SarabunPSK" w:cs="TH SarabunPSK"/>
-          <w:kern w:val="0"/>
-          <w:sz w:val="32"/>
-          <w:szCs w:val="32"/>
-          <w14:ligatures w14:val="none"/>
-        </w:rPr>
-      </w:pPr>
-      <w:r>
-        <w:rPr>
-          <w:rFonts w:ascii="TH SarabunPSK" w:eastAsia="Cordia New" w:hAnsi="TH SarabunPSK" w:cs="TH SarabunPSK"/>
-          <w:kern w:val="0"/>
-          <w:sz w:val="32"/>
-          <w:szCs w:val="32"/>
-          <w14:ligatures w14:val="none"/>
-        </w:rPr>
-        <w:t>2014a</w:t>
-      </w:r>
-      <w:r>
-        <w:rPr>
-          <w:rFonts w:ascii="TH SarabunPSK" w:eastAsia="Cordia New" w:hAnsi="TH SarabunPSK" w:cs="TH SarabunPSK"/>
-          <w:kern w:val="0"/>
-          <w:sz w:val="32"/>
-          <w:szCs w:val="32"/>
-          <w14:ligatures w14:val="none"/>
-        </w:rPr>
-        <w:tab/>
-        <w:t xml:space="preserve">“Hmong Across Borders or Borders Across Hmong? Social and Political Influences Upon Hmong People,” </w:t>
-      </w:r>
-      <w:r>
-        <w:rPr>
-          <w:rFonts w:ascii="TH SarabunPSK" w:eastAsia="Cordia New" w:hAnsi="TH SarabunPSK" w:cs="TH SarabunPSK"/>
-          <w:i/>
-          <w:iCs/>
-          <w:kern w:val="0"/>
-          <w:sz w:val="32"/>
-          <w:szCs w:val="32"/>
-          <w14:ligatures w14:val="none"/>
-        </w:rPr>
-        <w:t>Hmong Studies Journal</w:t>
-      </w:r>
-      <w:r>
-        <w:rPr>
-          <w:rFonts w:ascii="TH SarabunPSK" w:eastAsia="Cordia New" w:hAnsi="TH SarabunPSK" w:cs="TH SarabunPSK"/>
-          <w:kern w:val="0"/>
-          <w:sz w:val="32"/>
-          <w:szCs w:val="32"/>
-          <w14:ligatures w14:val="none"/>
-        </w:rPr>
-        <w:t xml:space="preserve"> 15(2): 1-12.</w:t>
-      </w:r>
-    </w:p>
-    <w:p>
-      <w:pPr>
-        <w:spacing w:after="0"/>
-        <w:ind w:left="1418" w:hanging="709"/>
-        <w:rPr>
-          <w:rFonts w:ascii="TH SarabunPSK" w:eastAsia="Cordia New" w:hAnsi="TH SarabunPSK" w:cs="TH SarabunPSK"/>
-          <w:kern w:val="0"/>
-          <w:sz w:val="32"/>
-          <w:szCs w:val="32"/>
-          <w14:ligatures w14:val="none"/>
-        </w:rPr>
-      </w:pPr>
-      <w:r>
-        <w:rPr>
-          <w:rFonts w:ascii="TH SarabunPSK" w:eastAsia="Cordia New" w:hAnsi="TH SarabunPSK" w:cs="TH SarabunPSK"/>
-          <w:kern w:val="0"/>
-          <w:sz w:val="32"/>
-          <w:szCs w:val="32"/>
-          <w14:ligatures w14:val="none"/>
-        </w:rPr>
-        <w:t>2014b</w:t>
-      </w:r>
-      <w:r>
-        <w:rPr>
-          <w:rFonts w:ascii="TH SarabunPSK" w:eastAsia="Cordia New" w:hAnsi="TH SarabunPSK" w:cs="TH SarabunPSK"/>
-          <w:kern w:val="0"/>
-          <w:sz w:val="32"/>
-          <w:szCs w:val="32"/>
-          <w14:ligatures w14:val="none"/>
-        </w:rPr>
-        <w:tab/>
-        <w:t xml:space="preserve">“Tourism in Mountainous Communities: The Politics of Ethnic Tourism in Northern Thailand”, in </w:t>
-      </w:r>
-      <w:r>
-        <w:rPr>
-          <w:rFonts w:ascii="TH SarabunPSK" w:eastAsia="Cordia New" w:hAnsi="TH SarabunPSK" w:cs="TH SarabunPSK"/>
-          <w:i/>
-          <w:iCs/>
-          <w:kern w:val="0"/>
-          <w:sz w:val="32"/>
-          <w:szCs w:val="32"/>
-          <w14:ligatures w14:val="none"/>
-        </w:rPr>
-        <w:t>Southeast Asia Mobility Transition: Issues and Trends in Migration and Tourism</w:t>
-      </w:r>
-      <w:r>
-        <w:rPr>
-          <w:rFonts w:ascii="TH SarabunPSK" w:eastAsia="Cordia New" w:hAnsi="TH SarabunPSK" w:cs="TH SarabunPSK"/>
-          <w:kern w:val="0"/>
-          <w:sz w:val="32"/>
-          <w:szCs w:val="32"/>
-          <w14:ligatures w14:val="none"/>
-        </w:rPr>
-        <w:t xml:space="preserve">. Karl Husa, Alexandra Trupp, and Helmut </w:t>
-      </w:r>
-      <w:proofErr w:type="spellStart"/>
-      <w:r>
-        <w:rPr>
-          <w:rFonts w:ascii="TH SarabunPSK" w:eastAsia="Cordia New" w:hAnsi="TH SarabunPSK" w:cs="TH SarabunPSK"/>
-          <w:kern w:val="0"/>
-          <w:sz w:val="32"/>
-          <w:szCs w:val="32"/>
-          <w14:ligatures w14:val="none"/>
-        </w:rPr>
-        <w:t>Wohlschlagl</w:t>
-      </w:r>
-      <w:proofErr w:type="spellEnd"/>
-      <w:r>
-        <w:rPr>
-          <w:rFonts w:ascii="TH SarabunPSK" w:eastAsia="Cordia New" w:hAnsi="TH SarabunPSK" w:cs="TH SarabunPSK"/>
-          <w:kern w:val="0"/>
-          <w:sz w:val="32"/>
-          <w:szCs w:val="32"/>
-          <w14:ligatures w14:val="none"/>
-        </w:rPr>
-        <w:t xml:space="preserve"> (eds.). Vienna: Department of Geography and Regional Research, University of Vienna. Pp. 329-345.</w:t>
-      </w:r>
-    </w:p>
-    <w:p>
-      <w:pPr>
-        <w:spacing w:after="0"/>
-        <w:ind w:left="1418" w:hanging="709"/>
-        <w:rPr>
-          <w:rFonts w:ascii="TH SarabunPSK" w:eastAsia="Cordia New" w:hAnsi="TH SarabunPSK" w:cs="TH SarabunPSK"/>
-          <w:kern w:val="0"/>
-          <w:sz w:val="32"/>
-          <w:szCs w:val="32"/>
-          <w14:ligatures w14:val="none"/>
-        </w:rPr>
-      </w:pPr>
-      <w:r>
-        <w:rPr>
-          <w:rFonts w:ascii="TH SarabunPSK" w:eastAsia="Cordia New" w:hAnsi="TH SarabunPSK" w:cs="TH SarabunPSK"/>
-          <w:kern w:val="0"/>
-          <w:sz w:val="32"/>
-          <w:szCs w:val="32"/>
-          <w14:ligatures w14:val="none"/>
-        </w:rPr>
-        <w:t>2013</w:t>
-      </w:r>
-      <w:r>
-        <w:rPr>
-          <w:rFonts w:ascii="TH SarabunPSK" w:eastAsia="Cordia New" w:hAnsi="TH SarabunPSK" w:cs="TH SarabunPSK"/>
-          <w:kern w:val="0"/>
-          <w:sz w:val="32"/>
-          <w:szCs w:val="32"/>
-          <w14:ligatures w14:val="none"/>
-        </w:rPr>
-        <w:tab/>
-        <w:t xml:space="preserve">“The Impossible Sedentism: The Lao Hmong ‘Illegal Immigrants’ in Thailand”, in </w:t>
-      </w:r>
-      <w:r>
-        <w:rPr>
-          <w:rFonts w:ascii="TH SarabunPSK" w:eastAsia="Cordia New" w:hAnsi="TH SarabunPSK" w:cs="TH SarabunPSK"/>
-          <w:i/>
-          <w:iCs/>
-          <w:kern w:val="0"/>
-          <w:sz w:val="32"/>
-          <w:szCs w:val="32"/>
-          <w14:ligatures w14:val="none"/>
-        </w:rPr>
-        <w:t>Mobility and Heritage in Northern Thailand and Laos: Past and Present. Proceedings of the Chiang Mai Conference, 1-2 December 2011</w:t>
-      </w:r>
-      <w:r>
-        <w:rPr>
-          <w:rFonts w:ascii="TH SarabunPSK" w:eastAsia="Cordia New" w:hAnsi="TH SarabunPSK" w:cs="TH SarabunPSK"/>
-          <w:kern w:val="0"/>
-          <w:sz w:val="32"/>
-          <w:szCs w:val="32"/>
-          <w14:ligatures w14:val="none"/>
-        </w:rPr>
-        <w:t>. Olivier Evrard, Dominique Guillaud, and Chayan Vaddhanaphuti, eds. Chiang Mai: Good Print. Pp. 185-204.</w:t>
-      </w:r>
-    </w:p>
-    <w:p>
-      <w:pPr>
-        <w:spacing w:after="0"/>
-        <w:ind w:left="1418" w:hanging="709"/>
-        <w:rPr>
-          <w:rFonts w:ascii="TH SarabunPSK" w:eastAsia="Cordia New" w:hAnsi="TH SarabunPSK" w:cs="TH SarabunPSK"/>
-          <w:kern w:val="0"/>
-          <w:sz w:val="32"/>
-          <w:szCs w:val="32"/>
-          <w14:ligatures w14:val="none"/>
-        </w:rPr>
-      </w:pPr>
-      <w:r>
-        <w:rPr>
-          <w:rFonts w:ascii="TH SarabunPSK" w:eastAsia="Cordia New" w:hAnsi="TH SarabunPSK" w:cs="TH SarabunPSK"/>
-          <w:kern w:val="0"/>
-          <w:sz w:val="32"/>
-          <w:szCs w:val="32"/>
-          <w14:ligatures w14:val="none"/>
-        </w:rPr>
-        <w:t xml:space="preserve">2011   </w:t>
-      </w:r>
-      <w:r>
-        <w:rPr>
-          <w:rFonts w:ascii="TH SarabunPSK" w:eastAsia="Cordia New" w:hAnsi="TH SarabunPSK" w:cs="TH SarabunPSK"/>
-          <w:kern w:val="0"/>
-          <w:sz w:val="32"/>
-          <w:szCs w:val="32"/>
-          <w14:ligatures w14:val="none"/>
-        </w:rPr>
-        <w:tab/>
-      </w:r>
-      <w:r>
-        <w:rPr>
-          <w:rFonts w:ascii="TH SarabunPSK" w:eastAsia="Cordia New" w:hAnsi="TH SarabunPSK" w:cs="TH SarabunPSK"/>
-          <w:kern w:val="0"/>
-          <w:sz w:val="32"/>
-          <w:szCs w:val="32"/>
-          <w14:ligatures w14:val="none"/>
-        </w:rPr>
-        <w:tab/>
-        <w:t xml:space="preserve">“Hmong Ethnic Group in the Context of Modern Nation-State,” in </w:t>
-      </w:r>
-      <w:r>
-        <w:rPr>
-          <w:rFonts w:ascii="TH SarabunPSK" w:eastAsia="Cordia New" w:hAnsi="TH SarabunPSK" w:cs="TH SarabunPSK"/>
-          <w:i/>
-          <w:iCs/>
-          <w:kern w:val="0"/>
-          <w:sz w:val="32"/>
-          <w:szCs w:val="32"/>
-          <w14:ligatures w14:val="none"/>
-        </w:rPr>
-        <w:t>The Laos Hmong in Thailand: State Policies and Operations (1975 – 2009).</w:t>
-      </w:r>
-      <w:r>
-        <w:rPr>
-          <w:rFonts w:ascii="TH SarabunPSK" w:eastAsia="Cordia New" w:hAnsi="TH SarabunPSK" w:cs="TH SarabunPSK"/>
-          <w:kern w:val="0"/>
-          <w:sz w:val="32"/>
-          <w:szCs w:val="32"/>
-          <w14:ligatures w14:val="none"/>
-        </w:rPr>
-        <w:t xml:space="preserve"> </w:t>
-      </w:r>
-      <w:proofErr w:type="spellStart"/>
-      <w:r>
-        <w:rPr>
-          <w:rFonts w:ascii="TH SarabunPSK" w:eastAsia="Cordia New" w:hAnsi="TH SarabunPSK" w:cs="TH SarabunPSK"/>
-          <w:kern w:val="0"/>
-          <w:sz w:val="32"/>
-          <w:szCs w:val="32"/>
-          <w14:ligatures w14:val="none"/>
-        </w:rPr>
-        <w:t>Supang</w:t>
-      </w:r>
-      <w:proofErr w:type="spellEnd"/>
-      <w:r>
-        <w:rPr>
-          <w:rFonts w:ascii="TH SarabunPSK" w:eastAsia="Cordia New" w:hAnsi="TH SarabunPSK" w:cs="TH SarabunPSK"/>
-          <w:kern w:val="0"/>
-          <w:sz w:val="32"/>
-          <w:szCs w:val="32"/>
-          <w14:ligatures w14:val="none"/>
-        </w:rPr>
-        <w:t xml:space="preserve"> </w:t>
-      </w:r>
-      <w:proofErr w:type="spellStart"/>
-      <w:r>
-        <w:rPr>
-          <w:rFonts w:ascii="TH SarabunPSK" w:eastAsia="Cordia New" w:hAnsi="TH SarabunPSK" w:cs="TH SarabunPSK"/>
-          <w:kern w:val="0"/>
-          <w:sz w:val="32"/>
-          <w:szCs w:val="32"/>
-          <w14:ligatures w14:val="none"/>
-        </w:rPr>
-        <w:t>Chantavanich</w:t>
-      </w:r>
-      <w:proofErr w:type="spellEnd"/>
-      <w:r>
-        <w:rPr>
-          <w:rFonts w:ascii="TH SarabunPSK" w:eastAsia="Cordia New" w:hAnsi="TH SarabunPSK" w:cs="TH SarabunPSK"/>
-          <w:kern w:val="0"/>
-          <w:sz w:val="32"/>
-          <w:szCs w:val="32"/>
-          <w14:ligatures w14:val="none"/>
-        </w:rPr>
-        <w:t xml:space="preserve"> and Tawin Pleansri, eds. Bangkok: </w:t>
-      </w:r>
-      <w:proofErr w:type="spellStart"/>
-      <w:r>
-        <w:rPr>
-          <w:rFonts w:ascii="TH SarabunPSK" w:eastAsia="Cordia New" w:hAnsi="TH SarabunPSK" w:cs="TH SarabunPSK"/>
-          <w:kern w:val="0"/>
-          <w:sz w:val="32"/>
-          <w:szCs w:val="32"/>
-          <w14:ligatures w14:val="none"/>
-        </w:rPr>
-        <w:t>Sriboon</w:t>
-      </w:r>
-      <w:proofErr w:type="spellEnd"/>
-      <w:r>
-        <w:rPr>
-          <w:rFonts w:ascii="TH SarabunPSK" w:eastAsia="Cordia New" w:hAnsi="TH SarabunPSK" w:cs="TH SarabunPSK"/>
-          <w:kern w:val="0"/>
-          <w:sz w:val="32"/>
-          <w:szCs w:val="32"/>
-          <w14:ligatures w14:val="none"/>
-        </w:rPr>
-        <w:t xml:space="preserve"> Computer-Printing Limited Partnership. Pp. 1-37.</w:t>
-      </w:r>
-    </w:p>
-    <w:p>
-      <w:pPr>
-        <w:spacing w:after="0"/>
-        <w:ind w:left="1418" w:hanging="709"/>
-        <w:rPr>
-          <w:rFonts w:ascii="TH SarabunPSK" w:eastAsia="Cordia New" w:hAnsi="TH SarabunPSK" w:cs="TH SarabunPSK"/>
-          <w:kern w:val="0"/>
-          <w:sz w:val="32"/>
-          <w:szCs w:val="32"/>
-          <w14:ligatures w14:val="none"/>
-        </w:rPr>
-      </w:pPr>
-      <w:r>
-        <w:rPr>
-          <w:rFonts w:ascii="TH SarabunPSK" w:eastAsia="Cordia New" w:hAnsi="TH SarabunPSK" w:cs="TH SarabunPSK"/>
-          <w:kern w:val="0"/>
-          <w:sz w:val="32"/>
-          <w:szCs w:val="32"/>
-          <w14:ligatures w14:val="none"/>
-        </w:rPr>
-        <w:t>2008a</w:t>
-      </w:r>
-      <w:r>
-        <w:rPr>
-          <w:rFonts w:ascii="TH SarabunPSK" w:eastAsia="Cordia New" w:hAnsi="TH SarabunPSK" w:cs="TH SarabunPSK"/>
-          <w:kern w:val="0"/>
-          <w:sz w:val="32"/>
-          <w:szCs w:val="32"/>
-          <w14:ligatures w14:val="none"/>
-        </w:rPr>
-        <w:tab/>
-        <w:t xml:space="preserve">“The Politics of Ethnic Tourism in Northern Thailand,” in </w:t>
-      </w:r>
-      <w:r>
-        <w:rPr>
-          <w:rFonts w:ascii="TH SarabunPSK" w:eastAsia="Cordia New" w:hAnsi="TH SarabunPSK" w:cs="TH SarabunPSK"/>
-          <w:i/>
-          <w:iCs/>
-          <w:kern w:val="0"/>
-          <w:sz w:val="32"/>
-          <w:szCs w:val="32"/>
-          <w14:ligatures w14:val="none"/>
-        </w:rPr>
-        <w:t>Mekong Tourism: Competitiveness &amp; Opportunities</w:t>
-      </w:r>
-      <w:r>
-        <w:rPr>
-          <w:rFonts w:ascii="TH SarabunPSK" w:eastAsia="Cordia New" w:hAnsi="TH SarabunPSK" w:cs="TH SarabunPSK"/>
-          <w:kern w:val="0"/>
-          <w:sz w:val="32"/>
-          <w:szCs w:val="32"/>
-          <w14:ligatures w14:val="none"/>
-        </w:rPr>
-        <w:t xml:space="preserve">. Andrew Adam and </w:t>
-      </w:r>
-      <w:proofErr w:type="spellStart"/>
-      <w:r>
-        <w:rPr>
-          <w:rFonts w:ascii="TH SarabunPSK" w:eastAsia="Cordia New" w:hAnsi="TH SarabunPSK" w:cs="TH SarabunPSK"/>
-          <w:kern w:val="0"/>
-          <w:sz w:val="32"/>
-          <w:szCs w:val="32"/>
-          <w14:ligatures w14:val="none"/>
-        </w:rPr>
-        <w:t>Mingsarn</w:t>
-      </w:r>
-      <w:proofErr w:type="spellEnd"/>
-      <w:r>
-        <w:rPr>
-          <w:rFonts w:ascii="TH SarabunPSK" w:eastAsia="Cordia New" w:hAnsi="TH SarabunPSK" w:cs="TH SarabunPSK"/>
-          <w:kern w:val="0"/>
-          <w:sz w:val="32"/>
-          <w:szCs w:val="32"/>
-          <w14:ligatures w14:val="none"/>
-        </w:rPr>
-        <w:t xml:space="preserve"> </w:t>
-      </w:r>
-      <w:proofErr w:type="spellStart"/>
-      <w:r>
-        <w:rPr>
-          <w:rFonts w:ascii="TH SarabunPSK" w:eastAsia="Cordia New" w:hAnsi="TH SarabunPSK" w:cs="TH SarabunPSK"/>
-          <w:kern w:val="0"/>
-          <w:sz w:val="32"/>
-          <w:szCs w:val="32"/>
-          <w14:ligatures w14:val="none"/>
-        </w:rPr>
-        <w:t>Kaosa-ard</w:t>
-      </w:r>
-      <w:proofErr w:type="spellEnd"/>
-      <w:r>
-        <w:rPr>
-          <w:rFonts w:ascii="TH SarabunPSK" w:eastAsia="Cordia New" w:hAnsi="TH SarabunPSK" w:cs="TH SarabunPSK"/>
-          <w:kern w:val="0"/>
-          <w:sz w:val="32"/>
-          <w:szCs w:val="32"/>
-          <w14:ligatures w14:val="none"/>
-        </w:rPr>
-        <w:t xml:space="preserve">, eds. Chiang Mai: Social Research Institute, Chiang Mai University Pp. 223-245. </w:t>
-      </w:r>
-    </w:p>
-    <w:p>
-      <w:pPr>
-        <w:spacing w:after="0"/>
-        <w:ind w:left="1418" w:hanging="709"/>
-        <w:rPr>
-          <w:rFonts w:ascii="TH SarabunPSK" w:eastAsia="Cordia New" w:hAnsi="TH SarabunPSK" w:cs="TH SarabunPSK"/>
-          <w:kern w:val="0"/>
-          <w:sz w:val="32"/>
-          <w:szCs w:val="32"/>
-          <w14:ligatures w14:val="none"/>
-        </w:rPr>
-      </w:pPr>
-      <w:r>
-        <w:rPr>
-          <w:rFonts w:ascii="TH SarabunPSK" w:eastAsia="Cordia New" w:hAnsi="TH SarabunPSK" w:cs="TH SarabunPSK"/>
-          <w:kern w:val="0"/>
-          <w:sz w:val="32"/>
-          <w:szCs w:val="32"/>
-          <w14:ligatures w14:val="none"/>
-        </w:rPr>
         <w:t>2008b</w:t>
       </w:r>
       <w:r>
@@ -9784,65 +9551,17 @@
           <w:szCs w:val="32"/>
           <w14:ligatures w14:val="none"/>
         </w:rPr>
-        <w:t xml:space="preserve">Living in a Globalized World: Ethnic </w:t>
-      </w:r>
-      <w:proofErr w:type="spellStart"/>
-      <w:r>
-        <w:rPr>
-          <w:rFonts w:ascii="TH SarabunPSK" w:eastAsia="Cordia New" w:hAnsi="TH SarabunPSK" w:cs="TH SarabunPSK"/>
-          <w:i/>
-          <w:iCs/>
-          <w:kern w:val="0"/>
-          <w:sz w:val="32"/>
-          <w:szCs w:val="32"/>
-          <w14:ligatures w14:val="none"/>
-        </w:rPr>
-        <w:t>Miniorities</w:t>
-      </w:r>
-      <w:proofErr w:type="spellEnd"/>
-      <w:r>
-        <w:rPr>
-          <w:rFonts w:ascii="TH SarabunPSK" w:eastAsia="Cordia New" w:hAnsi="TH SarabunPSK" w:cs="TH SarabunPSK"/>
-          <w:i/>
-          <w:iCs/>
-          <w:kern w:val="0"/>
-          <w:sz w:val="32"/>
-          <w:szCs w:val="32"/>
-          <w14:ligatures w14:val="none"/>
-        </w:rPr>
-        <w:t xml:space="preserve"> in the Greater Mekong Subregion</w:t>
-      </w:r>
-      <w:r>
-        <w:rPr>
-          <w:rFonts w:ascii="TH SarabunPSK" w:eastAsia="Cordia New" w:hAnsi="TH SarabunPSK" w:cs="TH SarabunPSK"/>
-          <w:kern w:val="0"/>
-          <w:sz w:val="32"/>
-          <w:szCs w:val="32"/>
-          <w14:ligatures w14:val="none"/>
-        </w:rPr>
-        <w:t xml:space="preserve">, Don McCaskill, Prasit Leepreecha and He </w:t>
-      </w:r>
-      <w:proofErr w:type="spellStart"/>
-      <w:r>
-        <w:rPr>
-          <w:rFonts w:ascii="TH SarabunPSK" w:eastAsia="Cordia New" w:hAnsi="TH SarabunPSK" w:cs="TH SarabunPSK"/>
-          <w:kern w:val="0"/>
-          <w:sz w:val="32"/>
-          <w:szCs w:val="32"/>
-          <w14:ligatures w14:val="none"/>
-        </w:rPr>
-        <w:t>Shaoying</w:t>
-      </w:r>
-      <w:proofErr w:type="spellEnd"/>
-      <w:r>
-        <w:rPr>
-          <w:rFonts w:ascii="TH SarabunPSK" w:eastAsia="Cordia New" w:hAnsi="TH SarabunPSK" w:cs="TH SarabunPSK"/>
-          <w:kern w:val="0"/>
-          <w:sz w:val="32"/>
-          <w:szCs w:val="32"/>
-          <w14:ligatures w14:val="none"/>
-        </w:rPr>
-        <w:t>, eds. Chiang Mai: Mekong Press. Pp. 89-113.</w:t>
+        <w:t>Living in a Globalized World: Ethnic Miniorities in the Greater Mekong Subregion</w:t>
+      </w:r>
+      <w:r>
+        <w:rPr>
+          <w:rFonts w:ascii="TH SarabunPSK" w:eastAsia="Cordia New" w:hAnsi="TH SarabunPSK" w:cs="TH SarabunPSK"/>
+          <w:kern w:val="0"/>
+          <w:sz w:val="32"/>
+          <w:szCs w:val="32"/>
+          <w14:ligatures w14:val="none"/>
+        </w:rPr>
+        <w:t>, Don McCaskill, Prasit Leepreecha and He Shaoying, eds. Chiang Mai: Mekong Press. Pp. 89-113.</w:t>
       </w:r>
     </w:p>
     <w:p>
@@ -9865,119 +9584,459 @@
           <w:szCs w:val="32"/>
           <w14:ligatures w14:val="none"/>
         </w:rPr>
+        <w:t>2004a</w:t>
+      </w:r>
+      <w:r>
+        <w:rPr>
+          <w:rFonts w:ascii="TH SarabunPSK" w:eastAsia="Cordia New" w:hAnsi="TH SarabunPSK" w:cs="TH SarabunPSK"/>
+          <w:kern w:val="0"/>
+          <w:sz w:val="32"/>
+          <w:szCs w:val="32"/>
+          <w14:ligatures w14:val="none"/>
+        </w:rPr>
+        <w:tab/>
+        <w:t>The Construction and Reproduction of Hmong Ethnic Identity in China. A final report submitted to Asian Scholarship Foundation. (29 pages).</w:t>
+      </w:r>
+    </w:p>
+    <w:p>
+      <w:pPr>
+        <w:spacing w:after="0"/>
+        <w:ind w:left="1440" w:hanging="716"/>
+        <w:rPr>
+          <w:rFonts w:ascii="TH SarabunPSK" w:eastAsia="Cordia New" w:hAnsi="TH SarabunPSK" w:cs="TH SarabunPSK"/>
+          <w:kern w:val="0"/>
+          <w:sz w:val="32"/>
+          <w:szCs w:val="32"/>
+          <w14:ligatures w14:val="none"/>
+        </w:rPr>
+      </w:pPr>
+      <w:r>
+        <w:rPr>
+          <w:rFonts w:ascii="TH SarabunPSK" w:eastAsia="Cordia New" w:hAnsi="TH SarabunPSK" w:cs="TH SarabunPSK"/>
+          <w:kern w:val="0"/>
+          <w:sz w:val="32"/>
+          <w:szCs w:val="32"/>
+          <w14:ligatures w14:val="none"/>
+        </w:rPr>
+        <w:t>2004b</w:t>
+      </w:r>
+      <w:r>
+        <w:rPr>
+          <w:rFonts w:ascii="TH SarabunPSK" w:eastAsia="Cordia New" w:hAnsi="TH SarabunPSK" w:cs="TH SarabunPSK"/>
+          <w:kern w:val="0"/>
+          <w:sz w:val="32"/>
+          <w:szCs w:val="32"/>
+          <w14:ligatures w14:val="none"/>
+        </w:rPr>
+        <w:tab/>
+        <w:t xml:space="preserve">“Ntoo Xeeb: Cultural Redefinition for Forest Conservation among the Hmong in Thailand,” </w:t>
+      </w:r>
+      <w:r>
+        <w:rPr>
+          <w:rFonts w:ascii="TH SarabunPSK" w:eastAsia="Cordia New" w:hAnsi="TH SarabunPSK" w:cs="TH SarabunPSK"/>
+          <w:i/>
+          <w:iCs/>
+          <w:kern w:val="0"/>
+          <w:sz w:val="32"/>
+          <w:szCs w:val="32"/>
+          <w14:ligatures w14:val="none"/>
+        </w:rPr>
+        <w:t>Hmong/Miao in Asia</w:t>
+      </w:r>
+      <w:r>
+        <w:rPr>
+          <w:rFonts w:ascii="TH SarabunPSK" w:eastAsia="Cordia New" w:hAnsi="TH SarabunPSK" w:cs="TH SarabunPSK"/>
+          <w:kern w:val="0"/>
+          <w:sz w:val="32"/>
+          <w:szCs w:val="32"/>
+          <w14:ligatures w14:val="none"/>
+        </w:rPr>
+        <w:t>, Nicholas Tapp, Jean Michaud, Christian Culas and Gary Yia Lee, eds. Chiang Mai: Silkworm Books. Pp. 335-352.</w:t>
+      </w:r>
+    </w:p>
+    <w:p>
+      <w:pPr>
+        <w:spacing w:after="0"/>
+        <w:ind w:left="1440" w:hanging="720"/>
+        <w:rPr>
+          <w:rFonts w:ascii="TH SarabunPSK" w:eastAsia="Cordia New" w:hAnsi="TH SarabunPSK" w:cs="TH SarabunPSK"/>
+          <w:kern w:val="0"/>
+          <w:sz w:val="32"/>
+          <w:szCs w:val="32"/>
+          <w14:ligatures w14:val="none"/>
+        </w:rPr>
+      </w:pPr>
+      <w:r>
+        <w:rPr>
+          <w:rFonts w:ascii="TH SarabunPSK" w:eastAsia="Cordia New" w:hAnsi="TH SarabunPSK" w:cs="TH SarabunPSK"/>
+          <w:kern w:val="0"/>
+          <w:sz w:val="32"/>
+          <w:szCs w:val="32"/>
+          <w14:ligatures w14:val="none"/>
+        </w:rPr>
+        <w:t>2001</w:t>
+      </w:r>
+      <w:r>
+        <w:rPr>
+          <w:rFonts w:ascii="TH SarabunPSK" w:eastAsia="Cordia New" w:hAnsi="TH SarabunPSK" w:cs="TH SarabunPSK"/>
+          <w:kern w:val="0"/>
+          <w:sz w:val="32"/>
+          <w:szCs w:val="32"/>
+          <w14:ligatures w14:val="none"/>
+        </w:rPr>
+        <w:tab/>
+        <w:t>Kinship and Identity among Hmong in Thailand. Ph.D. Dissertation, Department of Anthropology, University of Washington, Seattle.</w:t>
+      </w:r>
+    </w:p>
+    <w:p>
+      <w:pPr>
+        <w:spacing w:after="0"/>
+        <w:ind w:left="1440" w:hanging="720"/>
+        <w:rPr>
+          <w:rFonts w:ascii="TH SarabunPSK" w:eastAsia="Cordia New" w:hAnsi="TH SarabunPSK" w:cs="TH SarabunPSK"/>
+          <w:kern w:val="0"/>
+          <w:sz w:val="32"/>
+          <w:szCs w:val="32"/>
+          <w14:ligatures w14:val="none"/>
+        </w:rPr>
+      </w:pPr>
+      <w:r>
+        <w:rPr>
+          <w:rFonts w:ascii="TH SarabunPSK" w:eastAsia="Cordia New" w:hAnsi="TH SarabunPSK" w:cs="TH SarabunPSK"/>
+          <w:kern w:val="0"/>
+          <w:sz w:val="32"/>
+          <w:szCs w:val="32"/>
+          <w14:ligatures w14:val="none"/>
+        </w:rPr>
+        <w:t>2000</w:t>
+      </w:r>
+      <w:r>
+        <w:rPr>
+          <w:rFonts w:ascii="TH SarabunPSK" w:eastAsia="Cordia New" w:hAnsi="TH SarabunPSK" w:cs="TH SarabunPSK"/>
+          <w:kern w:val="0"/>
+          <w:sz w:val="32"/>
+          <w:szCs w:val="32"/>
+          <w14:ligatures w14:val="none"/>
+        </w:rPr>
+        <w:tab/>
+        <w:t xml:space="preserve">“Christian Conversion and Hmong Kinship Identity in Thailand,” in </w:t>
+      </w:r>
+      <w:r>
+        <w:rPr>
+          <w:rFonts w:ascii="TH SarabunPSK" w:eastAsia="Cordia New" w:hAnsi="TH SarabunPSK" w:cs="TH SarabunPSK"/>
+          <w:i/>
+          <w:iCs/>
+          <w:kern w:val="0"/>
+          <w:sz w:val="32"/>
+          <w:szCs w:val="32"/>
+          <w14:ligatures w14:val="none"/>
+        </w:rPr>
+        <w:t>Globalization and the Asian Economic Crisis: Indigenous Responses, Coping Strategies, and Governance Reform in Southeast Asia</w:t>
+      </w:r>
+      <w:r>
+        <w:rPr>
+          <w:rFonts w:ascii="TH SarabunPSK" w:eastAsia="Cordia New" w:hAnsi="TH SarabunPSK" w:cs="TH SarabunPSK"/>
+          <w:kern w:val="0"/>
+          <w:sz w:val="32"/>
+          <w:szCs w:val="32"/>
+          <w14:ligatures w14:val="none"/>
+        </w:rPr>
+        <w:t>. Gepffrey B. Hainsworth, ed. Vancouver, Canada: Center for Southeast Asia Research, Institute of Asian Research, University of British Columbia. Pp. 161-174.</w:t>
+      </w:r>
+    </w:p>
+    <w:p>
+      <w:pPr>
+        <w:spacing w:after="0"/>
+        <w:ind w:left="1440" w:hanging="720"/>
+        <w:rPr>
+          <w:rFonts w:ascii="TH SarabunPSK" w:eastAsia="Cordia New" w:hAnsi="TH SarabunPSK" w:cs="TH SarabunPSK"/>
+          <w:kern w:val="0"/>
+          <w:sz w:val="32"/>
+          <w:szCs w:val="32"/>
+          <w14:ligatures w14:val="none"/>
+        </w:rPr>
+      </w:pPr>
+      <w:r>
+        <w:rPr>
+          <w:rFonts w:ascii="TH SarabunPSK" w:eastAsia="Cordia New" w:hAnsi="TH SarabunPSK" w:cs="TH SarabunPSK"/>
+          <w:kern w:val="0"/>
+          <w:sz w:val="32"/>
+          <w:szCs w:val="32"/>
+          <w14:ligatures w14:val="none"/>
+        </w:rPr>
+        <w:t>1999</w:t>
+      </w:r>
+      <w:r>
+        <w:rPr>
+          <w:rFonts w:ascii="TH SarabunPSK" w:eastAsia="Cordia New" w:hAnsi="TH SarabunPSK" w:cs="TH SarabunPSK"/>
+          <w:kern w:val="0"/>
+          <w:sz w:val="32"/>
+          <w:szCs w:val="32"/>
+          <w14:ligatures w14:val="none"/>
+        </w:rPr>
+        <w:tab/>
+        <w:t>The Shaping of Hmong Kinship Identity. A paper prepared for 7</w:t>
+      </w:r>
+      <w:r>
+        <w:rPr>
+          <w:rFonts w:ascii="TH SarabunPSK" w:eastAsia="Cordia New" w:hAnsi="TH SarabunPSK" w:cs="TH SarabunPSK"/>
+          <w:kern w:val="0"/>
+          <w:sz w:val="32"/>
+          <w:szCs w:val="32"/>
+          <w:vertAlign w:val="superscript"/>
+          <w14:ligatures w14:val="none"/>
+        </w:rPr>
+        <w:t>th</w:t>
+      </w:r>
+      <w:r>
+        <w:rPr>
+          <w:rFonts w:ascii="TH SarabunPSK" w:eastAsia="Cordia New" w:hAnsi="TH SarabunPSK" w:cs="TH SarabunPSK"/>
+          <w:kern w:val="0"/>
+          <w:sz w:val="32"/>
+          <w:szCs w:val="32"/>
+          <w14:ligatures w14:val="none"/>
+        </w:rPr>
+        <w:t xml:space="preserve"> International Conference on Thai Studies, in Amsterdam, The </w:t>
+      </w:r>
+      <w:r>
+        <w:rPr>
+          <w:rFonts w:ascii="TH SarabunPSK" w:eastAsia="Cordia New" w:hAnsi="TH SarabunPSK" w:cs="TH SarabunPSK"/>
+          <w:kern w:val="0"/>
+          <w:sz w:val="32"/>
+          <w:szCs w:val="32"/>
+          <w14:ligatures w14:val="none"/>
+        </w:rPr>
+        <w:tab/>
+        <w:t xml:space="preserve">Netherlands, 4-8 July 1999. The conference hosted by the International Institute for Asian Studies (IIAS) and the Universiteit van Amsterdam (UvA), Faculty of Social Sciences. </w:t>
+      </w:r>
+    </w:p>
+    <w:p>
+      <w:pPr>
+        <w:spacing w:after="0"/>
+        <w:ind w:left="1440" w:hanging="720"/>
+        <w:rPr>
+          <w:rFonts w:ascii="TH SarabunPSK" w:eastAsia="Cordia New" w:hAnsi="TH SarabunPSK" w:cs="TH SarabunPSK"/>
+          <w:kern w:val="0"/>
+          <w:sz w:val="32"/>
+          <w:szCs w:val="32"/>
+          <w14:ligatures w14:val="none"/>
+        </w:rPr>
+      </w:pPr>
+      <w:r>
+        <w:rPr>
+          <w:rFonts w:ascii="TH SarabunPSK" w:eastAsia="Cordia New" w:hAnsi="TH SarabunPSK" w:cs="TH SarabunPSK"/>
+          <w:kern w:val="0"/>
+          <w:sz w:val="32"/>
+          <w:szCs w:val="32"/>
+          <w14:ligatures w14:val="none"/>
+        </w:rPr>
+        <w:t>1998</w:t>
+      </w:r>
+      <w:r>
+        <w:rPr>
+          <w:rFonts w:ascii="TH SarabunPSK" w:eastAsia="Cordia New" w:hAnsi="TH SarabunPSK" w:cs="TH SarabunPSK"/>
+          <w:kern w:val="0"/>
+          <w:sz w:val="32"/>
+          <w:szCs w:val="32"/>
+          <w14:ligatures w14:val="none"/>
+        </w:rPr>
+        <w:tab/>
+        <w:t>Modernization and the Construction of Hmong Kinship Identity. Paper presented at Vietnamese-Thai Collaborative Workshop “Ethnic Communities and Changing Environment,” held at Chiang Mai University, Thailand. 9-15 December 1998.</w:t>
+      </w:r>
+    </w:p>
+    <w:p>
+      <w:pPr>
+        <w:spacing w:after="0"/>
+        <w:ind w:left="1440" w:hanging="720"/>
+        <w:rPr>
+          <w:rFonts w:ascii="TH SarabunPSK" w:eastAsia="Cordia New" w:hAnsi="TH SarabunPSK" w:cs="TH SarabunPSK"/>
+          <w:kern w:val="0"/>
+          <w:sz w:val="32"/>
+          <w:szCs w:val="32"/>
+          <w14:ligatures w14:val="none"/>
+        </w:rPr>
+      </w:pPr>
+      <w:r>
+        <w:rPr>
+          <w:rFonts w:ascii="TH SarabunPSK" w:eastAsia="Cordia New" w:hAnsi="TH SarabunPSK" w:cs="TH SarabunPSK"/>
+          <w:kern w:val="0"/>
+          <w:sz w:val="32"/>
+          <w:szCs w:val="32"/>
+          <w14:ligatures w14:val="none"/>
+        </w:rPr>
+        <w:t>1997</w:t>
+      </w:r>
+      <w:r>
+        <w:rPr>
+          <w:rFonts w:ascii="TH SarabunPSK" w:eastAsia="Cordia New" w:hAnsi="TH SarabunPSK" w:cs="TH SarabunPSK"/>
+          <w:kern w:val="0"/>
+          <w:sz w:val="32"/>
+          <w:szCs w:val="32"/>
+          <w14:ligatures w14:val="none"/>
+        </w:rPr>
+        <w:tab/>
+        <w:t xml:space="preserve">“Jungle Tours: A Government Policy in Need of Review”, in </w:t>
+      </w:r>
+      <w:r>
+        <w:rPr>
+          <w:rFonts w:ascii="TH SarabunPSK" w:eastAsia="Cordia New" w:hAnsi="TH SarabunPSK" w:cs="TH SarabunPSK"/>
+          <w:i/>
+          <w:iCs/>
+          <w:kern w:val="0"/>
+          <w:sz w:val="32"/>
+          <w:szCs w:val="32"/>
+          <w14:ligatures w14:val="none"/>
+        </w:rPr>
+        <w:t>Development or Domestication?: Indigenous Peoples of Southeast Asia.</w:t>
+      </w:r>
+      <w:r>
+        <w:rPr>
+          <w:rFonts w:ascii="TH SarabunPSK" w:eastAsia="Cordia New" w:hAnsi="TH SarabunPSK" w:cs="TH SarabunPSK"/>
+          <w:kern w:val="0"/>
+          <w:sz w:val="32"/>
+          <w:szCs w:val="32"/>
+          <w14:ligatures w14:val="none"/>
+        </w:rPr>
+        <w:t xml:space="preserve"> Don McCaskill and Ken Kampe, eds. Chiang Mai: Silkworm Books. Pp. 268-288.</w:t>
+      </w:r>
+    </w:p>
+    <w:p>
+      <w:pPr>
+        <w:spacing w:after="0"/>
+        <w:rPr>
+          <w:rFonts w:ascii="TH SarabunPSK" w:eastAsia="Cordia New" w:hAnsi="TH SarabunPSK" w:cs="TH SarabunPSK"/>
+          <w:kern w:val="0"/>
+          <w:sz w:val="32"/>
+          <w:szCs w:val="32"/>
+          <w14:ligatures w14:val="none"/>
+        </w:rPr>
+      </w:pPr>
+      <w:r>
+        <w:rPr>
+          <w:rFonts w:ascii="TH SarabunPSK" w:eastAsia="Cordia New" w:hAnsi="TH SarabunPSK" w:cs="TH SarabunPSK"/>
+          <w:kern w:val="0"/>
+          <w:sz w:val="32"/>
+          <w:szCs w:val="32"/>
+          <w:cs/>
+          <w14:ligatures w14:val="none"/>
+        </w:rPr>
+        <w:tab/>
+      </w:r>
+    </w:p>
+    <w:p>
+      <w:pPr>
+        <w:spacing w:after="0"/>
+        <w:ind w:firstLine="720"/>
+        <w:rPr>
+          <w:rFonts w:ascii="TH SarabunPSK" w:eastAsia="Cordia New" w:hAnsi="TH SarabunPSK" w:cs="TH SarabunPSK"/>
+          <w:kern w:val="0"/>
+          <w:sz w:val="32"/>
+          <w:szCs w:val="32"/>
+          <w14:ligatures w14:val="none"/>
+        </w:rPr>
+      </w:pPr>
+      <w:r>
+        <w:rPr>
+          <w:rFonts w:ascii="TH SarabunPSK" w:eastAsia="Cordia New" w:hAnsi="TH SarabunPSK" w:cs="TH SarabunPSK"/>
+          <w:kern w:val="0"/>
+          <w:sz w:val="32"/>
+          <w:szCs w:val="32"/>
+          <w14:ligatures w14:val="none"/>
+        </w:rPr>
+        <w:t>Badenoch, Nathan and Prasit Leepreecha</w:t>
+      </w:r>
+    </w:p>
+    <w:p>
+      <w:pPr>
+        <w:spacing w:after="0"/>
+        <w:ind w:left="1440" w:hanging="720"/>
+        <w:rPr>
+          <w:rFonts w:ascii="TH SarabunPSK" w:eastAsia="Cordia New" w:hAnsi="TH SarabunPSK" w:cs="TH SarabunPSK"/>
+          <w:kern w:val="0"/>
+          <w:sz w:val="32"/>
+          <w:szCs w:val="32"/>
+          <w14:ligatures w14:val="none"/>
+        </w:rPr>
+      </w:pPr>
+      <w:r>
+        <w:rPr>
+          <w:rFonts w:ascii="TH SarabunPSK" w:eastAsia="Cordia New" w:hAnsi="TH SarabunPSK" w:cs="TH SarabunPSK"/>
+          <w:kern w:val="0"/>
+          <w:sz w:val="32"/>
+          <w:szCs w:val="32"/>
+          <w14:ligatures w14:val="none"/>
+        </w:rPr>
+        <w:t>2011</w:t>
+      </w:r>
+      <w:r>
+        <w:rPr>
+          <w:rFonts w:ascii="TH SarabunPSK" w:eastAsia="Cordia New" w:hAnsi="TH SarabunPSK" w:cs="TH SarabunPSK"/>
+          <w:kern w:val="0"/>
+          <w:sz w:val="32"/>
+          <w:szCs w:val="32"/>
+          <w14:ligatures w14:val="none"/>
+        </w:rPr>
+        <w:tab/>
+        <w:t xml:space="preserve">“Rights and Rites: Local Strategies to Manage Competition for Watershed Resources in Northern Thailand”, in </w:t>
+      </w:r>
+      <w:r>
+        <w:rPr>
+          <w:rFonts w:ascii="TH SarabunPSK" w:eastAsia="Cordia New" w:hAnsi="TH SarabunPSK" w:cs="TH SarabunPSK"/>
+          <w:i/>
+          <w:iCs/>
+          <w:kern w:val="0"/>
+          <w:sz w:val="32"/>
+          <w:szCs w:val="32"/>
+          <w14:ligatures w14:val="none"/>
+        </w:rPr>
+        <w:t>Water Rights and Social Justice in the Mekong Region.</w:t>
+      </w:r>
+      <w:r>
+        <w:rPr>
+          <w:rFonts w:ascii="TH SarabunPSK" w:eastAsia="Cordia New" w:hAnsi="TH SarabunPSK" w:cs="TH SarabunPSK"/>
+          <w:kern w:val="0"/>
+          <w:sz w:val="32"/>
+          <w:szCs w:val="32"/>
+          <w14:ligatures w14:val="none"/>
+        </w:rPr>
+        <w:t xml:space="preserve"> Kate Lazarus, et al, eds. London: Earthscan. Pp. 67-89.</w:t>
+      </w:r>
+    </w:p>
+    <w:p>
+      <w:pPr>
+        <w:spacing w:after="0"/>
+        <w:ind w:left="1440" w:hanging="720"/>
+        <w:rPr>
+          <w:rFonts w:ascii="TH SarabunPSK" w:eastAsia="Cordia New" w:hAnsi="TH SarabunPSK" w:cs="TH SarabunPSK"/>
+          <w:kern w:val="0"/>
+          <w:sz w:val="32"/>
+          <w:szCs w:val="32"/>
+          <w14:ligatures w14:val="none"/>
+        </w:rPr>
+      </w:pPr>
+    </w:p>
+    <w:p>
+      <w:pPr>
+        <w:spacing w:after="0"/>
+        <w:ind w:left="1440" w:hanging="720"/>
+        <w:rPr>
+          <w:rFonts w:ascii="TH SarabunPSK" w:eastAsia="Cordia New" w:hAnsi="TH SarabunPSK" w:cs="TH SarabunPSK"/>
+          <w:kern w:val="0"/>
+          <w:sz w:val="32"/>
+          <w:szCs w:val="32"/>
+          <w14:ligatures w14:val="none"/>
+        </w:rPr>
+      </w:pPr>
+      <w:r>
+        <w:rPr>
+          <w:rFonts w:ascii="TH SarabunPSK" w:eastAsia="Cordia New" w:hAnsi="TH SarabunPSK" w:cs="TH SarabunPSK"/>
+          <w:kern w:val="0"/>
+          <w:sz w:val="32"/>
+          <w:szCs w:val="32"/>
+          <w14:ligatures w14:val="none"/>
+        </w:rPr>
         <w:lastRenderedPageBreak/>
-        <w:t>2004a</w:t>
-      </w:r>
-      <w:r>
-        <w:rPr>
-          <w:rFonts w:ascii="TH SarabunPSK" w:eastAsia="Cordia New" w:hAnsi="TH SarabunPSK" w:cs="TH SarabunPSK"/>
-          <w:kern w:val="0"/>
-          <w:sz w:val="32"/>
-          <w:szCs w:val="32"/>
-          <w14:ligatures w14:val="none"/>
-        </w:rPr>
-        <w:tab/>
-        <w:t>The Construction and Reproduction of Hmong Ethnic Identity in China. A final report submitted to Asian Scholarship Foundation. (29 pages).</w:t>
-      </w:r>
-    </w:p>
-    <w:p>
-      <w:pPr>
-        <w:spacing w:after="0"/>
-        <w:ind w:left="1440" w:hanging="716"/>
-        <w:rPr>
-          <w:rFonts w:ascii="TH SarabunPSK" w:eastAsia="Cordia New" w:hAnsi="TH SarabunPSK" w:cs="TH SarabunPSK"/>
-          <w:kern w:val="0"/>
-          <w:sz w:val="32"/>
-          <w:szCs w:val="32"/>
-          <w14:ligatures w14:val="none"/>
-        </w:rPr>
-      </w:pPr>
-      <w:r>
-        <w:rPr>
-          <w:rFonts w:ascii="TH SarabunPSK" w:eastAsia="Cordia New" w:hAnsi="TH SarabunPSK" w:cs="TH SarabunPSK"/>
-          <w:kern w:val="0"/>
-          <w:sz w:val="32"/>
-          <w:szCs w:val="32"/>
-          <w14:ligatures w14:val="none"/>
-        </w:rPr>
-        <w:t>2004b</w:t>
-      </w:r>
-      <w:r>
-        <w:rPr>
-          <w:rFonts w:ascii="TH SarabunPSK" w:eastAsia="Cordia New" w:hAnsi="TH SarabunPSK" w:cs="TH SarabunPSK"/>
-          <w:kern w:val="0"/>
-          <w:sz w:val="32"/>
-          <w:szCs w:val="32"/>
-          <w14:ligatures w14:val="none"/>
-        </w:rPr>
-        <w:tab/>
-        <w:t>“</w:t>
-      </w:r>
-      <w:proofErr w:type="spellStart"/>
-      <w:r>
-        <w:rPr>
-          <w:rFonts w:ascii="TH SarabunPSK" w:eastAsia="Cordia New" w:hAnsi="TH SarabunPSK" w:cs="TH SarabunPSK"/>
-          <w:kern w:val="0"/>
-          <w:sz w:val="32"/>
-          <w:szCs w:val="32"/>
-          <w14:ligatures w14:val="none"/>
-        </w:rPr>
-        <w:t>Ntoo</w:t>
-      </w:r>
-      <w:proofErr w:type="spellEnd"/>
-      <w:r>
-        <w:rPr>
-          <w:rFonts w:ascii="TH SarabunPSK" w:eastAsia="Cordia New" w:hAnsi="TH SarabunPSK" w:cs="TH SarabunPSK"/>
-          <w:kern w:val="0"/>
-          <w:sz w:val="32"/>
-          <w:szCs w:val="32"/>
-          <w14:ligatures w14:val="none"/>
-        </w:rPr>
-        <w:t xml:space="preserve"> </w:t>
-      </w:r>
-      <w:proofErr w:type="spellStart"/>
-      <w:r>
-        <w:rPr>
-          <w:rFonts w:ascii="TH SarabunPSK" w:eastAsia="Cordia New" w:hAnsi="TH SarabunPSK" w:cs="TH SarabunPSK"/>
-          <w:kern w:val="0"/>
-          <w:sz w:val="32"/>
-          <w:szCs w:val="32"/>
-          <w14:ligatures w14:val="none"/>
-        </w:rPr>
-        <w:t>Xeeb</w:t>
-      </w:r>
-      <w:proofErr w:type="spellEnd"/>
-      <w:r>
-        <w:rPr>
-          <w:rFonts w:ascii="TH SarabunPSK" w:eastAsia="Cordia New" w:hAnsi="TH SarabunPSK" w:cs="TH SarabunPSK"/>
-          <w:kern w:val="0"/>
-          <w:sz w:val="32"/>
-          <w:szCs w:val="32"/>
-          <w14:ligatures w14:val="none"/>
-        </w:rPr>
-        <w:t xml:space="preserve">: Cultural Redefinition for Forest Conservation among the Hmong in Thailand,” </w:t>
-      </w:r>
-      <w:r>
-        <w:rPr>
-          <w:rFonts w:ascii="TH SarabunPSK" w:eastAsia="Cordia New" w:hAnsi="TH SarabunPSK" w:cs="TH SarabunPSK"/>
-          <w:i/>
-          <w:iCs/>
-          <w:kern w:val="0"/>
-          <w:sz w:val="32"/>
-          <w:szCs w:val="32"/>
-          <w14:ligatures w14:val="none"/>
-        </w:rPr>
-        <w:t>Hmong/Miao in Asia</w:t>
-      </w:r>
-      <w:r>
-        <w:rPr>
-          <w:rFonts w:ascii="TH SarabunPSK" w:eastAsia="Cordia New" w:hAnsi="TH SarabunPSK" w:cs="TH SarabunPSK"/>
-          <w:kern w:val="0"/>
-          <w:sz w:val="32"/>
-          <w:szCs w:val="32"/>
-          <w14:ligatures w14:val="none"/>
-        </w:rPr>
-        <w:t>, Nicholas Tapp, Jean Michaud, Christian Culas and Gary Yia Lee, eds. Chiang Mai: Silkworm Books. Pp. 335-352.</w:t>
+        <w:t xml:space="preserve">Baird, Ian, Prasit Leepreecha, and Urai Yangcheepsutjarit. </w:t>
       </w:r>
     </w:p>
     <w:p>
@@ -10000,18 +10059,40 @@
           <w:szCs w:val="32"/>
           <w14:ligatures w14:val="none"/>
         </w:rPr>
-        <w:t>2001</w:t>
-      </w:r>
-      <w:r>
-        <w:rPr>
-          <w:rFonts w:ascii="TH SarabunPSK" w:eastAsia="Cordia New" w:hAnsi="TH SarabunPSK" w:cs="TH SarabunPSK"/>
-          <w:kern w:val="0"/>
-          <w:sz w:val="32"/>
-          <w:szCs w:val="32"/>
-          <w14:ligatures w14:val="none"/>
-        </w:rPr>
-        <w:tab/>
-        <w:t>Kinship and Identity among Hmong in Thailand. Ph.D. Dissertation, Department of Anthropology, University of Washington, Seattle.</w:t>
+        <w:t xml:space="preserve">2017 </w:t>
+      </w:r>
+      <w:r>
+        <w:rPr>
+          <w:rFonts w:ascii="TH SarabunPSK" w:eastAsia="Cordia New" w:hAnsi="TH SarabunPSK" w:cs="TH SarabunPSK"/>
+          <w:kern w:val="0"/>
+          <w:sz w:val="32"/>
+          <w:szCs w:val="32"/>
+          <w14:ligatures w14:val="none"/>
+        </w:rPr>
+        <w:tab/>
+        <w:t xml:space="preserve">“Who should be considered ‘Indigenous’? A survey of ethnic groups in northern Thailand,” </w:t>
+      </w:r>
+      <w:r>
+        <w:rPr>
+          <w:rFonts w:ascii="TH SarabunPSK" w:eastAsia="Cordia New" w:hAnsi="TH SarabunPSK" w:cs="TH SarabunPSK"/>
+          <w:i/>
+          <w:iCs/>
+          <w:kern w:val="0"/>
+          <w:sz w:val="32"/>
+          <w:szCs w:val="32"/>
+          <w14:ligatures w14:val="none"/>
+        </w:rPr>
+        <w:t>Asian Ethnicity</w:t>
+      </w:r>
+      <w:r>
+        <w:rPr>
+          <w:rFonts w:ascii="TH SarabunPSK" w:eastAsia="Cordia New" w:hAnsi="TH SarabunPSK" w:cs="TH SarabunPSK"/>
+          <w:kern w:val="0"/>
+          <w:sz w:val="32"/>
+          <w:szCs w:val="32"/>
+          <w14:ligatures w14:val="none"/>
+        </w:rPr>
+        <w:t xml:space="preserve"> 18(4): 543-562. </w:t>
       </w:r>
     </w:p>
     <w:p>
@@ -10026,70 +10107,28 @@
           <w14:ligatures w14:val="none"/>
         </w:rPr>
       </w:pPr>
-      <w:r>
-        <w:rPr>
-          <w:rFonts w:ascii="TH SarabunPSK" w:eastAsia="Cordia New" w:hAnsi="TH SarabunPSK" w:cs="TH SarabunPSK"/>
-          <w:kern w:val="0"/>
-          <w:sz w:val="32"/>
-          <w:szCs w:val="32"/>
-          <w14:ligatures w14:val="none"/>
-        </w:rPr>
-        <w:t>2000</w:t>
-      </w:r>
-      <w:r>
-        <w:rPr>
-          <w:rFonts w:ascii="TH SarabunPSK" w:eastAsia="Cordia New" w:hAnsi="TH SarabunPSK" w:cs="TH SarabunPSK"/>
-          <w:kern w:val="0"/>
-          <w:sz w:val="32"/>
-          <w:szCs w:val="32"/>
-          <w14:ligatures w14:val="none"/>
-        </w:rPr>
-        <w:tab/>
-        <w:t xml:space="preserve">“Christian Conversion and Hmong Kinship Identity in Thailand,” in </w:t>
-      </w:r>
-      <w:r>
-        <w:rPr>
-          <w:rFonts w:ascii="TH SarabunPSK" w:eastAsia="Cordia New" w:hAnsi="TH SarabunPSK" w:cs="TH SarabunPSK"/>
-          <w:i/>
-          <w:iCs/>
-          <w:kern w:val="0"/>
-          <w:sz w:val="32"/>
-          <w:szCs w:val="32"/>
-          <w14:ligatures w14:val="none"/>
-        </w:rPr>
-        <w:t>Globalization and the Asian Economic Crisis: Indigenous Responses, Coping Strategies, and Governance Reform in Southeast Asia</w:t>
-      </w:r>
-      <w:r>
-        <w:rPr>
-          <w:rFonts w:ascii="TH SarabunPSK" w:eastAsia="Cordia New" w:hAnsi="TH SarabunPSK" w:cs="TH SarabunPSK"/>
-          <w:kern w:val="0"/>
-          <w:sz w:val="32"/>
-          <w:szCs w:val="32"/>
-          <w14:ligatures w14:val="none"/>
-        </w:rPr>
-        <w:t xml:space="preserve">. </w:t>
-      </w:r>
-      <w:proofErr w:type="spellStart"/>
-      <w:r>
-        <w:rPr>
-          <w:rFonts w:ascii="TH SarabunPSK" w:eastAsia="Cordia New" w:hAnsi="TH SarabunPSK" w:cs="TH SarabunPSK"/>
-          <w:kern w:val="0"/>
-          <w:sz w:val="32"/>
-          <w:szCs w:val="32"/>
-          <w14:ligatures w14:val="none"/>
-        </w:rPr>
-        <w:t>Gepffrey</w:t>
-      </w:r>
-      <w:proofErr w:type="spellEnd"/>
-      <w:r>
-        <w:rPr>
-          <w:rFonts w:ascii="TH SarabunPSK" w:eastAsia="Cordia New" w:hAnsi="TH SarabunPSK" w:cs="TH SarabunPSK"/>
-          <w:kern w:val="0"/>
-          <w:sz w:val="32"/>
-          <w:szCs w:val="32"/>
-          <w14:ligatures w14:val="none"/>
-        </w:rPr>
-        <w:t xml:space="preserve"> B. Hainsworth, ed. Vancouver, Canada: Center for Southeast Asia Research, Institute of Asian Research, University of British Columbia. Pp. 161-174.</w:t>
+    </w:p>
+    <w:p>
+      <w:pPr>
+        <w:spacing w:after="0"/>
+        <w:ind w:left="284" w:firstLine="436"/>
+        <w:rPr>
+          <w:rFonts w:ascii="TH SarabunPSK" w:eastAsia="Cordia New" w:hAnsi="TH SarabunPSK" w:cs="TH SarabunPSK"/>
+          <w:kern w:val="0"/>
+          <w:sz w:val="32"/>
+          <w:szCs w:val="32"/>
+          <w14:ligatures w14:val="none"/>
+        </w:rPr>
+      </w:pPr>
+      <w:r>
+        <w:rPr>
+          <w:rFonts w:ascii="TH SarabunPSK" w:eastAsia="Cordia New" w:hAnsi="TH SarabunPSK" w:cs="TH SarabunPSK"/>
+          <w:kern w:val="0"/>
+          <w:sz w:val="32"/>
+          <w:szCs w:val="32"/>
+          <w14:ligatures w14:val="none"/>
+        </w:rPr>
+        <w:t>Chayan Vaddhanaphuti, Prasit Leepreecha and Chanya Butt</w:t>
       </w:r>
     </w:p>
     <w:p>
@@ -10112,440 +10151,19 @@
           <w:szCs w:val="32"/>
           <w14:ligatures w14:val="none"/>
         </w:rPr>
-        <w:t>1999</w:t>
-      </w:r>
-      <w:r>
-        <w:rPr>
-          <w:rFonts w:ascii="TH SarabunPSK" w:eastAsia="Cordia New" w:hAnsi="TH SarabunPSK" w:cs="TH SarabunPSK"/>
-          <w:kern w:val="0"/>
-          <w:sz w:val="32"/>
-          <w:szCs w:val="32"/>
-          <w14:ligatures w14:val="none"/>
-        </w:rPr>
-        <w:tab/>
-        <w:t>The Shaping of Hmong Kinship Identity. A paper prepared for 7</w:t>
-      </w:r>
-      <w:r>
-        <w:rPr>
-          <w:rFonts w:ascii="TH SarabunPSK" w:eastAsia="Cordia New" w:hAnsi="TH SarabunPSK" w:cs="TH SarabunPSK"/>
-          <w:kern w:val="0"/>
-          <w:sz w:val="32"/>
-          <w:szCs w:val="32"/>
-          <w:vertAlign w:val="superscript"/>
-          <w14:ligatures w14:val="none"/>
-        </w:rPr>
-        <w:t>th</w:t>
-      </w:r>
-      <w:r>
-        <w:rPr>
-          <w:rFonts w:ascii="TH SarabunPSK" w:eastAsia="Cordia New" w:hAnsi="TH SarabunPSK" w:cs="TH SarabunPSK"/>
-          <w:kern w:val="0"/>
-          <w:sz w:val="32"/>
-          <w:szCs w:val="32"/>
-          <w14:ligatures w14:val="none"/>
-        </w:rPr>
-        <w:t xml:space="preserve"> International Conference on Thai Studies, in Amsterdam, The </w:t>
-      </w:r>
-      <w:r>
-        <w:rPr>
-          <w:rFonts w:ascii="TH SarabunPSK" w:eastAsia="Cordia New" w:hAnsi="TH SarabunPSK" w:cs="TH SarabunPSK"/>
-          <w:kern w:val="0"/>
-          <w:sz w:val="32"/>
-          <w:szCs w:val="32"/>
-          <w14:ligatures w14:val="none"/>
-        </w:rPr>
-        <w:tab/>
-        <w:t>Netherlands, 4-8 July 1999. The conference hosted by the International Institute for Asian Studies (IIAS) and the Universiteit van Amsterdam (</w:t>
-      </w:r>
-      <w:proofErr w:type="spellStart"/>
-      <w:r>
-        <w:rPr>
-          <w:rFonts w:ascii="TH SarabunPSK" w:eastAsia="Cordia New" w:hAnsi="TH SarabunPSK" w:cs="TH SarabunPSK"/>
-          <w:kern w:val="0"/>
-          <w:sz w:val="32"/>
-          <w:szCs w:val="32"/>
-          <w14:ligatures w14:val="none"/>
-        </w:rPr>
-        <w:t>UvA</w:t>
-      </w:r>
-      <w:proofErr w:type="spellEnd"/>
-      <w:r>
-        <w:rPr>
-          <w:rFonts w:ascii="TH SarabunPSK" w:eastAsia="Cordia New" w:hAnsi="TH SarabunPSK" w:cs="TH SarabunPSK"/>
-          <w:kern w:val="0"/>
-          <w:sz w:val="32"/>
-          <w:szCs w:val="32"/>
-          <w14:ligatures w14:val="none"/>
-        </w:rPr>
-        <w:t xml:space="preserve">), Faculty of Social Sciences. </w:t>
-      </w:r>
-    </w:p>
-    <w:p>
-      <w:pPr>
-        <w:spacing w:after="0"/>
-        <w:ind w:left="1440" w:hanging="720"/>
-        <w:rPr>
-          <w:rFonts w:ascii="TH SarabunPSK" w:eastAsia="Cordia New" w:hAnsi="TH SarabunPSK" w:cs="TH SarabunPSK"/>
-          <w:kern w:val="0"/>
-          <w:sz w:val="32"/>
-          <w:szCs w:val="32"/>
-          <w14:ligatures w14:val="none"/>
-        </w:rPr>
-      </w:pPr>
-      <w:r>
-        <w:rPr>
-          <w:rFonts w:ascii="TH SarabunPSK" w:eastAsia="Cordia New" w:hAnsi="TH SarabunPSK" w:cs="TH SarabunPSK"/>
-          <w:kern w:val="0"/>
-          <w:sz w:val="32"/>
-          <w:szCs w:val="32"/>
-          <w14:ligatures w14:val="none"/>
-        </w:rPr>
-        <w:t>1998</w:t>
-      </w:r>
-      <w:r>
-        <w:rPr>
-          <w:rFonts w:ascii="TH SarabunPSK" w:eastAsia="Cordia New" w:hAnsi="TH SarabunPSK" w:cs="TH SarabunPSK"/>
-          <w:kern w:val="0"/>
-          <w:sz w:val="32"/>
-          <w:szCs w:val="32"/>
-          <w14:ligatures w14:val="none"/>
-        </w:rPr>
-        <w:tab/>
-        <w:t xml:space="preserve">Modernization and the Construction of Hmong Kinship Identity. Paper presented at </w:t>
-      </w:r>
-      <w:proofErr w:type="gramStart"/>
-      <w:r>
-        <w:rPr>
-          <w:rFonts w:ascii="TH SarabunPSK" w:eastAsia="Cordia New" w:hAnsi="TH SarabunPSK" w:cs="TH SarabunPSK"/>
-          <w:kern w:val="0"/>
-          <w:sz w:val="32"/>
-          <w:szCs w:val="32"/>
-          <w14:ligatures w14:val="none"/>
-        </w:rPr>
-        <w:t>Vietnamese-Thai</w:t>
-      </w:r>
-      <w:proofErr w:type="gramEnd"/>
-      <w:r>
-        <w:rPr>
-          <w:rFonts w:ascii="TH SarabunPSK" w:eastAsia="Cordia New" w:hAnsi="TH SarabunPSK" w:cs="TH SarabunPSK"/>
-          <w:kern w:val="0"/>
-          <w:sz w:val="32"/>
-          <w:szCs w:val="32"/>
-          <w14:ligatures w14:val="none"/>
-        </w:rPr>
-        <w:t xml:space="preserve"> Collaborative Workshop “Ethnic Communities and Changing Environment,” held at Chiang Mai University, Thailand. 9-15 December 1998.</w:t>
-      </w:r>
-    </w:p>
-    <w:p>
-      <w:pPr>
-        <w:spacing w:after="0"/>
-        <w:ind w:left="1440" w:hanging="720"/>
-        <w:rPr>
-          <w:rFonts w:ascii="TH SarabunPSK" w:eastAsia="Cordia New" w:hAnsi="TH SarabunPSK" w:cs="TH SarabunPSK"/>
-          <w:kern w:val="0"/>
-          <w:sz w:val="32"/>
-          <w:szCs w:val="32"/>
-          <w14:ligatures w14:val="none"/>
-        </w:rPr>
-      </w:pPr>
-      <w:r>
-        <w:rPr>
-          <w:rFonts w:ascii="TH SarabunPSK" w:eastAsia="Cordia New" w:hAnsi="TH SarabunPSK" w:cs="TH SarabunPSK"/>
-          <w:kern w:val="0"/>
-          <w:sz w:val="32"/>
-          <w:szCs w:val="32"/>
-          <w14:ligatures w14:val="none"/>
-        </w:rPr>
-        <w:t>1997</w:t>
-      </w:r>
-      <w:r>
-        <w:rPr>
-          <w:rFonts w:ascii="TH SarabunPSK" w:eastAsia="Cordia New" w:hAnsi="TH SarabunPSK" w:cs="TH SarabunPSK"/>
-          <w:kern w:val="0"/>
-          <w:sz w:val="32"/>
-          <w:szCs w:val="32"/>
-          <w14:ligatures w14:val="none"/>
-        </w:rPr>
-        <w:tab/>
-        <w:t xml:space="preserve">“Jungle Tours: A Government Policy in Need of Review”, in </w:t>
-      </w:r>
-      <w:r>
-        <w:rPr>
-          <w:rFonts w:ascii="TH SarabunPSK" w:eastAsia="Cordia New" w:hAnsi="TH SarabunPSK" w:cs="TH SarabunPSK"/>
-          <w:i/>
-          <w:iCs/>
-          <w:kern w:val="0"/>
-          <w:sz w:val="32"/>
-          <w:szCs w:val="32"/>
-          <w14:ligatures w14:val="none"/>
-        </w:rPr>
-        <w:t xml:space="preserve">Development or </w:t>
-      </w:r>
-      <w:proofErr w:type="gramStart"/>
-      <w:r>
-        <w:rPr>
-          <w:rFonts w:ascii="TH SarabunPSK" w:eastAsia="Cordia New" w:hAnsi="TH SarabunPSK" w:cs="TH SarabunPSK"/>
-          <w:i/>
-          <w:iCs/>
-          <w:kern w:val="0"/>
-          <w:sz w:val="32"/>
-          <w:szCs w:val="32"/>
-          <w14:ligatures w14:val="none"/>
-        </w:rPr>
-        <w:t>Domestication?:</w:t>
-      </w:r>
-      <w:proofErr w:type="gramEnd"/>
-      <w:r>
-        <w:rPr>
-          <w:rFonts w:ascii="TH SarabunPSK" w:eastAsia="Cordia New" w:hAnsi="TH SarabunPSK" w:cs="TH SarabunPSK"/>
-          <w:i/>
-          <w:iCs/>
-          <w:kern w:val="0"/>
-          <w:sz w:val="32"/>
-          <w:szCs w:val="32"/>
-          <w14:ligatures w14:val="none"/>
-        </w:rPr>
-        <w:t xml:space="preserve"> Indigenous Peoples of Southeast Asia.</w:t>
-      </w:r>
-      <w:r>
-        <w:rPr>
-          <w:rFonts w:ascii="TH SarabunPSK" w:eastAsia="Cordia New" w:hAnsi="TH SarabunPSK" w:cs="TH SarabunPSK"/>
-          <w:kern w:val="0"/>
-          <w:sz w:val="32"/>
-          <w:szCs w:val="32"/>
-          <w14:ligatures w14:val="none"/>
-        </w:rPr>
-        <w:t xml:space="preserve"> Don McCaskill and Ken Kampe, eds. Chiang Mai: Silkworm Books. Pp. 268-288.</w:t>
-      </w:r>
-    </w:p>
-    <w:p>
-      <w:pPr>
-        <w:spacing w:after="0"/>
-        <w:rPr>
-          <w:rFonts w:ascii="TH SarabunPSK" w:eastAsia="Cordia New" w:hAnsi="TH SarabunPSK" w:cs="TH SarabunPSK"/>
-          <w:kern w:val="0"/>
-          <w:sz w:val="32"/>
-          <w:szCs w:val="32"/>
-          <w14:ligatures w14:val="none"/>
-        </w:rPr>
-      </w:pPr>
-      <w:r>
-        <w:rPr>
-          <w:rFonts w:ascii="TH SarabunPSK" w:eastAsia="Cordia New" w:hAnsi="TH SarabunPSK" w:cs="TH SarabunPSK"/>
-          <w:kern w:val="0"/>
-          <w:sz w:val="32"/>
-          <w:szCs w:val="32"/>
-          <w:cs/>
-          <w14:ligatures w14:val="none"/>
-        </w:rPr>
-        <w:tab/>
-      </w:r>
-    </w:p>
-    <w:p>
-      <w:pPr>
-        <w:spacing w:after="0"/>
-        <w:ind w:firstLine="720"/>
-        <w:rPr>
-          <w:rFonts w:ascii="TH SarabunPSK" w:eastAsia="Cordia New" w:hAnsi="TH SarabunPSK" w:cs="TH SarabunPSK"/>
-          <w:kern w:val="0"/>
-          <w:sz w:val="32"/>
-          <w:szCs w:val="32"/>
-          <w14:ligatures w14:val="none"/>
-        </w:rPr>
-      </w:pPr>
-      <w:r>
-        <w:rPr>
-          <w:rFonts w:ascii="TH SarabunPSK" w:eastAsia="Cordia New" w:hAnsi="TH SarabunPSK" w:cs="TH SarabunPSK"/>
-          <w:kern w:val="0"/>
-          <w:sz w:val="32"/>
-          <w:szCs w:val="32"/>
-          <w14:ligatures w14:val="none"/>
-        </w:rPr>
-        <w:t>Badenoch, Nathan and Prasit Leepreecha</w:t>
-      </w:r>
-    </w:p>
-    <w:p>
-      <w:pPr>
-        <w:spacing w:after="0"/>
-        <w:ind w:left="1440" w:hanging="720"/>
-        <w:rPr>
-          <w:rFonts w:ascii="TH SarabunPSK" w:eastAsia="Cordia New" w:hAnsi="TH SarabunPSK" w:cs="TH SarabunPSK"/>
-          <w:kern w:val="0"/>
-          <w:sz w:val="32"/>
-          <w:szCs w:val="32"/>
-          <w14:ligatures w14:val="none"/>
-        </w:rPr>
-      </w:pPr>
-      <w:r>
-        <w:rPr>
-          <w:rFonts w:ascii="TH SarabunPSK" w:eastAsia="Cordia New" w:hAnsi="TH SarabunPSK" w:cs="TH SarabunPSK"/>
-          <w:kern w:val="0"/>
-          <w:sz w:val="32"/>
-          <w:szCs w:val="32"/>
-          <w14:ligatures w14:val="none"/>
-        </w:rPr>
-        <w:t>2011</w:t>
-      </w:r>
-      <w:r>
-        <w:rPr>
-          <w:rFonts w:ascii="TH SarabunPSK" w:eastAsia="Cordia New" w:hAnsi="TH SarabunPSK" w:cs="TH SarabunPSK"/>
-          <w:kern w:val="0"/>
-          <w:sz w:val="32"/>
-          <w:szCs w:val="32"/>
-          <w14:ligatures w14:val="none"/>
-        </w:rPr>
-        <w:tab/>
-        <w:t xml:space="preserve">“Rights and Rites: Local Strategies to Manage Competition for Watershed Resources in Northern Thailand”, in </w:t>
-      </w:r>
-      <w:r>
-        <w:rPr>
-          <w:rFonts w:ascii="TH SarabunPSK" w:eastAsia="Cordia New" w:hAnsi="TH SarabunPSK" w:cs="TH SarabunPSK"/>
-          <w:i/>
-          <w:iCs/>
-          <w:kern w:val="0"/>
-          <w:sz w:val="32"/>
-          <w:szCs w:val="32"/>
-          <w14:ligatures w14:val="none"/>
-        </w:rPr>
-        <w:t>Water Rights and Social Justice in the Mekong Region.</w:t>
-      </w:r>
-      <w:r>
-        <w:rPr>
-          <w:rFonts w:ascii="TH SarabunPSK" w:eastAsia="Cordia New" w:hAnsi="TH SarabunPSK" w:cs="TH SarabunPSK"/>
-          <w:kern w:val="0"/>
-          <w:sz w:val="32"/>
-          <w:szCs w:val="32"/>
-          <w14:ligatures w14:val="none"/>
-        </w:rPr>
-        <w:t xml:space="preserve"> Kate Lazarus, et al, eds. London: Earthscan. Pp. 67-89.</w:t>
-      </w:r>
-    </w:p>
-    <w:p>
-      <w:pPr>
-        <w:spacing w:after="0"/>
-        <w:ind w:left="1440" w:hanging="720"/>
-        <w:rPr>
-          <w:rFonts w:ascii="TH SarabunPSK" w:eastAsia="Cordia New" w:hAnsi="TH SarabunPSK" w:cs="TH SarabunPSK"/>
-          <w:kern w:val="0"/>
-          <w:sz w:val="32"/>
-          <w:szCs w:val="32"/>
-          <w14:ligatures w14:val="none"/>
-        </w:rPr>
-      </w:pPr>
-    </w:p>
-    <w:p>
-      <w:pPr>
-        <w:spacing w:after="0"/>
-        <w:ind w:left="1440" w:hanging="720"/>
-        <w:rPr>
-          <w:rFonts w:ascii="TH SarabunPSK" w:eastAsia="Cordia New" w:hAnsi="TH SarabunPSK" w:cs="TH SarabunPSK"/>
-          <w:kern w:val="0"/>
-          <w:sz w:val="32"/>
-          <w:szCs w:val="32"/>
-          <w14:ligatures w14:val="none"/>
-        </w:rPr>
-      </w:pPr>
-      <w:r>
-        <w:rPr>
-          <w:rFonts w:ascii="TH SarabunPSK" w:eastAsia="Cordia New" w:hAnsi="TH SarabunPSK" w:cs="TH SarabunPSK"/>
-          <w:kern w:val="0"/>
-          <w:sz w:val="32"/>
-          <w:szCs w:val="32"/>
-          <w14:ligatures w14:val="none"/>
-        </w:rPr>
-        <w:t xml:space="preserve">Baird, Ian, Prasit Leepreecha, and Urai </w:t>
-      </w:r>
-      <w:proofErr w:type="spellStart"/>
-      <w:r>
-        <w:rPr>
-          <w:rFonts w:ascii="TH SarabunPSK" w:eastAsia="Cordia New" w:hAnsi="TH SarabunPSK" w:cs="TH SarabunPSK"/>
-          <w:kern w:val="0"/>
-          <w:sz w:val="32"/>
-          <w:szCs w:val="32"/>
-          <w14:ligatures w14:val="none"/>
-        </w:rPr>
-        <w:t>Yangcheepsutjarit</w:t>
-      </w:r>
-      <w:proofErr w:type="spellEnd"/>
-      <w:r>
-        <w:rPr>
-          <w:rFonts w:ascii="TH SarabunPSK" w:eastAsia="Cordia New" w:hAnsi="TH SarabunPSK" w:cs="TH SarabunPSK"/>
-          <w:kern w:val="0"/>
-          <w:sz w:val="32"/>
-          <w:szCs w:val="32"/>
-          <w14:ligatures w14:val="none"/>
-        </w:rPr>
-        <w:t xml:space="preserve">. </w:t>
-      </w:r>
-    </w:p>
-    <w:p>
-      <w:pPr>
-        <w:spacing w:after="0"/>
-        <w:ind w:left="1440" w:hanging="720"/>
-        <w:rPr>
-          <w:rFonts w:ascii="TH SarabunPSK" w:eastAsia="Cordia New" w:hAnsi="TH SarabunPSK" w:cs="TH SarabunPSK"/>
-          <w:kern w:val="0"/>
-          <w:sz w:val="32"/>
-          <w:szCs w:val="32"/>
-          <w14:ligatures w14:val="none"/>
-        </w:rPr>
-      </w:pPr>
-      <w:r>
-        <w:rPr>
-          <w:rFonts w:ascii="TH SarabunPSK" w:eastAsia="Cordia New" w:hAnsi="TH SarabunPSK" w:cs="TH SarabunPSK"/>
-          <w:kern w:val="0"/>
-          <w:sz w:val="32"/>
-          <w:szCs w:val="32"/>
-          <w14:ligatures w14:val="none"/>
-        </w:rPr>
-        <w:t xml:space="preserve">2017 </w:t>
-      </w:r>
-      <w:r>
-        <w:rPr>
-          <w:rFonts w:ascii="TH SarabunPSK" w:eastAsia="Cordia New" w:hAnsi="TH SarabunPSK" w:cs="TH SarabunPSK"/>
-          <w:kern w:val="0"/>
-          <w:sz w:val="32"/>
-          <w:szCs w:val="32"/>
-          <w14:ligatures w14:val="none"/>
-        </w:rPr>
-        <w:tab/>
-        <w:t xml:space="preserve">“Who should be considered ‘Indigenous’? A survey of ethnic groups in northern Thailand,” </w:t>
-      </w:r>
-      <w:r>
-        <w:rPr>
-          <w:rFonts w:ascii="TH SarabunPSK" w:eastAsia="Cordia New" w:hAnsi="TH SarabunPSK" w:cs="TH SarabunPSK"/>
-          <w:i/>
-          <w:iCs/>
-          <w:kern w:val="0"/>
-          <w:sz w:val="32"/>
-          <w:szCs w:val="32"/>
-          <w14:ligatures w14:val="none"/>
-        </w:rPr>
-        <w:t>Asian Ethnicity</w:t>
-      </w:r>
-      <w:r>
-        <w:rPr>
-          <w:rFonts w:ascii="TH SarabunPSK" w:eastAsia="Cordia New" w:hAnsi="TH SarabunPSK" w:cs="TH SarabunPSK"/>
-          <w:kern w:val="0"/>
-          <w:sz w:val="32"/>
-          <w:szCs w:val="32"/>
-          <w14:ligatures w14:val="none"/>
-        </w:rPr>
-        <w:t xml:space="preserve"> 18(4): 543-562. </w:t>
-      </w:r>
-    </w:p>
-    <w:p>
-      <w:pPr>
-        <w:spacing w:after="0"/>
-        <w:ind w:left="1440" w:hanging="720"/>
-        <w:rPr>
-          <w:rFonts w:ascii="TH SarabunPSK" w:eastAsia="Cordia New" w:hAnsi="TH SarabunPSK" w:cs="TH SarabunPSK"/>
-          <w:kern w:val="0"/>
-          <w:sz w:val="32"/>
-          <w:szCs w:val="32"/>
-          <w14:ligatures w14:val="none"/>
-        </w:rPr>
-      </w:pPr>
+        <w:t>1993</w:t>
+      </w:r>
+      <w:r>
+        <w:rPr>
+          <w:rFonts w:ascii="TH SarabunPSK" w:eastAsia="Cordia New" w:hAnsi="TH SarabunPSK" w:cs="TH SarabunPSK"/>
+          <w:kern w:val="0"/>
+          <w:sz w:val="32"/>
+          <w:szCs w:val="32"/>
+          <w14:ligatures w14:val="none"/>
+        </w:rPr>
+        <w:tab/>
+        <w:t>The Situation of Hilltribe Women and Children. A report submitted to WHO, Bangkok.</w:t>
+      </w:r>
     </w:p>
     <w:p>
       <w:pPr>
@@ -10559,51 +10177,6 @@
           <w14:ligatures w14:val="none"/>
         </w:rPr>
       </w:pPr>
-      <w:r>
-        <w:rPr>
-          <w:rFonts w:ascii="TH SarabunPSK" w:eastAsia="Cordia New" w:hAnsi="TH SarabunPSK" w:cs="TH SarabunPSK"/>
-          <w:kern w:val="0"/>
-          <w:sz w:val="32"/>
-          <w:szCs w:val="32"/>
-          <w14:ligatures w14:val="none"/>
-        </w:rPr>
-        <w:lastRenderedPageBreak/>
-        <w:t>Chayan Vaddhanaphuti, Prasit Leepreecha and Chanya Butt</w:t>
-      </w:r>
-    </w:p>
-    <w:p>
-      <w:pPr>
-        <w:spacing w:after="0"/>
-        <w:ind w:left="1440" w:hanging="720"/>
-        <w:rPr>
-          <w:rFonts w:ascii="TH SarabunPSK" w:eastAsia="Cordia New" w:hAnsi="TH SarabunPSK" w:cs="TH SarabunPSK"/>
-          <w:kern w:val="0"/>
-          <w:sz w:val="32"/>
-          <w:szCs w:val="32"/>
-          <w14:ligatures w14:val="none"/>
-        </w:rPr>
-      </w:pPr>
-      <w:r>
-        <w:rPr>
-          <w:rFonts w:ascii="TH SarabunPSK" w:eastAsia="Cordia New" w:hAnsi="TH SarabunPSK" w:cs="TH SarabunPSK"/>
-          <w:kern w:val="0"/>
-          <w:sz w:val="32"/>
-          <w:szCs w:val="32"/>
-          <w14:ligatures w14:val="none"/>
-        </w:rPr>
-        <w:t>1993</w:t>
-      </w:r>
-      <w:r>
-        <w:rPr>
-          <w:rFonts w:ascii="TH SarabunPSK" w:eastAsia="Cordia New" w:hAnsi="TH SarabunPSK" w:cs="TH SarabunPSK"/>
-          <w:kern w:val="0"/>
-          <w:sz w:val="32"/>
-          <w:szCs w:val="32"/>
-          <w14:ligatures w14:val="none"/>
-        </w:rPr>
-        <w:tab/>
-        <w:t>The Situation of Hilltribe Women and Children. A report submitted to WHO, Bangkok.</w:t>
-      </w:r>
     </w:p>
     <w:p>
       <w:pPr>
@@ -10617,40 +10190,15 @@
           <w14:ligatures w14:val="none"/>
         </w:rPr>
       </w:pPr>
-    </w:p>
-    <w:p>
-      <w:pPr>
-        <w:spacing w:after="0"/>
-        <w:ind w:left="284" w:firstLine="436"/>
-        <w:rPr>
-          <w:rFonts w:ascii="TH SarabunPSK" w:eastAsia="Cordia New" w:hAnsi="TH SarabunPSK" w:cs="TH SarabunPSK"/>
-          <w:kern w:val="0"/>
-          <w:sz w:val="32"/>
-          <w:szCs w:val="32"/>
-          <w14:ligatures w14:val="none"/>
-        </w:rPr>
-      </w:pPr>
-      <w:proofErr w:type="spellStart"/>
-      <w:r>
-        <w:rPr>
-          <w:rFonts w:ascii="TH SarabunPSK" w:eastAsia="Cordia New" w:hAnsi="TH SarabunPSK" w:cs="TH SarabunPSK"/>
-          <w:kern w:val="0"/>
-          <w:sz w:val="32"/>
-          <w:szCs w:val="32"/>
-          <w14:ligatures w14:val="none"/>
-        </w:rPr>
-        <w:t>Kwanchewan</w:t>
-      </w:r>
-      <w:proofErr w:type="spellEnd"/>
-      <w:r>
-        <w:rPr>
-          <w:rFonts w:ascii="TH SarabunPSK" w:eastAsia="Cordia New" w:hAnsi="TH SarabunPSK" w:cs="TH SarabunPSK"/>
-          <w:kern w:val="0"/>
-          <w:sz w:val="32"/>
-          <w:szCs w:val="32"/>
-          <w14:ligatures w14:val="none"/>
-        </w:rPr>
-        <w:t xml:space="preserve"> Buadaeng and Prasit Leepreecha</w:t>
+      <w:r>
+        <w:rPr>
+          <w:rFonts w:ascii="TH SarabunPSK" w:eastAsia="Cordia New" w:hAnsi="TH SarabunPSK" w:cs="TH SarabunPSK"/>
+          <w:kern w:val="0"/>
+          <w:sz w:val="32"/>
+          <w:szCs w:val="32"/>
+          <w14:ligatures w14:val="none"/>
+        </w:rPr>
+        <w:t>Kwanchewan Buadaeng and Prasit Leepreecha</w:t>
       </w:r>
     </w:p>
     <w:p>
@@ -10698,51 +10246,7 @@
           <w:szCs w:val="32"/>
           <w14:ligatures w14:val="none"/>
         </w:rPr>
-        <w:t xml:space="preserve"> Audrey Baron-Gutty and </w:t>
-      </w:r>
-      <w:proofErr w:type="spellStart"/>
-      <w:r>
-        <w:rPr>
-          <w:rFonts w:ascii="TH SarabunPSK" w:eastAsia="Cordia New" w:hAnsi="TH SarabunPSK" w:cs="TH SarabunPSK"/>
-          <w:kern w:val="0"/>
-          <w:sz w:val="32"/>
-          <w:szCs w:val="32"/>
-          <w14:ligatures w14:val="none"/>
-        </w:rPr>
-        <w:t>Supat</w:t>
-      </w:r>
-      <w:proofErr w:type="spellEnd"/>
-      <w:r>
-        <w:rPr>
-          <w:rFonts w:ascii="TH SarabunPSK" w:eastAsia="Cordia New" w:hAnsi="TH SarabunPSK" w:cs="TH SarabunPSK"/>
-          <w:kern w:val="0"/>
-          <w:sz w:val="32"/>
-          <w:szCs w:val="32"/>
-          <w14:ligatures w14:val="none"/>
-        </w:rPr>
-        <w:t xml:space="preserve"> </w:t>
-      </w:r>
-      <w:proofErr w:type="spellStart"/>
-      <w:r>
-        <w:rPr>
-          <w:rFonts w:ascii="TH SarabunPSK" w:eastAsia="Cordia New" w:hAnsi="TH SarabunPSK" w:cs="TH SarabunPSK"/>
-          <w:kern w:val="0"/>
-          <w:sz w:val="32"/>
-          <w:szCs w:val="32"/>
-          <w14:ligatures w14:val="none"/>
-        </w:rPr>
-        <w:t>Chupradit</w:t>
-      </w:r>
-      <w:proofErr w:type="spellEnd"/>
-      <w:r>
-        <w:rPr>
-          <w:rFonts w:ascii="TH SarabunPSK" w:eastAsia="Cordia New" w:hAnsi="TH SarabunPSK" w:cs="TH SarabunPSK"/>
-          <w:kern w:val="0"/>
-          <w:sz w:val="32"/>
-          <w:szCs w:val="32"/>
-          <w14:ligatures w14:val="none"/>
-        </w:rPr>
-        <w:t>, eds. IRASEC Occasional Paper, no. 11. Pp. 37-55.</w:t>
+        <w:t xml:space="preserve"> Audrey Baron-Gutty and Supat Chupradit, eds. IRASEC Occasional Paper, no. 11. Pp. 37-55.</w:t>
       </w:r>
     </w:p>
     <w:p>
@@ -11011,7 +10515,6 @@
           <w14:ligatures w14:val="none"/>
         </w:rPr>
       </w:pPr>
-      <w:proofErr w:type="spellStart"/>
       <w:r>
         <w:rPr>
           <w:rFonts w:ascii="TH SarabunPSK" w:eastAsia="Times New Roman" w:hAnsi="TH SarabunPSK" w:cs="TH SarabunPSK"/>
@@ -11020,84 +10523,7 @@
           <w:szCs w:val="32"/>
           <w14:ligatures w14:val="none"/>
         </w:rPr>
-        <w:t>Haenssgen</w:t>
-      </w:r>
-      <w:proofErr w:type="spellEnd"/>
-      <w:r>
-        <w:rPr>
-          <w:rFonts w:ascii="TH SarabunPSK" w:eastAsia="Times New Roman" w:hAnsi="TH SarabunPSK" w:cs="TH SarabunPSK"/>
-          <w:kern w:val="0"/>
-          <w:sz w:val="32"/>
-          <w:szCs w:val="32"/>
-          <w14:ligatures w14:val="none"/>
-        </w:rPr>
-        <w:t xml:space="preserve">, Marco Johannes, </w:t>
-      </w:r>
-      <w:proofErr w:type="spellStart"/>
-      <w:r>
-        <w:rPr>
-          <w:rFonts w:ascii="TH SarabunPSK" w:eastAsia="Times New Roman" w:hAnsi="TH SarabunPSK" w:cs="TH SarabunPSK"/>
-          <w:kern w:val="0"/>
-          <w:sz w:val="32"/>
-          <w:szCs w:val="32"/>
-          <w14:ligatures w14:val="none"/>
-        </w:rPr>
-        <w:t>Navaporn</w:t>
-      </w:r>
-      <w:proofErr w:type="spellEnd"/>
-      <w:r>
-        <w:rPr>
-          <w:rFonts w:ascii="TH SarabunPSK" w:eastAsia="Times New Roman" w:hAnsi="TH SarabunPSK" w:cs="TH SarabunPSK"/>
-          <w:kern w:val="0"/>
-          <w:sz w:val="32"/>
-          <w:szCs w:val="32"/>
-          <w14:ligatures w14:val="none"/>
-        </w:rPr>
-        <w:t xml:space="preserve"> </w:t>
-      </w:r>
-      <w:proofErr w:type="spellStart"/>
-      <w:r>
-        <w:rPr>
-          <w:rFonts w:ascii="TH SarabunPSK" w:eastAsia="Times New Roman" w:hAnsi="TH SarabunPSK" w:cs="TH SarabunPSK"/>
-          <w:kern w:val="0"/>
-          <w:sz w:val="32"/>
-          <w:szCs w:val="32"/>
-          <w14:ligatures w14:val="none"/>
-        </w:rPr>
-        <w:t>Sunanlikanon</w:t>
-      </w:r>
-      <w:proofErr w:type="spellEnd"/>
-      <w:r>
-        <w:rPr>
-          <w:rFonts w:ascii="TH SarabunPSK" w:eastAsia="Times New Roman" w:hAnsi="TH SarabunPSK" w:cs="TH SarabunPSK"/>
-          <w:kern w:val="0"/>
-          <w:sz w:val="32"/>
-          <w:szCs w:val="32"/>
-          <w14:ligatures w14:val="none"/>
-        </w:rPr>
-        <w:t xml:space="preserve">, Prasit Leepreecha, </w:t>
-      </w:r>
-      <w:proofErr w:type="spellStart"/>
-      <w:r>
-        <w:rPr>
-          <w:rFonts w:ascii="TH SarabunPSK" w:eastAsia="Times New Roman" w:hAnsi="TH SarabunPSK" w:cs="TH SarabunPSK"/>
-          <w:kern w:val="0"/>
-          <w:sz w:val="32"/>
-          <w:szCs w:val="32"/>
-          <w14:ligatures w14:val="none"/>
-        </w:rPr>
-        <w:t>Mukdawan</w:t>
-      </w:r>
-      <w:proofErr w:type="spellEnd"/>
-      <w:r>
-        <w:rPr>
-          <w:rFonts w:ascii="TH SarabunPSK" w:eastAsia="Times New Roman" w:hAnsi="TH SarabunPSK" w:cs="TH SarabunPSK"/>
-          <w:kern w:val="0"/>
-          <w:sz w:val="32"/>
-          <w:szCs w:val="32"/>
-          <w14:ligatures w14:val="none"/>
-        </w:rPr>
-        <w:t xml:space="preserve"> Sakboon, Peter Petkoff, Anne Hertzog, Elizabeth Auclair &amp; Ivo Vlaev. </w:t>
+        <w:t xml:space="preserve">Haenssgen, Marco Johannes, Navaporn Sunanlikanon, Prasit Leepreecha, Mukdawan Sakboon, Peter Petkoff, Anne Hertzog, Elizabeth Auclair &amp; Ivo Vlaev. </w:t>
       </w:r>
     </w:p>
     <w:p>
@@ -11121,136 +10547,102 @@
           <w:szCs w:val="32"/>
           <w14:ligatures w14:val="none"/>
         </w:rPr>
-        <w:t>2026</w:t>
-      </w:r>
-      <w:r>
-        <w:rPr>
-          <w:rFonts w:ascii="TH SarabunPSK" w:eastAsia="Times New Roman" w:hAnsi="TH SarabunPSK" w:cs="TH SarabunPSK"/>
-          <w:kern w:val="0"/>
-          <w:sz w:val="32"/>
-          <w:szCs w:val="32"/>
-          <w14:ligatures w14:val="none"/>
-        </w:rPr>
-        <w:tab/>
-        <w:t xml:space="preserve">Psychological and Social Impacts of Top-down Conservation Initiatives on Indigenous Communities: Lessons from the Announcement of two Royal Decrees in Thailand. </w:t>
-      </w:r>
-      <w:r>
-        <w:rPr>
-          <w:rFonts w:ascii="TH SarabunPSK" w:eastAsia="Times New Roman" w:hAnsi="TH SarabunPSK" w:cs="TH SarabunPSK"/>
-          <w:i/>
-          <w:iCs/>
-          <w:kern w:val="0"/>
-          <w:sz w:val="32"/>
-          <w:szCs w:val="32"/>
-          <w14:ligatures w14:val="none"/>
-        </w:rPr>
-        <w:t>Human Ecology</w:t>
-      </w:r>
-      <w:r>
-        <w:rPr>
-          <w:rFonts w:ascii="TH SarabunPSK" w:eastAsia="Times New Roman" w:hAnsi="TH SarabunPSK" w:cs="TH SarabunPSK"/>
-          <w:kern w:val="0"/>
-          <w:sz w:val="32"/>
-          <w:szCs w:val="32"/>
-          <w14:ligatures w14:val="none"/>
-        </w:rPr>
-        <w:t>, 54(1).</w:t>
-      </w:r>
-    </w:p>
-    <w:p>
-      <w:pPr>
-        <w:spacing w:after="0"/>
-        <w:ind w:firstLine="709"/>
-        <w:rPr>
-          <w:rFonts w:ascii="TH SarabunPSK" w:eastAsia="Cordia New" w:hAnsi="TH SarabunPSK" w:cs="TH SarabunPSK"/>
-          <w:kern w:val="0"/>
-          <w:sz w:val="32"/>
-          <w:szCs w:val="32"/>
-          <w14:ligatures w14:val="none"/>
-        </w:rPr>
-      </w:pPr>
-      <w:proofErr w:type="spellStart"/>
-      <w:r>
-        <w:rPr>
-          <w:rFonts w:ascii="TH SarabunPSK" w:eastAsia="Cordia New" w:hAnsi="TH SarabunPSK" w:cs="TH SarabunPSK"/>
-          <w:kern w:val="0"/>
-          <w:sz w:val="32"/>
-          <w:szCs w:val="32"/>
-          <w14:ligatures w14:val="none"/>
-        </w:rPr>
-        <w:t>Haenssgen</w:t>
-      </w:r>
-      <w:proofErr w:type="spellEnd"/>
-      <w:r>
-        <w:rPr>
-          <w:rFonts w:ascii="TH SarabunPSK" w:eastAsia="Cordia New" w:hAnsi="TH SarabunPSK" w:cs="TH SarabunPSK"/>
-          <w:kern w:val="0"/>
-          <w:sz w:val="32"/>
-          <w:szCs w:val="32"/>
-          <w14:ligatures w14:val="none"/>
-        </w:rPr>
-        <w:t xml:space="preserve">, Marco J., Prasit Leepreecha, </w:t>
-      </w:r>
-      <w:proofErr w:type="spellStart"/>
-      <w:r>
-        <w:rPr>
-          <w:rFonts w:ascii="TH SarabunPSK" w:eastAsia="Cordia New" w:hAnsi="TH SarabunPSK" w:cs="TH SarabunPSK"/>
-          <w:kern w:val="0"/>
-          <w:sz w:val="32"/>
-          <w:szCs w:val="32"/>
-          <w14:ligatures w14:val="none"/>
-        </w:rPr>
-        <w:t>Mukdawan</w:t>
-      </w:r>
-      <w:proofErr w:type="spellEnd"/>
-      <w:r>
-        <w:rPr>
-          <w:rFonts w:ascii="TH SarabunPSK" w:eastAsia="Cordia New" w:hAnsi="TH SarabunPSK" w:cs="TH SarabunPSK"/>
-          <w:kern w:val="0"/>
-          <w:sz w:val="32"/>
-          <w:szCs w:val="32"/>
-          <w14:ligatures w14:val="none"/>
-        </w:rPr>
-        <w:t xml:space="preserve"> Sakboon, Ta-Wei Chu</w:t>
-      </w:r>
-      <w:r>
-        <w:rPr>
-          <w:rFonts w:ascii="TH SarabunPSK" w:eastAsia="Cordia New" w:hAnsi="TH SarabunPSK" w:cs="TH SarabunPSK"/>
-          <w:kern w:val="0"/>
-          <w:sz w:val="32"/>
-          <w:szCs w:val="32"/>
-          <w:cs/>
-          <w14:ligatures w14:val="none"/>
-        </w:rPr>
-        <w:t>.</w:t>
-      </w:r>
-    </w:p>
-    <w:p>
-      <w:pPr>
-        <w:spacing w:after="0"/>
-        <w:ind w:left="1418" w:hanging="709"/>
-        <w:rPr>
-          <w:rFonts w:ascii="TH SarabunPSK" w:eastAsia="Cordia New" w:hAnsi="TH SarabunPSK" w:cs="TH SarabunPSK"/>
-          <w:kern w:val="0"/>
-          <w:sz w:val="32"/>
-          <w:szCs w:val="32"/>
-          <w14:ligatures w14:val="none"/>
-        </w:rPr>
-      </w:pPr>
-      <w:r>
-        <w:rPr>
-          <w:rFonts w:ascii="TH SarabunPSK" w:eastAsia="Cordia New" w:hAnsi="TH SarabunPSK" w:cs="TH SarabunPSK"/>
-          <w:kern w:val="0"/>
-          <w:sz w:val="32"/>
-          <w:szCs w:val="32"/>
-          <w:cs/>
-          <w14:ligatures w14:val="none"/>
-        </w:rPr>
         <w:lastRenderedPageBreak/>
         <w:t>2026</w:t>
       </w:r>
       <w:r>
         <w:rPr>
+          <w:rFonts w:ascii="TH SarabunPSK" w:eastAsia="Times New Roman" w:hAnsi="TH SarabunPSK" w:cs="TH SarabunPSK"/>
+          <w:kern w:val="0"/>
+          <w:sz w:val="32"/>
+          <w:szCs w:val="32"/>
+          <w14:ligatures w14:val="none"/>
+        </w:rPr>
+        <w:tab/>
+        <w:t xml:space="preserve">Psychological and Social Impacts of Top-down Conservation Initiatives on Indigenous Communities: Lessons from the Announcement of two Royal Decrees in Thailand. </w:t>
+      </w:r>
+      <w:r>
+        <w:rPr>
+          <w:rFonts w:ascii="TH SarabunPSK" w:eastAsia="Times New Roman" w:hAnsi="TH SarabunPSK" w:cs="TH SarabunPSK"/>
+          <w:i/>
+          <w:iCs/>
+          <w:kern w:val="0"/>
+          <w:sz w:val="32"/>
+          <w:szCs w:val="32"/>
+          <w14:ligatures w14:val="none"/>
+        </w:rPr>
+        <w:t>Human Ecology</w:t>
+      </w:r>
+      <w:r>
+        <w:rPr>
+          <w:rFonts w:ascii="TH SarabunPSK" w:eastAsia="Times New Roman" w:hAnsi="TH SarabunPSK" w:cs="TH SarabunPSK"/>
+          <w:kern w:val="0"/>
+          <w:sz w:val="32"/>
+          <w:szCs w:val="32"/>
+          <w14:ligatures w14:val="none"/>
+        </w:rPr>
+        <w:t>, 54(1).</w:t>
+      </w:r>
+    </w:p>
+    <w:p>
+      <w:pPr>
+        <w:spacing w:after="0"/>
+        <w:ind w:firstLine="709"/>
+        <w:rPr>
+          <w:rFonts w:ascii="TH SarabunPSK" w:eastAsia="Cordia New" w:hAnsi="TH SarabunPSK" w:cs="TH SarabunPSK"/>
+          <w:kern w:val="0"/>
+          <w:sz w:val="32"/>
+          <w:szCs w:val="32"/>
+          <w14:ligatures w14:val="none"/>
+        </w:rPr>
+      </w:pPr>
+      <w:r>
+        <w:rPr>
+          <w:rFonts w:ascii="TH SarabunPSK" w:eastAsia="Cordia New" w:hAnsi="TH SarabunPSK" w:cs="TH SarabunPSK"/>
+          <w:kern w:val="0"/>
+          <w:sz w:val="32"/>
+          <w:szCs w:val="32"/>
+          <w14:ligatures w14:val="none"/>
+        </w:rPr>
+        <w:t>Haenssgen, Marco J., Prasit Leepreecha, Mukdawan Sakboon, Ta-Wei Chu</w:t>
+      </w:r>
+      <w:r>
+        <w:rPr>
+          <w:rFonts w:ascii="TH SarabunPSK" w:eastAsia="Cordia New" w:hAnsi="TH SarabunPSK" w:cs="TH SarabunPSK"/>
+          <w:kern w:val="0"/>
+          <w:sz w:val="32"/>
+          <w:szCs w:val="32"/>
+          <w:cs/>
+          <w14:ligatures w14:val="none"/>
+        </w:rPr>
+        <w:t>.</w:t>
+      </w:r>
+    </w:p>
+    <w:p>
+      <w:pPr>
+        <w:spacing w:after="0"/>
+        <w:ind w:left="1418" w:hanging="709"/>
+        <w:rPr>
+          <w:rFonts w:ascii="TH SarabunPSK" w:eastAsia="Cordia New" w:hAnsi="TH SarabunPSK" w:cs="TH SarabunPSK"/>
+          <w:kern w:val="0"/>
+          <w:sz w:val="32"/>
+          <w:szCs w:val="32"/>
+          <w14:ligatures w14:val="none"/>
+        </w:rPr>
+      </w:pPr>
+      <w:r>
+        <w:rPr>
+          <w:rFonts w:ascii="TH SarabunPSK" w:eastAsia="Cordia New" w:hAnsi="TH SarabunPSK" w:cs="TH SarabunPSK"/>
+          <w:kern w:val="0"/>
+          <w:sz w:val="32"/>
+          <w:szCs w:val="32"/>
+          <w:cs/>
+          <w14:ligatures w14:val="none"/>
+        </w:rPr>
+        <w:t>2026</w:t>
+      </w:r>
+      <w:r>
+        <w:rPr>
           <w:rFonts w:ascii="TH SarabunPSK" w:eastAsia="Cordia New" w:hAnsi="TH SarabunPSK" w:cs="TH SarabunPSK"/>
           <w:kern w:val="0"/>
           <w:sz w:val="32"/>
@@ -11326,139 +10718,7 @@
           <w:szCs w:val="32"/>
           <w14:ligatures w14:val="none"/>
         </w:rPr>
-        <w:t xml:space="preserve">Marco J. </w:t>
-      </w:r>
-      <w:proofErr w:type="spellStart"/>
-      <w:r>
-        <w:rPr>
-          <w:rFonts w:ascii="TH SarabunPSK" w:eastAsia="Times New Roman" w:hAnsi="TH SarabunPSK" w:cs="TH SarabunPSK"/>
-          <w:kern w:val="0"/>
-          <w:sz w:val="32"/>
-          <w:szCs w:val="32"/>
-          <w14:ligatures w14:val="none"/>
-        </w:rPr>
-        <w:t>Haenssgen</w:t>
-      </w:r>
-      <w:proofErr w:type="spellEnd"/>
-      <w:r>
-        <w:rPr>
-          <w:rFonts w:ascii="TH SarabunPSK" w:eastAsia="Times New Roman" w:hAnsi="TH SarabunPSK" w:cs="TH SarabunPSK"/>
-          <w:kern w:val="0"/>
-          <w:sz w:val="32"/>
-          <w:szCs w:val="32"/>
-          <w14:ligatures w14:val="none"/>
-        </w:rPr>
-        <w:t xml:space="preserve">, </w:t>
-      </w:r>
-      <w:proofErr w:type="spellStart"/>
-      <w:r>
-        <w:rPr>
-          <w:rFonts w:ascii="TH SarabunPSK" w:eastAsia="Times New Roman" w:hAnsi="TH SarabunPSK" w:cs="TH SarabunPSK"/>
-          <w:kern w:val="0"/>
-          <w:sz w:val="32"/>
-          <w:szCs w:val="32"/>
-          <w14:ligatures w14:val="none"/>
-        </w:rPr>
-        <w:t>Nutcha</w:t>
-      </w:r>
-      <w:proofErr w:type="spellEnd"/>
-      <w:r>
-        <w:rPr>
-          <w:rFonts w:ascii="TH SarabunPSK" w:eastAsia="Times New Roman" w:hAnsi="TH SarabunPSK" w:cs="TH SarabunPSK"/>
-          <w:kern w:val="0"/>
-          <w:sz w:val="32"/>
-          <w:szCs w:val="32"/>
-          <w14:ligatures w14:val="none"/>
-        </w:rPr>
-        <w:t xml:space="preserve"> </w:t>
-      </w:r>
-      <w:proofErr w:type="spellStart"/>
-      <w:r>
-        <w:rPr>
-          <w:rFonts w:ascii="TH SarabunPSK" w:eastAsia="Times New Roman" w:hAnsi="TH SarabunPSK" w:cs="TH SarabunPSK"/>
-          <w:kern w:val="0"/>
-          <w:sz w:val="32"/>
-          <w:szCs w:val="32"/>
-          <w14:ligatures w14:val="none"/>
-        </w:rPr>
-        <w:t>Charoenboon</w:t>
-      </w:r>
-      <w:proofErr w:type="spellEnd"/>
-      <w:r>
-        <w:rPr>
-          <w:rFonts w:ascii="TH SarabunPSK" w:eastAsia="Times New Roman" w:hAnsi="TH SarabunPSK" w:cs="TH SarabunPSK"/>
-          <w:kern w:val="0"/>
-          <w:sz w:val="32"/>
-          <w:szCs w:val="32"/>
-          <w14:ligatures w14:val="none"/>
-        </w:rPr>
-        <w:t xml:space="preserve">, Thipphaphone Xayavong, </w:t>
-      </w:r>
-      <w:proofErr w:type="spellStart"/>
-      <w:r>
-        <w:rPr>
-          <w:rFonts w:ascii="TH SarabunPSK" w:eastAsia="Times New Roman" w:hAnsi="TH SarabunPSK" w:cs="TH SarabunPSK"/>
-          <w:kern w:val="0"/>
-          <w:sz w:val="32"/>
-          <w:szCs w:val="32"/>
-          <w14:ligatures w14:val="none"/>
-        </w:rPr>
-        <w:t>Toum</w:t>
-      </w:r>
-      <w:proofErr w:type="spellEnd"/>
-      <w:r>
-        <w:rPr>
-          <w:rFonts w:ascii="TH SarabunPSK" w:eastAsia="Times New Roman" w:hAnsi="TH SarabunPSK" w:cs="TH SarabunPSK"/>
-          <w:kern w:val="0"/>
-          <w:sz w:val="32"/>
-          <w:szCs w:val="32"/>
-          <w14:ligatures w14:val="none"/>
-        </w:rPr>
-        <w:t xml:space="preserve"> </w:t>
-      </w:r>
-      <w:proofErr w:type="spellStart"/>
-      <w:r>
-        <w:rPr>
-          <w:rFonts w:ascii="TH SarabunPSK" w:eastAsia="Times New Roman" w:hAnsi="TH SarabunPSK" w:cs="TH SarabunPSK"/>
-          <w:kern w:val="0"/>
-          <w:sz w:val="32"/>
-          <w:szCs w:val="32"/>
-          <w14:ligatures w14:val="none"/>
-        </w:rPr>
-        <w:t>Lathsamee</w:t>
-      </w:r>
-      <w:proofErr w:type="spellEnd"/>
-      <w:r>
-        <w:rPr>
-          <w:rFonts w:ascii="TH SarabunPSK" w:eastAsia="Times New Roman" w:hAnsi="TH SarabunPSK" w:cs="TH SarabunPSK"/>
-          <w:kern w:val="0"/>
-          <w:sz w:val="32"/>
-          <w:szCs w:val="32"/>
-          <w14:ligatures w14:val="none"/>
-        </w:rPr>
-        <w:t xml:space="preserve">, Prasit Leepreecha, Eric Deharo, Giacomo Zanello, </w:t>
-      </w:r>
-      <w:proofErr w:type="spellStart"/>
-      <w:r>
-        <w:rPr>
-          <w:rFonts w:ascii="TH SarabunPSK" w:eastAsia="Times New Roman" w:hAnsi="TH SarabunPSK" w:cs="TH SarabunPSK"/>
-          <w:kern w:val="0"/>
-          <w:sz w:val="32"/>
-          <w:szCs w:val="32"/>
-          <w14:ligatures w14:val="none"/>
-        </w:rPr>
-        <w:t>Chittur</w:t>
-      </w:r>
-      <w:proofErr w:type="spellEnd"/>
-      <w:r>
-        <w:rPr>
-          <w:rFonts w:ascii="TH SarabunPSK" w:eastAsia="Times New Roman" w:hAnsi="TH SarabunPSK" w:cs="TH SarabunPSK"/>
-          <w:kern w:val="0"/>
-          <w:sz w:val="32"/>
-          <w:szCs w:val="32"/>
-          <w14:ligatures w14:val="none"/>
-        </w:rPr>
-        <w:t xml:space="preserve"> S. Srinivasan.</w:t>
+        <w:t>Marco J. Haenssgen, Nutcha Charoenboon, Thipphaphone Xayavong, Toum Lathsamee, Prasit Leepreecha, Eric Deharo, Giacomo Zanello, Chittur S. Srinivasan.</w:t>
       </w:r>
     </w:p>
     <w:p>
@@ -11493,19 +10753,20 @@
           <w14:ligatures w14:val="none"/>
         </w:rPr>
         <w:tab/>
-      </w:r>
-      <w:proofErr w:type="spellStart"/>
+        <w:t xml:space="preserve">Conceptualising food environments as social activity spaces: Insights from lived experience research in Thailand and Laos, </w:t>
+      </w:r>
       <w:r>
         <w:rPr>
           <w:rFonts w:ascii="TH SarabunPSK" w:eastAsia="Times New Roman" w:hAnsi="TH SarabunPSK" w:cs="TH SarabunPSK"/>
-          <w:kern w:val="0"/>
-          <w:sz w:val="32"/>
-          <w:szCs w:val="32"/>
-          <w14:ligatures w14:val="none"/>
-        </w:rPr>
-        <w:t>Conceptualising</w:t>
-      </w:r>
-      <w:proofErr w:type="spellEnd"/>
+          <w:i/>
+          <w:iCs/>
+          <w:kern w:val="0"/>
+          <w:sz w:val="32"/>
+          <w:szCs w:val="32"/>
+          <w14:ligatures w14:val="none"/>
+        </w:rPr>
+        <w:t>Health &amp; Place</w:t>
+      </w:r>
       <w:r>
         <w:rPr>
           <w:rFonts w:ascii="TH SarabunPSK" w:eastAsia="Times New Roman" w:hAnsi="TH SarabunPSK" w:cs="TH SarabunPSK"/>
@@ -11514,28 +10775,6 @@
           <w:szCs w:val="32"/>
           <w14:ligatures w14:val="none"/>
         </w:rPr>
-        <w:t xml:space="preserve"> food environments as social activity spaces: Insights from lived experience research in Thailand and Laos, </w:t>
-      </w:r>
-      <w:r>
-        <w:rPr>
-          <w:rFonts w:ascii="TH SarabunPSK" w:eastAsia="Times New Roman" w:hAnsi="TH SarabunPSK" w:cs="TH SarabunPSK"/>
-          <w:i/>
-          <w:iCs/>
-          <w:kern w:val="0"/>
-          <w:sz w:val="32"/>
-          <w:szCs w:val="32"/>
-          <w14:ligatures w14:val="none"/>
-        </w:rPr>
-        <w:t>Health &amp; Place</w:t>
-      </w:r>
-      <w:r>
-        <w:rPr>
-          <w:rFonts w:ascii="TH SarabunPSK" w:eastAsia="Times New Roman" w:hAnsi="TH SarabunPSK" w:cs="TH SarabunPSK"/>
-          <w:kern w:val="0"/>
-          <w:sz w:val="32"/>
-          <w:szCs w:val="32"/>
-          <w14:ligatures w14:val="none"/>
-        </w:rPr>
         <w:t>, Volume 96.</w:t>
       </w:r>
     </w:p>
@@ -11551,71 +10790,15 @@
           <w14:ligatures w14:val="none"/>
         </w:rPr>
       </w:pPr>
-      <w:proofErr w:type="spellStart"/>
-      <w:r>
-        <w:rPr>
-          <w:rFonts w:ascii="TH SarabunPSK" w:eastAsia="Cordia New" w:hAnsi="TH SarabunPSK" w:cs="TH SarabunPSK"/>
-          <w:kern w:val="0"/>
-          <w:sz w:val="32"/>
-          <w:szCs w:val="32"/>
-          <w14:ligatures w14:val="none"/>
-        </w:rPr>
-        <w:t>Haenssgen</w:t>
-      </w:r>
-      <w:proofErr w:type="spellEnd"/>
-      <w:r>
-        <w:rPr>
-          <w:rFonts w:ascii="TH SarabunPSK" w:eastAsia="Cordia New" w:hAnsi="TH SarabunPSK" w:cs="TH SarabunPSK"/>
-          <w:kern w:val="0"/>
-          <w:sz w:val="32"/>
-          <w:szCs w:val="32"/>
-          <w14:ligatures w14:val="none"/>
-        </w:rPr>
-        <w:t xml:space="preserve">, Marco, Prasit Leepreecha, </w:t>
-      </w:r>
-      <w:proofErr w:type="spellStart"/>
-      <w:r>
-        <w:rPr>
-          <w:rFonts w:ascii="TH SarabunPSK" w:eastAsia="Cordia New" w:hAnsi="TH SarabunPSK" w:cs="TH SarabunPSK"/>
-          <w:kern w:val="0"/>
-          <w:sz w:val="32"/>
-          <w:szCs w:val="32"/>
-          <w14:ligatures w14:val="none"/>
-        </w:rPr>
-        <w:t>Mukdawan</w:t>
-      </w:r>
-      <w:proofErr w:type="spellEnd"/>
-      <w:r>
-        <w:rPr>
-          <w:rFonts w:ascii="TH SarabunPSK" w:eastAsia="Cordia New" w:hAnsi="TH SarabunPSK" w:cs="TH SarabunPSK"/>
-          <w:kern w:val="0"/>
-          <w:sz w:val="32"/>
-          <w:szCs w:val="32"/>
-          <w14:ligatures w14:val="none"/>
-        </w:rPr>
-        <w:t xml:space="preserve"> </w:t>
-      </w:r>
-      <w:proofErr w:type="spellStart"/>
-      <w:r>
-        <w:rPr>
-          <w:rFonts w:ascii="TH SarabunPSK" w:eastAsia="Cordia New" w:hAnsi="TH SarabunPSK" w:cs="TH SarabunPSK"/>
-          <w:kern w:val="0"/>
-          <w:sz w:val="32"/>
-          <w:szCs w:val="32"/>
-          <w14:ligatures w14:val="none"/>
-        </w:rPr>
-        <w:t>Sakboon</w:t>
-      </w:r>
-      <w:proofErr w:type="spellEnd"/>
-      <w:r>
-        <w:rPr>
-          <w:rFonts w:ascii="TH SarabunPSK" w:eastAsia="Cordia New" w:hAnsi="TH SarabunPSK" w:cs="TH SarabunPSK"/>
-          <w:kern w:val="0"/>
-          <w:sz w:val="32"/>
-          <w:szCs w:val="32"/>
-          <w14:ligatures w14:val="none"/>
-        </w:rPr>
-        <w:t xml:space="preserve"> and Ta-Wei Chu. </w:t>
+      <w:r>
+        <w:rPr>
+          <w:rFonts w:ascii="TH SarabunPSK" w:eastAsia="Cordia New" w:hAnsi="TH SarabunPSK" w:cs="TH SarabunPSK"/>
+          <w:kern w:val="0"/>
+          <w:sz w:val="32"/>
+          <w:szCs w:val="32"/>
+          <w14:ligatures w14:val="none"/>
+        </w:rPr>
+        <w:t xml:space="preserve">Haenssgen, Marco, Prasit Leepreecha, Mukdawan Sakboon and Ta-Wei Chu. </w:t>
       </w:r>
     </w:p>
     <w:p>
@@ -11726,28 +10909,7 @@
           <w14:ligatures w14:val="none"/>
         </w:rPr>
         <w:tab/>
-      </w:r>
-      <w:proofErr w:type="spellStart"/>
-      <w:r>
-        <w:rPr>
-          <w:rFonts w:ascii="TH SarabunPSK" w:eastAsia="Cordia New" w:hAnsi="TH SarabunPSK" w:cs="TH SarabunPSK"/>
-          <w:kern w:val="0"/>
-          <w:sz w:val="32"/>
-          <w:szCs w:val="32"/>
-          <w14:ligatures w14:val="none"/>
-        </w:rPr>
-        <w:t>Kunstadter</w:t>
-      </w:r>
-      <w:proofErr w:type="spellEnd"/>
-      <w:r>
-        <w:rPr>
-          <w:rFonts w:ascii="TH SarabunPSK" w:eastAsia="Cordia New" w:hAnsi="TH SarabunPSK" w:cs="TH SarabunPSK"/>
-          <w:kern w:val="0"/>
-          <w:sz w:val="32"/>
-          <w:szCs w:val="32"/>
-          <w14:ligatures w14:val="none"/>
-        </w:rPr>
-        <w:t>, Peter and Prasit Leepreecha</w:t>
+        <w:t>Kunstadter, Peter and Prasit Leepreecha</w:t>
       </w:r>
     </w:p>
     <w:p>
@@ -11837,29 +10999,7 @@
           <w14:ligatures w14:val="none"/>
         </w:rPr>
         <w:tab/>
-        <w:t xml:space="preserve">“Causes and Consequences of Decline in Child Death Rates: </w:t>
-      </w:r>
-      <w:proofErr w:type="spellStart"/>
-      <w:r>
-        <w:rPr>
-          <w:rFonts w:ascii="TH SarabunPSK" w:eastAsia="Cordia New" w:hAnsi="TH SarabunPSK" w:cs="TH SarabunPSK"/>
-          <w:kern w:val="0"/>
-          <w:sz w:val="32"/>
-          <w:szCs w:val="32"/>
-          <w14:ligatures w14:val="none"/>
-        </w:rPr>
-        <w:t>Ethnoepidemiology</w:t>
-      </w:r>
-      <w:proofErr w:type="spellEnd"/>
-      <w:r>
-        <w:rPr>
-          <w:rFonts w:ascii="TH SarabunPSK" w:eastAsia="Cordia New" w:hAnsi="TH SarabunPSK" w:cs="TH SarabunPSK"/>
-          <w:kern w:val="0"/>
-          <w:sz w:val="32"/>
-          <w:szCs w:val="32"/>
-          <w14:ligatures w14:val="none"/>
-        </w:rPr>
-        <w:t xml:space="preserve"> among Hmong of Thailand”, </w:t>
+        <w:t xml:space="preserve">“Causes and Consequences of Decline in Child Death Rates: Ethnoepidemiology among Hmong of Thailand”, </w:t>
       </w:r>
       <w:r>
         <w:rPr>
@@ -11950,28 +11090,7 @@
           <w14:ligatures w14:val="none"/>
         </w:rPr>
         <w:tab/>
-      </w:r>
-      <w:proofErr w:type="spellStart"/>
-      <w:r>
-        <w:rPr>
-          <w:rFonts w:ascii="TH SarabunPSK" w:eastAsia="Cordia New" w:hAnsi="TH SarabunPSK" w:cs="TH SarabunPSK"/>
-          <w:kern w:val="0"/>
-          <w:sz w:val="32"/>
-          <w:szCs w:val="32"/>
-          <w14:ligatures w14:val="none"/>
-        </w:rPr>
-        <w:t>Kunstadter</w:t>
-      </w:r>
-      <w:proofErr w:type="spellEnd"/>
-      <w:r>
-        <w:rPr>
-          <w:rFonts w:ascii="TH SarabunPSK" w:eastAsia="Cordia New" w:hAnsi="TH SarabunPSK" w:cs="TH SarabunPSK"/>
-          <w:kern w:val="0"/>
-          <w:sz w:val="32"/>
-          <w:szCs w:val="32"/>
-          <w14:ligatures w14:val="none"/>
-        </w:rPr>
-        <w:t>, Peter, Prasit Leepreecha, et al.</w:t>
+        <w:t>Kunstadter, Peter, Prasit Leepreecha, et al.</w:t>
       </w:r>
     </w:p>
     <w:p>
@@ -12078,6 +11197,7 @@
           <w:szCs w:val="32"/>
           <w14:ligatures w14:val="none"/>
         </w:rPr>
+        <w:lastRenderedPageBreak/>
         <w:t>1989</w:t>
       </w:r>
       <w:r>
@@ -12089,29 +11209,7 @@
           <w14:ligatures w14:val="none"/>
         </w:rPr>
         <w:tab/>
-        <w:t xml:space="preserve">Hmong Child Survival in Thailand, Laos, and California. Paper prepared or Annual </w:t>
-      </w:r>
-      <w:proofErr w:type="gramStart"/>
-      <w:r>
-        <w:rPr>
-          <w:rFonts w:ascii="TH SarabunPSK" w:eastAsia="Cordia New" w:hAnsi="TH SarabunPSK" w:cs="TH SarabunPSK"/>
-          <w:kern w:val="0"/>
-          <w:sz w:val="32"/>
-          <w:szCs w:val="32"/>
-          <w14:ligatures w14:val="none"/>
-        </w:rPr>
-        <w:t>Meeting</w:t>
-      </w:r>
-      <w:proofErr w:type="gramEnd"/>
-      <w:r>
-        <w:rPr>
-          <w:rFonts w:ascii="TH SarabunPSK" w:eastAsia="Cordia New" w:hAnsi="TH SarabunPSK" w:cs="TH SarabunPSK"/>
-          <w:kern w:val="0"/>
-          <w:sz w:val="32"/>
-          <w:szCs w:val="32"/>
-          <w14:ligatures w14:val="none"/>
-        </w:rPr>
-        <w:t xml:space="preserve"> of the Society for Applied Anthropology, Santa Fe, New Mexico, April.</w:t>
+        <w:t>Hmong Child Survival in Thailand, Laos, and California. Paper prepared or Annual Meeting of the Society for Applied Anthropology, Santa Fe, New Mexico, April.</w:t>
       </w:r>
     </w:p>
     <w:p>
@@ -12146,30 +11244,7 @@
           <w:szCs w:val="32"/>
           <w14:ligatures w14:val="none"/>
         </w:rPr>
-        <w:lastRenderedPageBreak/>
-        <w:t xml:space="preserve">McCaskill, Don, Prasit Leepreecha, and He </w:t>
-      </w:r>
-      <w:proofErr w:type="spellStart"/>
-      <w:r>
-        <w:rPr>
-          <w:rFonts w:ascii="TH SarabunPSK" w:eastAsia="Cordia New" w:hAnsi="TH SarabunPSK" w:cs="TH SarabunPSK"/>
-          <w:kern w:val="0"/>
-          <w:sz w:val="32"/>
-          <w:szCs w:val="32"/>
-          <w14:ligatures w14:val="none"/>
-        </w:rPr>
-        <w:t>Shaoying</w:t>
-      </w:r>
-      <w:proofErr w:type="spellEnd"/>
-      <w:r>
-        <w:rPr>
-          <w:rFonts w:ascii="TH SarabunPSK" w:eastAsia="Cordia New" w:hAnsi="TH SarabunPSK" w:cs="TH SarabunPSK"/>
-          <w:kern w:val="0"/>
-          <w:sz w:val="32"/>
-          <w:szCs w:val="32"/>
-          <w14:ligatures w14:val="none"/>
-        </w:rPr>
-        <w:t>, eds.</w:t>
+        <w:t>McCaskill, Don, Prasit Leepreecha, and He Shaoying, eds.</w:t>
       </w:r>
     </w:p>
     <w:p>
@@ -12252,68 +11327,352 @@
           <w14:ligatures w14:val="none"/>
         </w:rPr>
       </w:pPr>
-      <w:proofErr w:type="spellStart"/>
-      <w:r>
-        <w:rPr>
-          <w:rFonts w:ascii="TH SarabunPSK" w:eastAsia="Cordia New" w:hAnsi="TH SarabunPSK" w:cs="TH SarabunPSK"/>
-          <w:kern w:val="0"/>
-          <w:sz w:val="32"/>
-          <w:szCs w:val="32"/>
-          <w14:ligatures w14:val="none"/>
-        </w:rPr>
-        <w:t>Mukdawan</w:t>
-      </w:r>
-      <w:proofErr w:type="spellEnd"/>
-      <w:r>
-        <w:rPr>
-          <w:rFonts w:ascii="TH SarabunPSK" w:eastAsia="Cordia New" w:hAnsi="TH SarabunPSK" w:cs="TH SarabunPSK"/>
-          <w:kern w:val="0"/>
-          <w:sz w:val="32"/>
-          <w:szCs w:val="32"/>
-          <w14:ligatures w14:val="none"/>
-        </w:rPr>
-        <w:t xml:space="preserve"> Sakboon, Prasit Leepreecha, and </w:t>
-      </w:r>
-      <w:proofErr w:type="spellStart"/>
-      <w:r>
-        <w:rPr>
-          <w:rFonts w:ascii="TH SarabunPSK" w:eastAsia="Cordia New" w:hAnsi="TH SarabunPSK" w:cs="TH SarabunPSK"/>
-          <w:kern w:val="0"/>
-          <w:sz w:val="32"/>
-          <w:szCs w:val="32"/>
-          <w14:ligatures w14:val="none"/>
-        </w:rPr>
-        <w:t>Panadda</w:t>
-      </w:r>
-      <w:proofErr w:type="spellEnd"/>
-      <w:r>
-        <w:rPr>
-          <w:rFonts w:ascii="TH SarabunPSK" w:eastAsia="Cordia New" w:hAnsi="TH SarabunPSK" w:cs="TH SarabunPSK"/>
-          <w:kern w:val="0"/>
-          <w:sz w:val="32"/>
-          <w:szCs w:val="32"/>
+      <w:r>
+        <w:rPr>
+          <w:rFonts w:ascii="TH SarabunPSK" w:eastAsia="Cordia New" w:hAnsi="TH SarabunPSK" w:cs="TH SarabunPSK"/>
+          <w:kern w:val="0"/>
+          <w:sz w:val="32"/>
+          <w:szCs w:val="32"/>
+          <w14:ligatures w14:val="none"/>
+        </w:rPr>
+        <w:t xml:space="preserve">Mukdawan Sakboon, Prasit Leepreecha, and Panadda Boonyasaranai. </w:t>
+      </w:r>
+    </w:p>
+    <w:p>
+      <w:pPr>
+        <w:spacing w:after="0"/>
+        <w:ind w:left="1440" w:hanging="731"/>
+        <w:rPr>
+          <w:rFonts w:ascii="TH SarabunPSK" w:eastAsia="Cordia New" w:hAnsi="TH SarabunPSK" w:cs="TH SarabunPSK"/>
+          <w:kern w:val="0"/>
+          <w:sz w:val="32"/>
+          <w:szCs w:val="32"/>
+          <w14:ligatures w14:val="none"/>
+        </w:rPr>
+      </w:pPr>
+      <w:r>
+        <w:rPr>
+          <w:rFonts w:ascii="TH SarabunPSK" w:eastAsia="Cordia New" w:hAnsi="TH SarabunPSK" w:cs="TH SarabunPSK"/>
+          <w:kern w:val="0"/>
+          <w:sz w:val="32"/>
+          <w:szCs w:val="32"/>
+          <w14:ligatures w14:val="none"/>
+        </w:rPr>
+        <w:t>2017.</w:t>
+      </w:r>
+      <w:r>
+        <w:rPr>
+          <w:rFonts w:ascii="TH SarabunPSK" w:eastAsia="Cordia New" w:hAnsi="TH SarabunPSK" w:cs="TH SarabunPSK"/>
+          <w:kern w:val="0"/>
+          <w:sz w:val="32"/>
+          <w:szCs w:val="32"/>
+          <w14:ligatures w14:val="none"/>
+        </w:rPr>
+        <w:tab/>
+        <w:t>“</w:t>
+      </w:r>
+      <w:r>
+        <w:rPr>
+          <w:rFonts w:ascii="TH SarabunPSK" w:eastAsia="Cordia New" w:hAnsi="TH SarabunPSK" w:cs="TH SarabunPSK"/>
+          <w:i/>
+          <w:iCs/>
+          <w:kern w:val="0"/>
+          <w:sz w:val="32"/>
+          <w:szCs w:val="32"/>
+          <w14:ligatures w14:val="none"/>
+        </w:rPr>
+        <w:t>Khon Rai Sanchat</w:t>
+      </w:r>
+      <w:r>
+        <w:rPr>
+          <w:rFonts w:ascii="TH SarabunPSK" w:eastAsia="Cordia New" w:hAnsi="TH SarabunPSK" w:cs="TH SarabunPSK"/>
+          <w:kern w:val="0"/>
+          <w:sz w:val="32"/>
+          <w:szCs w:val="32"/>
+          <w14:ligatures w14:val="none"/>
+        </w:rPr>
+        <w:t xml:space="preserve">: Resident Aliens and the Paradox of National Integration in Thailand” in </w:t>
+      </w:r>
+      <w:r>
+        <w:rPr>
+          <w:rFonts w:ascii="TH SarabunPSK" w:eastAsia="Cordia New" w:hAnsi="TH SarabunPSK" w:cs="TH SarabunPSK"/>
+          <w:i/>
+          <w:iCs/>
+          <w:kern w:val="0"/>
+          <w:sz w:val="32"/>
+          <w:szCs w:val="32"/>
+          <w14:ligatures w14:val="none"/>
+        </w:rPr>
+        <w:t>Ethnic and Religious Identities and Integration in Southeast Asia</w:t>
+      </w:r>
+      <w:r>
+        <w:rPr>
+          <w:rFonts w:ascii="TH SarabunPSK" w:eastAsia="Cordia New" w:hAnsi="TH SarabunPSK" w:cs="TH SarabunPSK"/>
+          <w:kern w:val="0"/>
+          <w:sz w:val="32"/>
+          <w:szCs w:val="32"/>
+          <w14:ligatures w14:val="none"/>
+        </w:rPr>
+        <w:t>, Ooi Keat Gin and Volker Grabowsky, eds. Chiang Mai: Silkworm Books. Pp. 57-104.</w:t>
+      </w:r>
+    </w:p>
+    <w:p>
+      <w:pPr>
+        <w:spacing w:after="0"/>
+        <w:ind w:left="709" w:hanging="425"/>
+        <w:rPr>
+          <w:rFonts w:ascii="TH SarabunPSK" w:eastAsia="Cordia New" w:hAnsi="TH SarabunPSK" w:cs="TH SarabunPSK"/>
+          <w:kern w:val="0"/>
+          <w:sz w:val="32"/>
+          <w:szCs w:val="32"/>
+          <w14:ligatures w14:val="none"/>
+        </w:rPr>
+      </w:pPr>
+    </w:p>
+    <w:p>
+      <w:pPr>
+        <w:spacing w:after="0"/>
+        <w:ind w:left="709"/>
+        <w:rPr>
+          <w:rFonts w:ascii="TH SarabunPSK" w:eastAsia="Cordia New" w:hAnsi="TH SarabunPSK" w:cs="TH SarabunPSK"/>
+          <w:kern w:val="0"/>
+          <w:sz w:val="32"/>
+          <w:szCs w:val="32"/>
+          <w14:ligatures w14:val="none"/>
+        </w:rPr>
+      </w:pPr>
+      <w:r>
+        <w:rPr>
+          <w:rFonts w:ascii="TH SarabunPSK" w:eastAsia="Cordia New" w:hAnsi="TH SarabunPSK" w:cs="TH SarabunPSK"/>
+          <w:kern w:val="0"/>
+          <w:sz w:val="32"/>
+          <w:szCs w:val="32"/>
+          <w14:ligatures w14:val="none"/>
+        </w:rPr>
+        <w:t>Prasit Leepreecha, Don McCaskill, and Kwanchewan Buadaeng, eds.</w:t>
+      </w:r>
+    </w:p>
+    <w:p>
+      <w:pPr>
+        <w:spacing w:after="0"/>
+        <w:ind w:left="1440" w:hanging="731"/>
+        <w:rPr>
+          <w:rFonts w:ascii="TH SarabunPSK" w:eastAsia="Cordia New" w:hAnsi="TH SarabunPSK" w:cs="TH SarabunPSK"/>
+          <w:kern w:val="0"/>
+          <w:sz w:val="32"/>
+          <w:szCs w:val="32"/>
+          <w14:ligatures w14:val="none"/>
+        </w:rPr>
+      </w:pPr>
+      <w:r>
+        <w:rPr>
+          <w:rFonts w:ascii="TH SarabunPSK" w:eastAsia="Cordia New" w:hAnsi="TH SarabunPSK" w:cs="TH SarabunPSK"/>
+          <w:kern w:val="0"/>
+          <w:sz w:val="32"/>
+          <w:szCs w:val="32"/>
+          <w14:ligatures w14:val="none"/>
+        </w:rPr>
+        <w:t>2008</w:t>
+      </w:r>
+      <w:r>
+        <w:rPr>
+          <w:rFonts w:ascii="TH SarabunPSK" w:eastAsia="Cordia New" w:hAnsi="TH SarabunPSK" w:cs="TH SarabunPSK"/>
+          <w:kern w:val="0"/>
+          <w:sz w:val="32"/>
+          <w:szCs w:val="32"/>
+          <w14:ligatures w14:val="none"/>
+        </w:rPr>
+        <w:tab/>
+      </w:r>
+      <w:r>
+        <w:rPr>
+          <w:rFonts w:ascii="TH SarabunPSK" w:eastAsia="Cordia New" w:hAnsi="TH SarabunPSK" w:cs="TH SarabunPSK"/>
+          <w:i/>
+          <w:iCs/>
+          <w:kern w:val="0"/>
+          <w:sz w:val="32"/>
+          <w:szCs w:val="32"/>
+          <w14:ligatures w14:val="none"/>
+        </w:rPr>
+        <w:t xml:space="preserve">Challenging the Limits: Indigenous Peoples of the Mekong Region. </w:t>
+      </w:r>
+      <w:r>
+        <w:rPr>
+          <w:rFonts w:ascii="TH SarabunPSK" w:eastAsia="Cordia New" w:hAnsi="TH SarabunPSK" w:cs="TH SarabunPSK"/>
+          <w:kern w:val="0"/>
+          <w:sz w:val="32"/>
+          <w:szCs w:val="32"/>
+          <w14:ligatures w14:val="none"/>
+        </w:rPr>
+        <w:t>Chiang Mai: Mekong Press.</w:t>
+      </w:r>
+    </w:p>
+    <w:p>
+      <w:pPr>
+        <w:spacing w:after="0"/>
+        <w:ind w:left="284" w:hanging="284"/>
+        <w:rPr>
+          <w:rFonts w:ascii="TH SarabunPSK" w:eastAsia="Cordia New" w:hAnsi="TH SarabunPSK" w:cs="TH SarabunPSK"/>
+          <w:kern w:val="0"/>
+          <w:sz w:val="32"/>
+          <w:szCs w:val="32"/>
+          <w14:ligatures w14:val="none"/>
+        </w:rPr>
+      </w:pPr>
+    </w:p>
+    <w:p>
+      <w:pPr>
+        <w:spacing w:after="0"/>
+        <w:ind w:left="284" w:hanging="284"/>
+        <w:rPr>
+          <w:rFonts w:ascii="TH SarabunPSK" w:eastAsia="Cordia New" w:hAnsi="TH SarabunPSK" w:cs="TH SarabunPSK"/>
+          <w:kern w:val="0"/>
+          <w:sz w:val="32"/>
+          <w:szCs w:val="32"/>
+          <w14:ligatures w14:val="none"/>
+        </w:rPr>
+      </w:pPr>
+      <w:r>
+        <w:rPr>
+          <w:rFonts w:ascii="TH SarabunPSK" w:eastAsia="Cordia New" w:hAnsi="TH SarabunPSK" w:cs="TH SarabunPSK"/>
+          <w:kern w:val="0"/>
+          <w:sz w:val="32"/>
+          <w:szCs w:val="32"/>
+          <w14:ligatures w14:val="none"/>
+        </w:rPr>
+        <w:tab/>
+      </w:r>
+      <w:r>
+        <w:rPr>
+          <w:rFonts w:ascii="TH SarabunPSK" w:eastAsia="Cordia New" w:hAnsi="TH SarabunPSK" w:cs="TH SarabunPSK"/>
+          <w:kern w:val="0"/>
+          <w:sz w:val="32"/>
+          <w:szCs w:val="32"/>
+          <w14:ligatures w14:val="none"/>
+        </w:rPr>
+        <w:tab/>
+        <w:t>Prasit Leepreecha and Meixi</w:t>
+      </w:r>
+    </w:p>
+    <w:p>
+      <w:pPr>
+        <w:spacing w:after="0"/>
+        <w:ind w:left="1418" w:hanging="698"/>
+        <w:rPr>
+          <w:rFonts w:ascii="TH SarabunPSK" w:eastAsia="Cordia New" w:hAnsi="TH SarabunPSK" w:cs="TH SarabunPSK"/>
+          <w:kern w:val="0"/>
+          <w:sz w:val="32"/>
+          <w:szCs w:val="32"/>
+          <w14:ligatures w14:val="none"/>
+        </w:rPr>
+      </w:pPr>
+      <w:r>
+        <w:rPr>
+          <w:rFonts w:ascii="TH SarabunPSK" w:eastAsia="Cordia New" w:hAnsi="TH SarabunPSK" w:cs="TH SarabunPSK"/>
+          <w:kern w:val="0"/>
+          <w:sz w:val="32"/>
+          <w:szCs w:val="32"/>
+          <w14:ligatures w14:val="none"/>
+        </w:rPr>
+        <w:t>2018</w:t>
+      </w:r>
+      <w:r>
+        <w:rPr>
+          <w:rFonts w:ascii="TH SarabunPSK" w:eastAsia="Cordia New" w:hAnsi="TH SarabunPSK" w:cs="TH SarabunPSK"/>
+          <w:kern w:val="0"/>
+          <w:sz w:val="32"/>
+          <w:szCs w:val="32"/>
+          <w14:ligatures w14:val="none"/>
+        </w:rPr>
+        <w:tab/>
+        <w:t xml:space="preserve">“Indigenous Educational Movements in Thailand” in </w:t>
+      </w:r>
+      <w:r>
+        <w:rPr>
+          <w:rFonts w:ascii="TH SarabunPSK" w:eastAsia="Cordia New" w:hAnsi="TH SarabunPSK" w:cs="TH SarabunPSK"/>
+          <w:i/>
+          <w:iCs/>
+          <w:kern w:val="0"/>
+          <w:sz w:val="32"/>
+          <w:szCs w:val="32"/>
+          <w14:ligatures w14:val="none"/>
+        </w:rPr>
+        <w:t>Handbook of Indigenous Education</w:t>
+      </w:r>
+      <w:r>
+        <w:rPr>
+          <w:rFonts w:ascii="TH SarabunPSK" w:eastAsia="Cordia New" w:hAnsi="TH SarabunPSK" w:cs="TH SarabunPSK"/>
+          <w:kern w:val="0"/>
+          <w:sz w:val="32"/>
+          <w:szCs w:val="32"/>
+          <w14:ligatures w14:val="none"/>
+        </w:rPr>
+        <w:t>, E.A. McKinley, L.T. Smith (eds.), pp: 1-20. Springer Nature Singapore Pte Ltd. (https://doi.org/10.1007/978-981-10-1839-8_55-1)</w:t>
+      </w:r>
+    </w:p>
+    <w:p>
+      <w:pPr>
+        <w:spacing w:after="0"/>
+        <w:ind w:left="1418" w:hanging="698"/>
+        <w:rPr>
+          <w:rFonts w:ascii="TH SarabunPSK" w:eastAsia="Cordia New" w:hAnsi="TH SarabunPSK" w:cs="TH SarabunPSK"/>
+          <w:kern w:val="0"/>
+          <w:sz w:val="32"/>
+          <w:szCs w:val="32"/>
+          <w14:ligatures w14:val="none"/>
+        </w:rPr>
+      </w:pPr>
+    </w:p>
+    <w:p>
+      <w:pPr>
+        <w:spacing w:after="0"/>
+        <w:ind w:left="1418" w:hanging="709"/>
+        <w:rPr>
+          <w:rFonts w:ascii="TH SarabunPSK" w:eastAsia="Cordia New" w:hAnsi="TH SarabunPSK" w:cs="TH SarabunPSK"/>
+          <w:kern w:val="0"/>
+          <w:sz w:val="32"/>
+          <w:szCs w:val="32"/>
+          <w14:ligatures w14:val="none"/>
+        </w:rPr>
+      </w:pPr>
+      <w:r>
+        <w:rPr>
+          <w:rFonts w:ascii="TH SarabunPSK" w:eastAsia="Cordia New" w:hAnsi="TH SarabunPSK" w:cs="TH SarabunPSK"/>
+          <w:kern w:val="0"/>
+          <w:sz w:val="32"/>
+          <w:szCs w:val="32"/>
+          <w14:ligatures w14:val="none"/>
+        </w:rPr>
+        <w:t>Prasit Leepreecha</w:t>
+      </w:r>
+      <w:r>
+        <w:rPr>
+          <w:rFonts w:ascii="TH SarabunPSK" w:eastAsia="Cordia New" w:hAnsi="TH SarabunPSK" w:cs="TH SarabunPSK"/>
+          <w:kern w:val="0"/>
+          <w:sz w:val="32"/>
+          <w:szCs w:val="32"/>
+          <w:cs/>
           <w14:ligatures w14:val="none"/>
         </w:rPr>
         <w:t xml:space="preserve"> </w:t>
       </w:r>
-      <w:proofErr w:type="spellStart"/>
-      <w:r>
-        <w:rPr>
-          <w:rFonts w:ascii="TH SarabunPSK" w:eastAsia="Cordia New" w:hAnsi="TH SarabunPSK" w:cs="TH SarabunPSK"/>
-          <w:kern w:val="0"/>
-          <w:sz w:val="32"/>
-          <w:szCs w:val="32"/>
-          <w14:ligatures w14:val="none"/>
-        </w:rPr>
-        <w:t>Boonyasaranai</w:t>
-      </w:r>
-      <w:proofErr w:type="spellEnd"/>
-      <w:r>
-        <w:rPr>
-          <w:rFonts w:ascii="TH SarabunPSK" w:eastAsia="Cordia New" w:hAnsi="TH SarabunPSK" w:cs="TH SarabunPSK"/>
-          <w:kern w:val="0"/>
-          <w:sz w:val="32"/>
-          <w:szCs w:val="32"/>
+      <w:r>
+        <w:rPr>
+          <w:rFonts w:ascii="TH SarabunPSK" w:eastAsia="Cordia New" w:hAnsi="TH SarabunPSK" w:cs="TH SarabunPSK"/>
+          <w:kern w:val="0"/>
+          <w:sz w:val="32"/>
+          <w:szCs w:val="32"/>
+          <w14:ligatures w14:val="none"/>
+        </w:rPr>
+        <w:t>and Songkran Jantakad</w:t>
+      </w:r>
+      <w:r>
+        <w:rPr>
+          <w:rFonts w:ascii="TH SarabunPSK" w:eastAsia="Cordia New" w:hAnsi="TH SarabunPSK" w:cs="TH SarabunPSK"/>
+          <w:kern w:val="0"/>
+          <w:sz w:val="32"/>
+          <w:szCs w:val="32"/>
+          <w:cs/>
           <w14:ligatures w14:val="none"/>
         </w:rPr>
         <w:t xml:space="preserve">. </w:t>
@@ -12322,207 +11681,60 @@
     <w:p>
       <w:pPr>
         <w:spacing w:after="0"/>
-        <w:ind w:left="1440" w:hanging="731"/>
-        <w:rPr>
-          <w:rFonts w:ascii="TH SarabunPSK" w:eastAsia="Cordia New" w:hAnsi="TH SarabunPSK" w:cs="TH SarabunPSK"/>
-          <w:kern w:val="0"/>
-          <w:sz w:val="32"/>
-          <w:szCs w:val="32"/>
-          <w14:ligatures w14:val="none"/>
-        </w:rPr>
-      </w:pPr>
-      <w:r>
-        <w:rPr>
-          <w:rFonts w:ascii="TH SarabunPSK" w:eastAsia="Cordia New" w:hAnsi="TH SarabunPSK" w:cs="TH SarabunPSK"/>
-          <w:kern w:val="0"/>
-          <w:sz w:val="32"/>
-          <w:szCs w:val="32"/>
-          <w14:ligatures w14:val="none"/>
-        </w:rPr>
-        <w:t>2017.</w:t>
-      </w:r>
-      <w:r>
-        <w:rPr>
-          <w:rFonts w:ascii="TH SarabunPSK" w:eastAsia="Cordia New" w:hAnsi="TH SarabunPSK" w:cs="TH SarabunPSK"/>
-          <w:kern w:val="0"/>
-          <w:sz w:val="32"/>
-          <w:szCs w:val="32"/>
-          <w14:ligatures w14:val="none"/>
-        </w:rPr>
-        <w:tab/>
-        <w:t>“</w:t>
-      </w:r>
-      <w:r>
-        <w:rPr>
-          <w:rFonts w:ascii="TH SarabunPSK" w:eastAsia="Cordia New" w:hAnsi="TH SarabunPSK" w:cs="TH SarabunPSK"/>
-          <w:i/>
-          <w:iCs/>
-          <w:kern w:val="0"/>
-          <w:sz w:val="32"/>
-          <w:szCs w:val="32"/>
-          <w14:ligatures w14:val="none"/>
-        </w:rPr>
-        <w:t xml:space="preserve">Khon Rai </w:t>
-      </w:r>
-      <w:proofErr w:type="spellStart"/>
-      <w:r>
-        <w:rPr>
-          <w:rFonts w:ascii="TH SarabunPSK" w:eastAsia="Cordia New" w:hAnsi="TH SarabunPSK" w:cs="TH SarabunPSK"/>
-          <w:i/>
-          <w:iCs/>
-          <w:kern w:val="0"/>
-          <w:sz w:val="32"/>
-          <w:szCs w:val="32"/>
-          <w14:ligatures w14:val="none"/>
-        </w:rPr>
-        <w:t>Sanchat</w:t>
-      </w:r>
-      <w:proofErr w:type="spellEnd"/>
-      <w:r>
-        <w:rPr>
-          <w:rFonts w:ascii="TH SarabunPSK" w:eastAsia="Cordia New" w:hAnsi="TH SarabunPSK" w:cs="TH SarabunPSK"/>
-          <w:kern w:val="0"/>
-          <w:sz w:val="32"/>
-          <w:szCs w:val="32"/>
-          <w14:ligatures w14:val="none"/>
-        </w:rPr>
-        <w:t xml:space="preserve">: Resident Aliens and the Paradox of National Integration in Thailand” in </w:t>
-      </w:r>
-      <w:r>
-        <w:rPr>
-          <w:rFonts w:ascii="TH SarabunPSK" w:eastAsia="Cordia New" w:hAnsi="TH SarabunPSK" w:cs="TH SarabunPSK"/>
-          <w:i/>
-          <w:iCs/>
-          <w:kern w:val="0"/>
-          <w:sz w:val="32"/>
-          <w:szCs w:val="32"/>
-          <w14:ligatures w14:val="none"/>
-        </w:rPr>
-        <w:t>Ethnic and Religious Identities and Integration in Southeast Asia</w:t>
-      </w:r>
-      <w:r>
-        <w:rPr>
-          <w:rFonts w:ascii="TH SarabunPSK" w:eastAsia="Cordia New" w:hAnsi="TH SarabunPSK" w:cs="TH SarabunPSK"/>
-          <w:kern w:val="0"/>
-          <w:sz w:val="32"/>
-          <w:szCs w:val="32"/>
-          <w14:ligatures w14:val="none"/>
-        </w:rPr>
-        <w:t>, Ooi Keat Gin and Volker Grabowsky, eds. Chiang Mai: Silkworm Books. Pp. 57-104.</w:t>
-      </w:r>
-    </w:p>
-    <w:p>
-      <w:pPr>
-        <w:spacing w:after="0"/>
-        <w:ind w:left="709" w:hanging="425"/>
-        <w:rPr>
-          <w:rFonts w:ascii="TH SarabunPSK" w:eastAsia="Cordia New" w:hAnsi="TH SarabunPSK" w:cs="TH SarabunPSK"/>
-          <w:kern w:val="0"/>
-          <w:sz w:val="32"/>
-          <w:szCs w:val="32"/>
-          <w14:ligatures w14:val="none"/>
-        </w:rPr>
-      </w:pPr>
-    </w:p>
-    <w:p>
-      <w:pPr>
-        <w:spacing w:after="0"/>
-        <w:ind w:left="709"/>
-        <w:rPr>
-          <w:rFonts w:ascii="TH SarabunPSK" w:eastAsia="Cordia New" w:hAnsi="TH SarabunPSK" w:cs="TH SarabunPSK"/>
-          <w:kern w:val="0"/>
-          <w:sz w:val="32"/>
-          <w:szCs w:val="32"/>
-          <w14:ligatures w14:val="none"/>
-        </w:rPr>
-      </w:pPr>
-      <w:r>
-        <w:rPr>
-          <w:rFonts w:ascii="TH SarabunPSK" w:eastAsia="Cordia New" w:hAnsi="TH SarabunPSK" w:cs="TH SarabunPSK"/>
-          <w:kern w:val="0"/>
-          <w:sz w:val="32"/>
-          <w:szCs w:val="32"/>
-          <w14:ligatures w14:val="none"/>
-        </w:rPr>
-        <w:t xml:space="preserve">Prasit Leepreecha, Don McCaskill, and </w:t>
-      </w:r>
-      <w:proofErr w:type="spellStart"/>
-      <w:r>
-        <w:rPr>
-          <w:rFonts w:ascii="TH SarabunPSK" w:eastAsia="Cordia New" w:hAnsi="TH SarabunPSK" w:cs="TH SarabunPSK"/>
-          <w:kern w:val="0"/>
-          <w:sz w:val="32"/>
-          <w:szCs w:val="32"/>
-          <w14:ligatures w14:val="none"/>
-        </w:rPr>
-        <w:t>Kwanchewan</w:t>
-      </w:r>
-      <w:proofErr w:type="spellEnd"/>
-      <w:r>
-        <w:rPr>
-          <w:rFonts w:ascii="TH SarabunPSK" w:eastAsia="Cordia New" w:hAnsi="TH SarabunPSK" w:cs="TH SarabunPSK"/>
-          <w:kern w:val="0"/>
-          <w:sz w:val="32"/>
-          <w:szCs w:val="32"/>
-          <w14:ligatures w14:val="none"/>
-        </w:rPr>
-        <w:t xml:space="preserve"> Buadaeng, eds.</w:t>
-      </w:r>
-    </w:p>
-    <w:p>
-      <w:pPr>
-        <w:spacing w:after="0"/>
-        <w:ind w:left="1440" w:hanging="731"/>
-        <w:rPr>
-          <w:rFonts w:ascii="TH SarabunPSK" w:eastAsia="Cordia New" w:hAnsi="TH SarabunPSK" w:cs="TH SarabunPSK"/>
-          <w:kern w:val="0"/>
-          <w:sz w:val="32"/>
-          <w:szCs w:val="32"/>
-          <w14:ligatures w14:val="none"/>
-        </w:rPr>
-      </w:pPr>
-      <w:r>
-        <w:rPr>
-          <w:rFonts w:ascii="TH SarabunPSK" w:eastAsia="Cordia New" w:hAnsi="TH SarabunPSK" w:cs="TH SarabunPSK"/>
-          <w:kern w:val="0"/>
-          <w:sz w:val="32"/>
-          <w:szCs w:val="32"/>
-          <w14:ligatures w14:val="none"/>
-        </w:rPr>
-        <w:t>2008</w:t>
-      </w:r>
-      <w:r>
-        <w:rPr>
-          <w:rFonts w:ascii="TH SarabunPSK" w:eastAsia="Cordia New" w:hAnsi="TH SarabunPSK" w:cs="TH SarabunPSK"/>
-          <w:kern w:val="0"/>
-          <w:sz w:val="32"/>
-          <w:szCs w:val="32"/>
-          <w14:ligatures w14:val="none"/>
-        </w:rPr>
-        <w:tab/>
-      </w:r>
-      <w:r>
-        <w:rPr>
-          <w:rFonts w:ascii="TH SarabunPSK" w:eastAsia="Cordia New" w:hAnsi="TH SarabunPSK" w:cs="TH SarabunPSK"/>
-          <w:i/>
-          <w:iCs/>
-          <w:kern w:val="0"/>
-          <w:sz w:val="32"/>
-          <w:szCs w:val="32"/>
-          <w14:ligatures w14:val="none"/>
-        </w:rPr>
-        <w:t xml:space="preserve">Challenging the Limits: Indigenous Peoples of the Mekong Region. </w:t>
-      </w:r>
-      <w:r>
-        <w:rPr>
-          <w:rFonts w:ascii="TH SarabunPSK" w:eastAsia="Cordia New" w:hAnsi="TH SarabunPSK" w:cs="TH SarabunPSK"/>
-          <w:kern w:val="0"/>
-          <w:sz w:val="32"/>
-          <w:szCs w:val="32"/>
-          <w14:ligatures w14:val="none"/>
-        </w:rPr>
-        <w:t>Chiang Mai: Mekong Press.</w:t>
-      </w:r>
+        <w:ind w:left="1418" w:hanging="709"/>
+        <w:rPr>
+          <w:rFonts w:ascii="TH SarabunPSK" w:eastAsia="Cordia New" w:hAnsi="TH SarabunPSK" w:cs="TH SarabunPSK"/>
+          <w:kern w:val="0"/>
+          <w:sz w:val="32"/>
+          <w:szCs w:val="32"/>
+          <w14:ligatures w14:val="none"/>
+        </w:rPr>
+      </w:pPr>
+      <w:r>
+        <w:rPr>
+          <w:rFonts w:ascii="TH SarabunPSK" w:eastAsia="Cordia New" w:hAnsi="TH SarabunPSK" w:cs="TH SarabunPSK"/>
+          <w:kern w:val="0"/>
+          <w:sz w:val="32"/>
+          <w:szCs w:val="32"/>
+          <w14:ligatures w14:val="none"/>
+        </w:rPr>
+        <w:t xml:space="preserve">2020. “The Stateless Tai Lue in Chiang Kham”, </w:t>
+      </w:r>
+      <w:r>
+        <w:rPr>
+          <w:rFonts w:ascii="TH SarabunPSK" w:eastAsia="Cordia New" w:hAnsi="TH SarabunPSK" w:cs="TH SarabunPSK"/>
+          <w:i/>
+          <w:iCs/>
+          <w:kern w:val="0"/>
+          <w:sz w:val="32"/>
+          <w:szCs w:val="32"/>
+          <w14:ligatures w14:val="none"/>
+        </w:rPr>
+        <w:t xml:space="preserve">ASR: CMU Journal of Social Sciences and Humanities </w:t>
+      </w:r>
+      <w:r>
+        <w:rPr>
+          <w:rFonts w:ascii="TH SarabunPSK" w:eastAsia="Cordia New" w:hAnsi="TH SarabunPSK" w:cs="TH SarabunPSK"/>
+          <w:kern w:val="0"/>
+          <w:sz w:val="32"/>
+          <w:szCs w:val="32"/>
+          <w14:ligatures w14:val="none"/>
+        </w:rPr>
+        <w:t>7(2): 1-15.</w:t>
+      </w:r>
+    </w:p>
+    <w:p>
+      <w:pPr>
+        <w:spacing w:after="0"/>
+        <w:ind w:left="1418" w:hanging="709"/>
+        <w:rPr>
+          <w:rFonts w:ascii="TH SarabunPSK" w:eastAsia="Cordia New" w:hAnsi="TH SarabunPSK" w:cs="TH SarabunPSK"/>
+          <w:kern w:val="0"/>
+          <w:sz w:val="32"/>
+          <w:szCs w:val="32"/>
+          <w14:ligatures w14:val="none"/>
+        </w:rPr>
+      </w:pPr>
     </w:p>
     <w:p>
       <w:pPr>
@@ -12536,313 +11748,38 @@
           <w14:ligatures w14:val="none"/>
         </w:rPr>
       </w:pPr>
-    </w:p>
-    <w:p>
-      <w:pPr>
-        <w:spacing w:after="0"/>
-        <w:ind w:left="284" w:hanging="284"/>
-        <w:rPr>
-          <w:rFonts w:ascii="TH SarabunPSK" w:eastAsia="Cordia New" w:hAnsi="TH SarabunPSK" w:cs="TH SarabunPSK"/>
-          <w:kern w:val="0"/>
-          <w:sz w:val="32"/>
-          <w:szCs w:val="32"/>
-          <w14:ligatures w14:val="none"/>
-        </w:rPr>
-      </w:pPr>
-      <w:r>
-        <w:rPr>
-          <w:rFonts w:ascii="TH SarabunPSK" w:eastAsia="Cordia New" w:hAnsi="TH SarabunPSK" w:cs="TH SarabunPSK"/>
-          <w:kern w:val="0"/>
-          <w:sz w:val="32"/>
-          <w:szCs w:val="32"/>
-          <w14:ligatures w14:val="none"/>
-        </w:rPr>
-        <w:tab/>
-      </w:r>
-      <w:r>
-        <w:rPr>
-          <w:rFonts w:ascii="TH SarabunPSK" w:eastAsia="Cordia New" w:hAnsi="TH SarabunPSK" w:cs="TH SarabunPSK"/>
-          <w:kern w:val="0"/>
-          <w:sz w:val="32"/>
-          <w:szCs w:val="32"/>
-          <w14:ligatures w14:val="none"/>
-        </w:rPr>
-        <w:tab/>
-        <w:t>Prasit Leepreecha and Meixi</w:t>
-      </w:r>
-    </w:p>
-    <w:p>
-      <w:pPr>
-        <w:spacing w:after="0"/>
-        <w:ind w:left="1418" w:hanging="698"/>
-        <w:rPr>
-          <w:rFonts w:ascii="TH SarabunPSK" w:eastAsia="Cordia New" w:hAnsi="TH SarabunPSK" w:cs="TH SarabunPSK"/>
-          <w:kern w:val="0"/>
-          <w:sz w:val="32"/>
-          <w:szCs w:val="32"/>
-          <w14:ligatures w14:val="none"/>
-        </w:rPr>
-      </w:pPr>
-      <w:r>
-        <w:rPr>
-          <w:rFonts w:ascii="TH SarabunPSK" w:eastAsia="Cordia New" w:hAnsi="TH SarabunPSK" w:cs="TH SarabunPSK"/>
-          <w:kern w:val="0"/>
-          <w:sz w:val="32"/>
-          <w:szCs w:val="32"/>
-          <w14:ligatures w14:val="none"/>
-        </w:rPr>
-        <w:t>2018</w:t>
-      </w:r>
-      <w:r>
-        <w:rPr>
-          <w:rFonts w:ascii="TH SarabunPSK" w:eastAsia="Cordia New" w:hAnsi="TH SarabunPSK" w:cs="TH SarabunPSK"/>
-          <w:kern w:val="0"/>
-          <w:sz w:val="32"/>
-          <w:szCs w:val="32"/>
-          <w14:ligatures w14:val="none"/>
-        </w:rPr>
-        <w:tab/>
-        <w:t xml:space="preserve">“Indigenous Educational Movements in Thailand” in </w:t>
-      </w:r>
-      <w:r>
-        <w:rPr>
-          <w:rFonts w:ascii="TH SarabunPSK" w:eastAsia="Cordia New" w:hAnsi="TH SarabunPSK" w:cs="TH SarabunPSK"/>
-          <w:i/>
-          <w:iCs/>
-          <w:kern w:val="0"/>
-          <w:sz w:val="32"/>
-          <w:szCs w:val="32"/>
-          <w14:ligatures w14:val="none"/>
-        </w:rPr>
-        <w:t>Handbook of Indigenous Education</w:t>
-      </w:r>
-      <w:r>
-        <w:rPr>
-          <w:rFonts w:ascii="TH SarabunPSK" w:eastAsia="Cordia New" w:hAnsi="TH SarabunPSK" w:cs="TH SarabunPSK"/>
-          <w:kern w:val="0"/>
-          <w:sz w:val="32"/>
-          <w:szCs w:val="32"/>
-          <w14:ligatures w14:val="none"/>
-        </w:rPr>
-        <w:t>, E.A. McKinley, L.T. Smith (eds.), pp: 1-20. Springer Nature Singapore Pte Ltd. (https://doi.org/10.1007/978-981-10-1839-8_55-1)</w:t>
-      </w:r>
-    </w:p>
-    <w:p>
-      <w:pPr>
-        <w:spacing w:after="0"/>
-        <w:ind w:left="1418" w:hanging="698"/>
-        <w:rPr>
-          <w:rFonts w:ascii="TH SarabunPSK" w:eastAsia="Cordia New" w:hAnsi="TH SarabunPSK" w:cs="TH SarabunPSK"/>
-          <w:kern w:val="0"/>
-          <w:sz w:val="32"/>
-          <w:szCs w:val="32"/>
-          <w14:ligatures w14:val="none"/>
-        </w:rPr>
-      </w:pPr>
-    </w:p>
-    <w:p>
-      <w:pPr>
-        <w:spacing w:after="0"/>
-        <w:ind w:left="1418" w:hanging="709"/>
-        <w:rPr>
-          <w:rFonts w:ascii="TH SarabunPSK" w:eastAsia="Cordia New" w:hAnsi="TH SarabunPSK" w:cs="TH SarabunPSK"/>
-          <w:kern w:val="0"/>
-          <w:sz w:val="32"/>
-          <w:szCs w:val="32"/>
-          <w14:ligatures w14:val="none"/>
-        </w:rPr>
-      </w:pPr>
-      <w:r>
-        <w:rPr>
-          <w:rFonts w:ascii="TH SarabunPSK" w:eastAsia="Cordia New" w:hAnsi="TH SarabunPSK" w:cs="TH SarabunPSK"/>
-          <w:kern w:val="0"/>
-          <w:sz w:val="32"/>
-          <w:szCs w:val="32"/>
-          <w14:ligatures w14:val="none"/>
-        </w:rPr>
-        <w:t>Prasit Leepreecha</w:t>
-      </w:r>
-      <w:r>
-        <w:rPr>
-          <w:rFonts w:ascii="TH SarabunPSK" w:eastAsia="Cordia New" w:hAnsi="TH SarabunPSK" w:cs="TH SarabunPSK"/>
-          <w:kern w:val="0"/>
-          <w:sz w:val="32"/>
-          <w:szCs w:val="32"/>
-          <w:cs/>
-          <w14:ligatures w14:val="none"/>
-        </w:rPr>
-        <w:t xml:space="preserve"> </w:t>
-      </w:r>
-      <w:r>
-        <w:rPr>
-          <w:rFonts w:ascii="TH SarabunPSK" w:eastAsia="Cordia New" w:hAnsi="TH SarabunPSK" w:cs="TH SarabunPSK"/>
-          <w:kern w:val="0"/>
-          <w:sz w:val="32"/>
-          <w:szCs w:val="32"/>
-          <w14:ligatures w14:val="none"/>
-        </w:rPr>
-        <w:t xml:space="preserve">and Songkran </w:t>
-      </w:r>
-      <w:proofErr w:type="spellStart"/>
-      <w:r>
-        <w:rPr>
-          <w:rFonts w:ascii="TH SarabunPSK" w:eastAsia="Cordia New" w:hAnsi="TH SarabunPSK" w:cs="TH SarabunPSK"/>
-          <w:kern w:val="0"/>
-          <w:sz w:val="32"/>
-          <w:szCs w:val="32"/>
-          <w14:ligatures w14:val="none"/>
-        </w:rPr>
-        <w:t>Jantakad</w:t>
-      </w:r>
-      <w:proofErr w:type="spellEnd"/>
-      <w:r>
-        <w:rPr>
-          <w:rFonts w:ascii="TH SarabunPSK" w:eastAsia="Cordia New" w:hAnsi="TH SarabunPSK" w:cs="TH SarabunPSK"/>
-          <w:kern w:val="0"/>
-          <w:sz w:val="32"/>
-          <w:szCs w:val="32"/>
-          <w:cs/>
-          <w14:ligatures w14:val="none"/>
-        </w:rPr>
-        <w:t xml:space="preserve">. </w:t>
-      </w:r>
-    </w:p>
-    <w:p>
-      <w:pPr>
-        <w:spacing w:after="0"/>
-        <w:ind w:left="1418" w:hanging="709"/>
-        <w:rPr>
-          <w:rFonts w:ascii="TH SarabunPSK" w:eastAsia="Cordia New" w:hAnsi="TH SarabunPSK" w:cs="TH SarabunPSK"/>
-          <w:kern w:val="0"/>
-          <w:sz w:val="32"/>
-          <w:szCs w:val="32"/>
-          <w14:ligatures w14:val="none"/>
-        </w:rPr>
-      </w:pPr>
-      <w:r>
-        <w:rPr>
-          <w:rFonts w:ascii="TH SarabunPSK" w:eastAsia="Cordia New" w:hAnsi="TH SarabunPSK" w:cs="TH SarabunPSK"/>
-          <w:kern w:val="0"/>
-          <w:sz w:val="32"/>
-          <w:szCs w:val="32"/>
-          <w14:ligatures w14:val="none"/>
-        </w:rPr>
-        <w:t xml:space="preserve">2020. “The Stateless Tai Lue in Chiang Kham”, </w:t>
-      </w:r>
-      <w:r>
-        <w:rPr>
-          <w:rFonts w:ascii="TH SarabunPSK" w:eastAsia="Cordia New" w:hAnsi="TH SarabunPSK" w:cs="TH SarabunPSK"/>
-          <w:i/>
-          <w:iCs/>
-          <w:kern w:val="0"/>
-          <w:sz w:val="32"/>
-          <w:szCs w:val="32"/>
-          <w14:ligatures w14:val="none"/>
-        </w:rPr>
-        <w:t xml:space="preserve">ASR: CMU Journal of Social Sciences and Humanities </w:t>
-      </w:r>
-      <w:r>
-        <w:rPr>
-          <w:rFonts w:ascii="TH SarabunPSK" w:eastAsia="Cordia New" w:hAnsi="TH SarabunPSK" w:cs="TH SarabunPSK"/>
-          <w:kern w:val="0"/>
-          <w:sz w:val="32"/>
-          <w:szCs w:val="32"/>
-          <w14:ligatures w14:val="none"/>
-        </w:rPr>
-        <w:t>7(2): 1-15.</w:t>
-      </w:r>
-    </w:p>
-    <w:p>
-      <w:pPr>
-        <w:spacing w:after="0"/>
-        <w:ind w:left="1418" w:hanging="709"/>
-        <w:rPr>
-          <w:rFonts w:ascii="TH SarabunPSK" w:eastAsia="Cordia New" w:hAnsi="TH SarabunPSK" w:cs="TH SarabunPSK"/>
-          <w:kern w:val="0"/>
-          <w:sz w:val="32"/>
-          <w:szCs w:val="32"/>
-          <w14:ligatures w14:val="none"/>
-        </w:rPr>
-      </w:pPr>
-    </w:p>
-    <w:p>
-      <w:pPr>
-        <w:spacing w:after="0"/>
-        <w:ind w:left="284" w:hanging="284"/>
-        <w:rPr>
-          <w:rFonts w:ascii="TH SarabunPSK" w:eastAsia="Cordia New" w:hAnsi="TH SarabunPSK" w:cs="TH SarabunPSK"/>
-          <w:kern w:val="0"/>
-          <w:sz w:val="32"/>
-          <w:szCs w:val="32"/>
-          <w14:ligatures w14:val="none"/>
-        </w:rPr>
-      </w:pPr>
-      <w:r>
-        <w:rPr>
-          <w:rFonts w:ascii="TH SarabunPSK" w:eastAsia="Cordia New" w:hAnsi="TH SarabunPSK" w:cs="TH SarabunPSK"/>
-          <w:kern w:val="0"/>
-          <w:sz w:val="32"/>
-          <w:szCs w:val="32"/>
-          <w:cs/>
-          <w14:ligatures w14:val="none"/>
-        </w:rPr>
-        <w:tab/>
-      </w:r>
-      <w:r>
-        <w:rPr>
-          <w:rFonts w:ascii="TH SarabunPSK" w:eastAsia="Cordia New" w:hAnsi="TH SarabunPSK" w:cs="TH SarabunPSK"/>
-          <w:kern w:val="0"/>
-          <w:sz w:val="32"/>
-          <w:szCs w:val="32"/>
-          <w:cs/>
-          <w14:ligatures w14:val="none"/>
-        </w:rPr>
-        <w:tab/>
-      </w:r>
-      <w:r>
-        <w:rPr>
-          <w:rFonts w:ascii="TH SarabunPSK" w:eastAsia="Cordia New" w:hAnsi="TH SarabunPSK" w:cs="TH SarabunPSK"/>
-          <w:kern w:val="0"/>
-          <w:sz w:val="32"/>
-          <w:szCs w:val="32"/>
-          <w14:ligatures w14:val="none"/>
-        </w:rPr>
-        <w:t xml:space="preserve">Rutherford, Jeff, Prasit Leepreecha, and </w:t>
-      </w:r>
-      <w:proofErr w:type="spellStart"/>
-      <w:r>
-        <w:rPr>
-          <w:rFonts w:ascii="TH SarabunPSK" w:eastAsia="Cordia New" w:hAnsi="TH SarabunPSK" w:cs="TH SarabunPSK"/>
-          <w:kern w:val="0"/>
-          <w:sz w:val="32"/>
-          <w:szCs w:val="32"/>
-          <w14:ligatures w14:val="none"/>
-        </w:rPr>
-        <w:t>Panadda</w:t>
-      </w:r>
-      <w:proofErr w:type="spellEnd"/>
-      <w:r>
-        <w:rPr>
-          <w:rFonts w:ascii="TH SarabunPSK" w:eastAsia="Cordia New" w:hAnsi="TH SarabunPSK" w:cs="TH SarabunPSK"/>
-          <w:kern w:val="0"/>
-          <w:sz w:val="32"/>
-          <w:szCs w:val="32"/>
-          <w14:ligatures w14:val="none"/>
-        </w:rPr>
-        <w:t xml:space="preserve"> </w:t>
-      </w:r>
-      <w:proofErr w:type="spellStart"/>
-      <w:r>
-        <w:rPr>
-          <w:rFonts w:ascii="TH SarabunPSK" w:eastAsia="Cordia New" w:hAnsi="TH SarabunPSK" w:cs="TH SarabunPSK"/>
-          <w:kern w:val="0"/>
-          <w:sz w:val="32"/>
-          <w:szCs w:val="32"/>
-          <w14:ligatures w14:val="none"/>
-        </w:rPr>
-        <w:t>Boonyasaranai</w:t>
-      </w:r>
-      <w:proofErr w:type="spellEnd"/>
+      <w:r>
+        <w:rPr>
+          <w:rFonts w:ascii="TH SarabunPSK" w:eastAsia="Cordia New" w:hAnsi="TH SarabunPSK" w:cs="TH SarabunPSK"/>
+          <w:kern w:val="0"/>
+          <w:sz w:val="32"/>
+          <w:szCs w:val="32"/>
+          <w:cs/>
+          <w14:ligatures w14:val="none"/>
+        </w:rPr>
+        <w:tab/>
+      </w:r>
+      <w:r>
+        <w:rPr>
+          <w:rFonts w:ascii="TH SarabunPSK" w:eastAsia="Cordia New" w:hAnsi="TH SarabunPSK" w:cs="TH SarabunPSK"/>
+          <w:kern w:val="0"/>
+          <w:sz w:val="32"/>
+          <w:szCs w:val="32"/>
+          <w:cs/>
+          <w14:ligatures w14:val="none"/>
+        </w:rPr>
+        <w:tab/>
+      </w:r>
+      <w:r>
+        <w:rPr>
+          <w:rFonts w:ascii="TH SarabunPSK" w:eastAsia="Cordia New" w:hAnsi="TH SarabunPSK" w:cs="TH SarabunPSK"/>
+          <w:kern w:val="0"/>
+          <w:sz w:val="32"/>
+          <w:szCs w:val="32"/>
+          <w14:ligatures w14:val="none"/>
+        </w:rPr>
+        <w:t>Rutherford, Jeff, Prasit Leepreecha, and Panadda Boonyasaranai</w:t>
+      </w:r>
     </w:p>
     <w:p>
       <w:pPr>
@@ -12897,33 +11834,7 @@
           <w:szCs w:val="32"/>
           <w14:ligatures w14:val="none"/>
         </w:rPr>
-        <w:t xml:space="preserve">Blame) Can it </w:t>
-      </w:r>
-      <w:proofErr w:type="gramStart"/>
-      <w:r>
-        <w:rPr>
-          <w:rFonts w:ascii="TH SarabunPSK" w:eastAsia="Cordia New" w:hAnsi="TH SarabunPSK" w:cs="TH SarabunPSK"/>
-          <w:i/>
-          <w:iCs/>
-          <w:kern w:val="0"/>
-          <w:sz w:val="32"/>
-          <w:szCs w:val="32"/>
-          <w14:ligatures w14:val="none"/>
-        </w:rPr>
-        <w:t>Claim?:</w:t>
-      </w:r>
-      <w:proofErr w:type="gramEnd"/>
-      <w:r>
-        <w:rPr>
-          <w:rFonts w:ascii="TH SarabunPSK" w:eastAsia="Cordia New" w:hAnsi="TH SarabunPSK" w:cs="TH SarabunPSK"/>
-          <w:i/>
-          <w:iCs/>
-          <w:kern w:val="0"/>
-          <w:sz w:val="32"/>
-          <w:szCs w:val="32"/>
-          <w14:ligatures w14:val="none"/>
-        </w:rPr>
-        <w:t xml:space="preserve"> Results of Six Village Case Studies</w:t>
+        <w:t>Blame) Can it Claim?: Results of Six Village Case Studies</w:t>
       </w:r>
       <w:r>
         <w:rPr>
@@ -12969,29 +11880,8 @@
           <w:szCs w:val="32"/>
           <w14:ligatures w14:val="none"/>
         </w:rPr>
-        <w:t xml:space="preserve">Urai </w:t>
-      </w:r>
-      <w:proofErr w:type="spellStart"/>
-      <w:r>
-        <w:rPr>
-          <w:rFonts w:ascii="TH SarabunPSK" w:eastAsia="Cordia New" w:hAnsi="TH SarabunPSK" w:cs="TH SarabunPSK"/>
-          <w:kern w:val="0"/>
-          <w:sz w:val="32"/>
-          <w:szCs w:val="32"/>
-          <w14:ligatures w14:val="none"/>
-        </w:rPr>
-        <w:t>Yangcheepsujarit</w:t>
-      </w:r>
-      <w:proofErr w:type="spellEnd"/>
-      <w:r>
-        <w:rPr>
-          <w:rFonts w:ascii="TH SarabunPSK" w:eastAsia="Cordia New" w:hAnsi="TH SarabunPSK" w:cs="TH SarabunPSK"/>
-          <w:kern w:val="0"/>
-          <w:sz w:val="32"/>
-          <w:szCs w:val="32"/>
-          <w14:ligatures w14:val="none"/>
-        </w:rPr>
-        <w:t xml:space="preserve"> and Prasit Leepreecha. </w:t>
+        <w:lastRenderedPageBreak/>
+        <w:t xml:space="preserve">Urai Yangcheepsujarit and Prasit Leepreecha. </w:t>
       </w:r>
     </w:p>
     <w:p>
